--- a/src/interpretations/destiny-matrix-interpretation-guideline.docx
+++ b/src/interpretations/destiny-matrix-interpretation-guideline.docx
@@ -97,15 +97,7 @@
     </w:p>
     <w:p>
       <w:r>
-        <w:t xml:space="preserve">The Destiny Matrix calculator on astrodestinymatrix.com takes a person's date of birth and generates a </w:t>
-      </w:r>
-      <w:proofErr w:type="spellStart"/>
-      <w:r>
-        <w:t>personalised</w:t>
-      </w:r>
-      <w:proofErr w:type="spellEnd"/>
-      <w:r>
-        <w:t xml:space="preserve"> spiritual reading — roughly 11,000 to 14,000 words of written interpretation. The reading is structured into 16 named sections, each exploring a different dimension of the person's life: who they are at their core, how they show up in the world, their relationship patterns, their money energy, their life purpose, their karmic inheritance, their family blueprint, and more. Every user gets a unique reading based on their birth date. No two readings are identical.</w:t>
+        <w:t>The Destiny Matrix calculator on astrodestinymatrix.com takes a person's date of birth and generates a personalised spiritual reading — roughly 11,000 to 14,000 words of written interpretation. The reading is structured into 16 named sections, each exploring a different dimension of the person's life: who they are at their core, how they show up in the world, their relationship patterns, their money energy, their life purpose, their karmic inheritance, their family blueprint, and more. Every user gets a unique reading based on their birth date. No two readings are identical.</w:t>
       </w:r>
     </w:p>
     <w:p/>
@@ -123,15 +115,7 @@
     </w:p>
     <w:p>
       <w:r>
-        <w:t xml:space="preserve">This document is the master plan for the written content library that powers those readings. It defines every section, every subsection, every word count target, every content rule, and every file structure decision. Any person or AI tool given this document should be able to contribute accurately to the content without needing to ask additional questions. Think of it as the blueprint for a large writing project — content that needs to be written, </w:t>
-      </w:r>
-      <w:proofErr w:type="spellStart"/>
-      <w:r>
-        <w:t>organised</w:t>
-      </w:r>
-      <w:proofErr w:type="spellEnd"/>
-      <w:r>
-        <w:t>, and wired into the calculator. This version (2.2) supersedes version 2.1 by redesigning Section 15 (Body and Energy Map): each chakra entry now contains three merged prose paragraphs (Physics, Energy, Emotions) of 80–90 words each, unlabeled and unseparated by headings, replacing the earlier 20–30 word diagnostic entry design. All dependent word counts are updated throughout.</w:t>
+        <w:t>This document is the master plan for the written content library that powers those readings. It defines every section, every subsection, every word count target, every content rule, and every file structure decision. Any person or AI tool given this document should be able to contribute accurately to the content without needing to ask additional questions. Think of it as the blueprint for a large writing project — content that needs to be written, organised, and wired into the calculator. This version (2.2) supersedes version 2.1 by redesigning Section 15 (Body and Energy Map): each chakra entry now contains three merged prose paragraphs (Physics, Energy, Emotions) of 80–90 words each, unlabeled and unseparated by headings, replacing the earlier 20–30 word diagnostic entry design. All dependent word counts are updated throughout.</w:t>
       </w:r>
     </w:p>
     <w:p/>
@@ -144,17 +128,8 @@
           <w:b/>
           <w:bCs/>
         </w:rPr>
-        <w:t xml:space="preserve">How the Reading Is </w:t>
-      </w:r>
-      <w:proofErr w:type="spellStart"/>
-      <w:r>
-        <w:rPr>
-          <w:b/>
-          <w:bCs/>
-        </w:rPr>
-        <w:t>Organised</w:t>
-      </w:r>
-      <w:proofErr w:type="spellEnd"/>
+        <w:t>How the Reading Is Organised</w:t>
+      </w:r>
     </w:p>
     <w:p>
       <w:r>
@@ -244,15 +219,7 @@
         <w:t>176,000–182,000 words</w:t>
       </w:r>
       <w:r>
-        <w:t xml:space="preserve"> of original content — written in second person, warm and direct in tone, psychologically grounded, and distinct across all 22 arcana entries per section. The Body and Energy Map section (</w:t>
-      </w:r>
-      <w:proofErr w:type="spellStart"/>
-      <w:r>
-        <w:t>chakras.json</w:t>
-      </w:r>
-      <w:proofErr w:type="spellEnd"/>
-      <w:r>
-        <w:t>) alone contributes approximately 37,000–42,000 words across all 154 entries (7 chakras × 22 values), each entry containing 3 paragraphs of 80–90 words. Every word is unique: no content is duplicated, reused, or generated in parallel. This is a significant writing project. The planned workflow is GPT-4o for first drafts, Claude for review and quality editing, then assembly into structured files and integration into the calculator.</w:t>
+        <w:t xml:space="preserve"> of original content — written in second person, warm and direct in tone, psychologically grounded, and distinct across all 22 arcana entries per section. The Body and Energy Map section (chakras.json) alone contributes approximately 37,000–42,000 words across all 154 entries (7 chakras × 22 values), each entry containing 3 paragraphs of 80–90 words. Every word is unique: no content is duplicated, reused, or generated in parallel. This is a significant writing project. The planned workflow is GPT-4o for first drafts, Claude for review and quality editing, then assembly into structured files and integration into the calculator.</w:t>
       </w:r>
     </w:p>
     <w:p/>
@@ -288,15 +255,7 @@
     </w:p>
     <w:p>
       <w:r>
-        <w:t>Content generation begins with point-</w:t>
-      </w:r>
-      <w:proofErr w:type="spellStart"/>
-      <w:r>
-        <w:t>a.json</w:t>
-      </w:r>
-      <w:proofErr w:type="spellEnd"/>
-      <w:r>
-        <w:t xml:space="preserve"> — the Core Self section, which maps to the most fundamental point of the matrix. It is the most important section of the reading and sets the tone template for every section that follows. Each file is written one at a time, reviewed, and confirmed before the next is started. The full build sequence is documented in Section 12 of this plan.</w:t>
+        <w:t>Content generation begins with point-a.json — the Core Self section, which maps to the most fundamental point of the matrix. It is the most important section of the reading and sets the tone template for every section that follows. Each file is written one at a time, reviewed, and confirmed before the next is started. The full build sequence is documented in Section 12 of this plan.</w:t>
       </w:r>
     </w:p>
     <w:p/>
@@ -340,12 +299,6 @@
         <w:gridCol w:w="5400"/>
       </w:tblGrid>
       <w:tr>
-        <w:tblPrEx>
-          <w:tblCellMar>
-            <w:top w:w="0" w:type="dxa"/>
-            <w:bottom w:w="0" w:type="dxa"/>
-          </w:tblCellMar>
-        </w:tblPrEx>
         <w:trPr>
           <w:tblHeader/>
         </w:trPr>
@@ -381,12 +334,6 @@
         </w:tc>
       </w:tr>
       <w:tr>
-        <w:tblPrEx>
-          <w:tblCellMar>
-            <w:top w:w="0" w:type="dxa"/>
-            <w:bottom w:w="0" w:type="dxa"/>
-          </w:tblCellMar>
-        </w:tblPrEx>
         <w:tc>
           <w:tcPr>
             <w:tcW w:w="3600" w:type="dxa"/>
@@ -409,12 +356,6 @@
         </w:tc>
       </w:tr>
       <w:tr>
-        <w:tblPrEx>
-          <w:tblCellMar>
-            <w:top w:w="0" w:type="dxa"/>
-            <w:bottom w:w="0" w:type="dxa"/>
-          </w:tblCellMar>
-        </w:tblPrEx>
         <w:tc>
           <w:tcPr>
             <w:tcW w:w="3600" w:type="dxa"/>
@@ -437,12 +378,6 @@
         </w:tc>
       </w:tr>
       <w:tr>
-        <w:tblPrEx>
-          <w:tblCellMar>
-            <w:top w:w="0" w:type="dxa"/>
-            <w:bottom w:w="0" w:type="dxa"/>
-          </w:tblCellMar>
-        </w:tblPrEx>
         <w:tc>
           <w:tcPr>
             <w:tcW w:w="3600" w:type="dxa"/>
@@ -465,12 +400,6 @@
         </w:tc>
       </w:tr>
       <w:tr>
-        <w:tblPrEx>
-          <w:tblCellMar>
-            <w:top w:w="0" w:type="dxa"/>
-            <w:bottom w:w="0" w:type="dxa"/>
-          </w:tblCellMar>
-        </w:tblPrEx>
         <w:tc>
           <w:tcPr>
             <w:tcW w:w="3600" w:type="dxa"/>
@@ -493,12 +422,6 @@
         </w:tc>
       </w:tr>
       <w:tr>
-        <w:tblPrEx>
-          <w:tblCellMar>
-            <w:top w:w="0" w:type="dxa"/>
-            <w:bottom w:w="0" w:type="dxa"/>
-          </w:tblCellMar>
-        </w:tblPrEx>
         <w:tc>
           <w:tcPr>
             <w:tcW w:w="3600" w:type="dxa"/>
@@ -521,12 +444,6 @@
         </w:tc>
       </w:tr>
       <w:tr>
-        <w:tblPrEx>
-          <w:tblCellMar>
-            <w:top w:w="0" w:type="dxa"/>
-            <w:bottom w:w="0" w:type="dxa"/>
-          </w:tblCellMar>
-        </w:tblPrEx>
         <w:tc>
           <w:tcPr>
             <w:tcW w:w="3600" w:type="dxa"/>
@@ -549,12 +466,6 @@
         </w:tc>
       </w:tr>
       <w:tr>
-        <w:tblPrEx>
-          <w:tblCellMar>
-            <w:top w:w="0" w:type="dxa"/>
-            <w:bottom w:w="0" w:type="dxa"/>
-          </w:tblCellMar>
-        </w:tblPrEx>
         <w:tc>
           <w:tcPr>
             <w:tcW w:w="3600" w:type="dxa"/>
@@ -577,12 +488,6 @@
         </w:tc>
       </w:tr>
       <w:tr>
-        <w:tblPrEx>
-          <w:tblCellMar>
-            <w:top w:w="0" w:type="dxa"/>
-            <w:bottom w:w="0" w:type="dxa"/>
-          </w:tblCellMar>
-        </w:tblPrEx>
         <w:tc>
           <w:tcPr>
             <w:tcW w:w="3600" w:type="dxa"/>
@@ -613,12 +518,6 @@
         </w:tc>
       </w:tr>
       <w:tr>
-        <w:tblPrEx>
-          <w:tblCellMar>
-            <w:top w:w="0" w:type="dxa"/>
-            <w:bottom w:w="0" w:type="dxa"/>
-          </w:tblCellMar>
-        </w:tblPrEx>
         <w:tc>
           <w:tcPr>
             <w:tcW w:w="3600" w:type="dxa"/>
@@ -641,12 +540,6 @@
         </w:tc>
       </w:tr>
       <w:tr>
-        <w:tblPrEx>
-          <w:tblCellMar>
-            <w:top w:w="0" w:type="dxa"/>
-            <w:bottom w:w="0" w:type="dxa"/>
-          </w:tblCellMar>
-        </w:tblPrEx>
         <w:tc>
           <w:tcPr>
             <w:tcW w:w="3600" w:type="dxa"/>
@@ -670,12 +563,6 @@
         </w:tc>
       </w:tr>
       <w:tr>
-        <w:tblPrEx>
-          <w:tblCellMar>
-            <w:top w:w="0" w:type="dxa"/>
-            <w:bottom w:w="0" w:type="dxa"/>
-          </w:tblCellMar>
-        </w:tblPrEx>
         <w:tc>
           <w:tcPr>
             <w:tcW w:w="3600" w:type="dxa"/>
@@ -698,12 +585,6 @@
         </w:tc>
       </w:tr>
       <w:tr>
-        <w:tblPrEx>
-          <w:tblCellMar>
-            <w:top w:w="0" w:type="dxa"/>
-            <w:bottom w:w="0" w:type="dxa"/>
-          </w:tblCellMar>
-        </w:tblPrEx>
         <w:tc>
           <w:tcPr>
             <w:tcW w:w="3600" w:type="dxa"/>
@@ -726,12 +607,6 @@
         </w:tc>
       </w:tr>
       <w:tr>
-        <w:tblPrEx>
-          <w:tblCellMar>
-            <w:top w:w="0" w:type="dxa"/>
-            <w:bottom w:w="0" w:type="dxa"/>
-          </w:tblCellMar>
-        </w:tblPrEx>
         <w:tc>
           <w:tcPr>
             <w:tcW w:w="3600" w:type="dxa"/>
@@ -754,12 +629,6 @@
         </w:tc>
       </w:tr>
       <w:tr>
-        <w:tblPrEx>
-          <w:tblCellMar>
-            <w:top w:w="0" w:type="dxa"/>
-            <w:bottom w:w="0" w:type="dxa"/>
-          </w:tblCellMar>
-        </w:tblPrEx>
         <w:tc>
           <w:tcPr>
             <w:tcW w:w="3600" w:type="dxa"/>
@@ -782,12 +651,6 @@
         </w:tc>
       </w:tr>
       <w:tr>
-        <w:tblPrEx>
-          <w:tblCellMar>
-            <w:top w:w="0" w:type="dxa"/>
-            <w:bottom w:w="0" w:type="dxa"/>
-          </w:tblCellMar>
-        </w:tblPrEx>
         <w:tc>
           <w:tcPr>
             <w:tcW w:w="3600" w:type="dxa"/>
@@ -810,12 +673,6 @@
         </w:tc>
       </w:tr>
       <w:tr>
-        <w:tblPrEx>
-          <w:tblCellMar>
-            <w:top w:w="0" w:type="dxa"/>
-            <w:bottom w:w="0" w:type="dxa"/>
-          </w:tblCellMar>
-        </w:tblPrEx>
         <w:tc>
           <w:tcPr>
             <w:tcW w:w="3600" w:type="dxa"/>
@@ -838,12 +695,6 @@
         </w:tc>
       </w:tr>
       <w:tr>
-        <w:tblPrEx>
-          <w:tblCellMar>
-            <w:top w:w="0" w:type="dxa"/>
-            <w:bottom w:w="0" w:type="dxa"/>
-          </w:tblCellMar>
-        </w:tblPrEx>
         <w:tc>
           <w:tcPr>
             <w:tcW w:w="3600" w:type="dxa"/>
@@ -860,42 +711,12 @@
           </w:tcPr>
           <w:p>
             <w:r>
-              <w:t>CONFIRMED: keyed to calculator id prefixes × computed value (1–22) = 154 total entries (7 chakras × 22 values). Each entry contains 3 merged prose paragraphs (</w:t>
-            </w:r>
-            <w:proofErr w:type="spellStart"/>
-            <w:r>
-              <w:t>physics_text</w:t>
-            </w:r>
-            <w:proofErr w:type="spellEnd"/>
-            <w:r>
-              <w:t xml:space="preserve">, </w:t>
-            </w:r>
-            <w:proofErr w:type="spellStart"/>
-            <w:r>
-              <w:t>energy_text</w:t>
-            </w:r>
-            <w:proofErr w:type="spellEnd"/>
-            <w:r>
-              <w:t xml:space="preserve">, </w:t>
-            </w:r>
-            <w:proofErr w:type="spellStart"/>
-            <w:r>
-              <w:t>emotions_text</w:t>
-            </w:r>
-            <w:proofErr w:type="spellEnd"/>
-            <w:r>
-              <w:t>), 80–90 words each, rendered as continuous unlabeled prose in the UI.</w:t>
-            </w:r>
-          </w:p>
-        </w:tc>
-      </w:tr>
-      <w:tr>
-        <w:tblPrEx>
-          <w:tblCellMar>
-            <w:top w:w="0" w:type="dxa"/>
-            <w:bottom w:w="0" w:type="dxa"/>
-          </w:tblCellMar>
-        </w:tblPrEx>
+              <w:t>CONFIRMED: keyed to calculator id prefixes × computed value (1–22) = 154 total entries (7 chakras × 22 values). Each entry contains 3 merged prose paragraphs (physics_text, energy_text, emotions_text), 80–90 words each, rendered as continuous unlabeled prose in the UI.</w:t>
+            </w:r>
+          </w:p>
+        </w:tc>
+      </w:tr>
+      <w:tr>
         <w:tc>
           <w:tcPr>
             <w:tcW w:w="3600" w:type="dxa"/>
@@ -918,12 +739,6 @@
         </w:tc>
       </w:tr>
       <w:tr>
-        <w:tblPrEx>
-          <w:tblCellMar>
-            <w:top w:w="0" w:type="dxa"/>
-            <w:bottom w:w="0" w:type="dxa"/>
-          </w:tblCellMar>
-        </w:tblPrEx>
         <w:tc>
           <w:tcPr>
             <w:tcW w:w="3600" w:type="dxa"/>
@@ -946,12 +761,6 @@
         </w:tc>
       </w:tr>
       <w:tr>
-        <w:tblPrEx>
-          <w:tblCellMar>
-            <w:top w:w="0" w:type="dxa"/>
-            <w:bottom w:w="0" w:type="dxa"/>
-          </w:tblCellMar>
-        </w:tblPrEx>
         <w:tc>
           <w:tcPr>
             <w:tcW w:w="3600" w:type="dxa"/>
@@ -968,26 +777,12 @@
           </w:tcPr>
           <w:p>
             <w:r>
-              <w:t>CONFIRMED: standardized to "</w:t>
-            </w:r>
-            <w:proofErr w:type="spellStart"/>
-            <w:r>
-              <w:t>Svadhisthana</w:t>
-            </w:r>
-            <w:proofErr w:type="spellEnd"/>
-            <w:r>
-              <w:t>" throughout this document.</w:t>
-            </w:r>
-          </w:p>
-        </w:tc>
-      </w:tr>
-      <w:tr>
-        <w:tblPrEx>
-          <w:tblCellMar>
-            <w:top w:w="0" w:type="dxa"/>
-            <w:bottom w:w="0" w:type="dxa"/>
-          </w:tblCellMar>
-        </w:tblPrEx>
+              <w:t>CONFIRMED: standardized to "Svadhisthana" throughout this document.</w:t>
+            </w:r>
+          </w:p>
+        </w:tc>
+      </w:tr>
+      <w:tr>
         <w:tc>
           <w:tcPr>
             <w:tcW w:w="3600" w:type="dxa"/>
@@ -1004,26 +799,12 @@
           </w:tcPr>
           <w:p>
             <w:r>
-              <w:t>CONFIRMED: standardized to "</w:t>
-            </w:r>
-            <w:proofErr w:type="spellStart"/>
-            <w:r>
-              <w:t>Sahasrara</w:t>
-            </w:r>
-            <w:proofErr w:type="spellEnd"/>
-            <w:r>
-              <w:t>" throughout this document.</w:t>
-            </w:r>
-          </w:p>
-        </w:tc>
-      </w:tr>
-      <w:tr>
-        <w:tblPrEx>
-          <w:tblCellMar>
-            <w:top w:w="0" w:type="dxa"/>
-            <w:bottom w:w="0" w:type="dxa"/>
-          </w:tblCellMar>
-        </w:tblPrEx>
+              <w:t>CONFIRMED: standardized to "Sahasrara" throughout this document.</w:t>
+            </w:r>
+          </w:p>
+        </w:tc>
+      </w:tr>
+      <w:tr>
         <w:tc>
           <w:tcPr>
             <w:tcW w:w="3600" w:type="dxa"/>
@@ -1046,12 +827,6 @@
         </w:tc>
       </w:tr>
       <w:tr>
-        <w:tblPrEx>
-          <w:tblCellMar>
-            <w:top w:w="0" w:type="dxa"/>
-            <w:bottom w:w="0" w:type="dxa"/>
-          </w:tblCellMar>
-        </w:tblPrEx>
         <w:tc>
           <w:tcPr>
             <w:tcW w:w="3600" w:type="dxa"/>
@@ -1074,12 +849,6 @@
         </w:tc>
       </w:tr>
       <w:tr>
-        <w:tblPrEx>
-          <w:tblCellMar>
-            <w:top w:w="0" w:type="dxa"/>
-            <w:bottom w:w="0" w:type="dxa"/>
-          </w:tblCellMar>
-        </w:tblPrEx>
         <w:tc>
           <w:tcPr>
             <w:tcW w:w="3600" w:type="dxa"/>
@@ -1102,12 +871,6 @@
         </w:tc>
       </w:tr>
       <w:tr>
-        <w:tblPrEx>
-          <w:tblCellMar>
-            <w:top w:w="0" w:type="dxa"/>
-            <w:bottom w:w="0" w:type="dxa"/>
-          </w:tblCellMar>
-        </w:tblPrEx>
         <w:tc>
           <w:tcPr>
             <w:tcW w:w="3600" w:type="dxa"/>
@@ -1124,26 +887,12 @@
           </w:tcPr>
           <w:p>
             <w:r>
-              <w:t xml:space="preserve">~176,000–182,000 words (free tier library). Built from: ~140,000 words across the 15 non-chakra files (unchanged) + ~37,000–42,000 words for the redesigned </w:t>
-            </w:r>
-            <w:proofErr w:type="spellStart"/>
-            <w:r>
-              <w:t>chakras.json</w:t>
-            </w:r>
-            <w:proofErr w:type="spellEnd"/>
-            <w:r>
-              <w:t xml:space="preserve"> (154 entries × 3 paragraphs × 80–90 words each).</w:t>
-            </w:r>
-          </w:p>
-        </w:tc>
-      </w:tr>
-      <w:tr>
-        <w:tblPrEx>
-          <w:tblCellMar>
-            <w:top w:w="0" w:type="dxa"/>
-            <w:bottom w:w="0" w:type="dxa"/>
-          </w:tblCellMar>
-        </w:tblPrEx>
+              <w:t>~176,000–182,000 words (free tier library). Built from: ~140,000 words across the 15 non-chakra files (unchanged) + ~37,000–42,000 words for the redesigned chakras.json (154 entries × 3 paragraphs × 80–90 words each).</w:t>
+            </w:r>
+          </w:p>
+        </w:tc>
+      </w:tr>
+      <w:tr>
         <w:tc>
           <w:tcPr>
             <w:tcW w:w="3600" w:type="dxa"/>
@@ -1166,12 +915,6 @@
         </w:tc>
       </w:tr>
       <w:tr>
-        <w:tblPrEx>
-          <w:tblCellMar>
-            <w:top w:w="0" w:type="dxa"/>
-            <w:bottom w:w="0" w:type="dxa"/>
-          </w:tblCellMar>
-        </w:tblPrEx>
         <w:tc>
           <w:tcPr>
             <w:tcW w:w="3600" w:type="dxa"/>
@@ -1194,12 +937,6 @@
         </w:tc>
       </w:tr>
       <w:tr>
-        <w:tblPrEx>
-          <w:tblCellMar>
-            <w:top w:w="0" w:type="dxa"/>
-            <w:bottom w:w="0" w:type="dxa"/>
-          </w:tblCellMar>
-        </w:tblPrEx>
         <w:tc>
           <w:tcPr>
             <w:tcW w:w="3600" w:type="dxa"/>
@@ -1222,12 +959,6 @@
         </w:tc>
       </w:tr>
       <w:tr>
-        <w:tblPrEx>
-          <w:tblCellMar>
-            <w:top w:w="0" w:type="dxa"/>
-            <w:bottom w:w="0" w:type="dxa"/>
-          </w:tblCellMar>
-        </w:tblPrEx>
         <w:tc>
           <w:tcPr>
             <w:tcW w:w="3600" w:type="dxa"/>
@@ -1250,12 +981,6 @@
         </w:tc>
       </w:tr>
       <w:tr>
-        <w:tblPrEx>
-          <w:tblCellMar>
-            <w:top w:w="0" w:type="dxa"/>
-            <w:bottom w:w="0" w:type="dxa"/>
-          </w:tblCellMar>
-        </w:tblPrEx>
         <w:tc>
           <w:tcPr>
             <w:tcW w:w="3600" w:type="dxa"/>
@@ -1329,15 +1054,7 @@
     </w:p>
     <w:p>
       <w:r>
-        <w:t xml:space="preserve">The Destiny Matrix calculator takes a user's date of birth (day, month, year) and computes a set of numerological points derived from an original 22-Arcana-inspired system. These points are plotted on a visual matrix chart (SVG). Each point resolves to a number between 1 and 22. The </w:t>
-      </w:r>
-      <w:proofErr w:type="spellStart"/>
-      <w:r>
-        <w:t>reduceNumber</w:t>
-      </w:r>
-      <w:proofErr w:type="spellEnd"/>
-      <w:r>
-        <w:t>() function reduces any value above 22 by summing its digits; it does not preserve or check for master numbers. Numbers 11 and 22 are valid outputs only because they are ≤22 and are not further reduced, but they carry no special status. 33 cannot be an output (33 &gt; 22, so it reduces to 6).</w:t>
+        <w:t>The Destiny Matrix calculator takes a user's date of birth (day, month, year) and computes a set of numerological points derived from an original 22-Arcana-inspired system. These points are plotted on a visual matrix chart (SVG). Each point resolves to a number between 1 and 22. The reduceNumber() function reduces any value above 22 by summing its digits; it does not preserve or check for master numbers. Numbers 11 and 22 are valid outputs only because they are ≤22 and are not further reduced, but they carry no special status. 33 cannot be an output (33 &gt; 22, so it reduces to 6).</w:t>
       </w:r>
     </w:p>
     <w:p/>
@@ -1454,15 +1171,7 @@
     </w:p>
     <w:p>
       <w:r>
-        <w:t xml:space="preserve">15 main sections. Free version shows 3 of 7 subsections per section (Positive State, Negative State, Social visible; Personality Analysis, Strengths, Weaknesses locked). Estimated full paid reading: ~10,000 words. Programs section uses named cluster keys (e.g. "10-20-10") </w:t>
-      </w:r>
-      <w:proofErr w:type="spellStart"/>
-      <w:r>
-        <w:t>not</w:t>
-      </w:r>
-      <w:proofErr w:type="spellEnd"/>
-      <w:r>
-        <w:t xml:space="preserve"> single arcana. Previous Life uses a narrative cluster, not isolated points.</w:t>
+        <w:t>15 main sections. Free version shows 3 of 7 subsections per section (Positive State, Negative State, Social visible; Personality Analysis, Strengths, Weaknesses locked). Estimated full paid reading: ~10,000 words. Programs section uses named cluster keys (e.g. "10-20-10") not single arcana. Previous Life uses a narrative cluster, not isolated points.</w:t>
       </w:r>
     </w:p>
     <w:p/>
@@ -1498,23 +1207,7 @@
     </w:p>
     <w:p>
       <w:r>
-        <w:t>16 sections — more complete than matrix-</w:t>
-      </w:r>
-      <w:proofErr w:type="spellStart"/>
-      <w:r>
-        <w:t>destiny.com's</w:t>
-      </w:r>
-      <w:proofErr w:type="spellEnd"/>
-      <w:r>
-        <w:t xml:space="preserve"> free experience, more focused than </w:t>
-      </w:r>
-      <w:proofErr w:type="spellStart"/>
-      <w:r>
-        <w:t>matrixdestinycalculator.com's</w:t>
-      </w:r>
-      <w:proofErr w:type="spellEnd"/>
-      <w:r>
-        <w:t xml:space="preserve"> 27-section sprawl. Every section is complete and useful at the free tier. No teaser-only content at launch. Upgrade tiers add genuinely new angles, not just unlocked versions of the same text.</w:t>
+        <w:t>16 sections — more complete than matrix-destiny.com's free experience, more focused than matrixdestinycalculator.com's 27-section sprawl. Every section is complete and useful at the free tier. No teaser-only content at launch. Upgrade tiers add genuinely new angles, not just unlocked versions of the same text.</w:t>
       </w:r>
     </w:p>
     <w:p/>
@@ -1564,12 +1257,6 @@
         <w:gridCol w:w="4500"/>
       </w:tblGrid>
       <w:tr>
-        <w:tblPrEx>
-          <w:tblCellMar>
-            <w:top w:w="0" w:type="dxa"/>
-            <w:bottom w:w="0" w:type="dxa"/>
-          </w:tblCellMar>
-        </w:tblPrEx>
         <w:trPr>
           <w:tblHeader/>
         </w:trPr>
@@ -1635,12 +1322,6 @@
         </w:tc>
       </w:tr>
       <w:tr>
-        <w:tblPrEx>
-          <w:tblCellMar>
-            <w:top w:w="0" w:type="dxa"/>
-            <w:bottom w:w="0" w:type="dxa"/>
-          </w:tblCellMar>
-        </w:tblPrEx>
         <w:tc>
           <w:tcPr>
             <w:tcW w:w="500" w:type="dxa"/>
@@ -1666,11 +1347,9 @@
             <w:tcW w:w="2000" w:type="dxa"/>
           </w:tcPr>
           <w:p>
-            <w:proofErr w:type="spellStart"/>
             <w:r>
               <w:t>apoint</w:t>
             </w:r>
-            <w:proofErr w:type="spellEnd"/>
           </w:p>
         </w:tc>
         <w:tc>
@@ -1685,12 +1364,6 @@
         </w:tc>
       </w:tr>
       <w:tr>
-        <w:tblPrEx>
-          <w:tblCellMar>
-            <w:top w:w="0" w:type="dxa"/>
-            <w:bottom w:w="0" w:type="dxa"/>
-          </w:tblCellMar>
-        </w:tblPrEx>
         <w:tc>
           <w:tcPr>
             <w:tcW w:w="500" w:type="dxa"/>
@@ -1716,11 +1389,9 @@
             <w:tcW w:w="2000" w:type="dxa"/>
           </w:tcPr>
           <w:p>
-            <w:proofErr w:type="spellStart"/>
             <w:r>
               <w:t>bpoint</w:t>
             </w:r>
-            <w:proofErr w:type="spellEnd"/>
           </w:p>
         </w:tc>
         <w:tc>
@@ -1735,12 +1406,6 @@
         </w:tc>
       </w:tr>
       <w:tr>
-        <w:tblPrEx>
-          <w:tblCellMar>
-            <w:top w:w="0" w:type="dxa"/>
-            <w:bottom w:w="0" w:type="dxa"/>
-          </w:tblCellMar>
-        </w:tblPrEx>
         <w:tc>
           <w:tcPr>
             <w:tcW w:w="500" w:type="dxa"/>
@@ -1766,29 +1431,8 @@
             <w:tcW w:w="2000" w:type="dxa"/>
           </w:tcPr>
           <w:p>
-            <w:proofErr w:type="spellStart"/>
-            <w:r>
-              <w:t>jpoint</w:t>
-            </w:r>
-            <w:proofErr w:type="spellEnd"/>
-            <w:r>
-              <w:t>/</w:t>
-            </w:r>
-            <w:proofErr w:type="spellStart"/>
-            <w:r>
-              <w:t>kpoint</w:t>
-            </w:r>
-            <w:proofErr w:type="spellEnd"/>
-            <w:r>
-              <w:t>/</w:t>
-            </w:r>
-            <w:proofErr w:type="spellStart"/>
-            <w:r>
-              <w:t>lpoint</w:t>
-            </w:r>
-            <w:proofErr w:type="spellEnd"/>
-            <w:r>
-              <w:t xml:space="preserve"> (cluster)</w:t>
+            <w:r>
+              <w:t>jpoint/kpoint/lpoint (cluster)</w:t>
             </w:r>
           </w:p>
         </w:tc>
@@ -1804,12 +1448,6 @@
         </w:tc>
       </w:tr>
       <w:tr>
-        <w:tblPrEx>
-          <w:tblCellMar>
-            <w:top w:w="0" w:type="dxa"/>
-            <w:bottom w:w="0" w:type="dxa"/>
-          </w:tblCellMar>
-        </w:tblPrEx>
         <w:tc>
           <w:tcPr>
             <w:tcW w:w="500" w:type="dxa"/>
@@ -1835,11 +1473,9 @@
             <w:tcW w:w="2000" w:type="dxa"/>
           </w:tcPr>
           <w:p>
-            <w:proofErr w:type="spellStart"/>
             <w:r>
               <w:t>epoint</w:t>
             </w:r>
-            <w:proofErr w:type="spellEnd"/>
           </w:p>
         </w:tc>
         <w:tc>
@@ -1854,12 +1490,6 @@
         </w:tc>
       </w:tr>
       <w:tr>
-        <w:tblPrEx>
-          <w:tblCellMar>
-            <w:top w:w="0" w:type="dxa"/>
-            <w:bottom w:w="0" w:type="dxa"/>
-          </w:tblCellMar>
-        </w:tblPrEx>
         <w:tc>
           <w:tcPr>
             <w:tcW w:w="500" w:type="dxa"/>
@@ -1885,11 +1515,9 @@
             <w:tcW w:w="2000" w:type="dxa"/>
           </w:tcPr>
           <w:p>
-            <w:proofErr w:type="spellStart"/>
             <w:r>
               <w:t>fpoint</w:t>
             </w:r>
-            <w:proofErr w:type="spellEnd"/>
           </w:p>
         </w:tc>
         <w:tc>
@@ -1904,12 +1532,6 @@
         </w:tc>
       </w:tr>
       <w:tr>
-        <w:tblPrEx>
-          <w:tblCellMar>
-            <w:top w:w="0" w:type="dxa"/>
-            <w:bottom w:w="0" w:type="dxa"/>
-          </w:tblCellMar>
-        </w:tblPrEx>
         <w:tc>
           <w:tcPr>
             <w:tcW w:w="500" w:type="dxa"/>
@@ -1935,11 +1557,9 @@
             <w:tcW w:w="2000" w:type="dxa"/>
           </w:tcPr>
           <w:p>
-            <w:proofErr w:type="spellStart"/>
             <w:r>
               <w:t>gpoint</w:t>
             </w:r>
-            <w:proofErr w:type="spellEnd"/>
           </w:p>
         </w:tc>
         <w:tc>
@@ -1954,12 +1574,6 @@
         </w:tc>
       </w:tr>
       <w:tr>
-        <w:tblPrEx>
-          <w:tblCellMar>
-            <w:top w:w="0" w:type="dxa"/>
-            <w:bottom w:w="0" w:type="dxa"/>
-          </w:tblCellMar>
-        </w:tblPrEx>
         <w:tc>
           <w:tcPr>
             <w:tcW w:w="500" w:type="dxa"/>
@@ -1985,11 +1599,9 @@
             <w:tcW w:w="2000" w:type="dxa"/>
           </w:tcPr>
           <w:p>
-            <w:proofErr w:type="spellStart"/>
             <w:r>
               <w:t>hpoint</w:t>
             </w:r>
-            <w:proofErr w:type="spellEnd"/>
           </w:p>
         </w:tc>
         <w:tc>
@@ -2004,12 +1616,6 @@
         </w:tc>
       </w:tr>
       <w:tr>
-        <w:tblPrEx>
-          <w:tblCellMar>
-            <w:top w:w="0" w:type="dxa"/>
-            <w:bottom w:w="0" w:type="dxa"/>
-          </w:tblCellMar>
-        </w:tblPrEx>
         <w:tc>
           <w:tcPr>
             <w:tcW w:w="500" w:type="dxa"/>
@@ -2035,11 +1641,9 @@
             <w:tcW w:w="2000" w:type="dxa"/>
           </w:tcPr>
           <w:p>
-            <w:proofErr w:type="spellStart"/>
             <w:r>
               <w:t>ipoint</w:t>
             </w:r>
-            <w:proofErr w:type="spellEnd"/>
           </w:p>
         </w:tc>
         <w:tc>
@@ -2054,12 +1658,6 @@
         </w:tc>
       </w:tr>
       <w:tr>
-        <w:tblPrEx>
-          <w:tblCellMar>
-            <w:top w:w="0" w:type="dxa"/>
-            <w:bottom w:w="0" w:type="dxa"/>
-          </w:tblCellMar>
-        </w:tblPrEx>
         <w:tc>
           <w:tcPr>
             <w:tcW w:w="500" w:type="dxa"/>
@@ -2085,29 +1683,8 @@
             <w:tcW w:w="2000" w:type="dxa"/>
           </w:tcPr>
           <w:p>
-            <w:proofErr w:type="spellStart"/>
-            <w:r>
-              <w:t>perspurpose</w:t>
-            </w:r>
-            <w:proofErr w:type="spellEnd"/>
-            <w:r>
-              <w:t xml:space="preserve"> (derived: </w:t>
-            </w:r>
-            <w:proofErr w:type="spellStart"/>
-            <w:r>
-              <w:t>skypoint</w:t>
-            </w:r>
-            <w:proofErr w:type="spellEnd"/>
-            <w:r>
-              <w:t xml:space="preserve"> + </w:t>
-            </w:r>
-            <w:proofErr w:type="spellStart"/>
-            <w:r>
-              <w:t>earthpoint</w:t>
-            </w:r>
-            <w:proofErr w:type="spellEnd"/>
-            <w:r>
-              <w:t>)</w:t>
+            <w:r>
+              <w:t>perspurpose (derived: skypoint + earthpoint)</w:t>
             </w:r>
           </w:p>
         </w:tc>
@@ -2123,12 +1700,6 @@
         </w:tc>
       </w:tr>
       <w:tr>
-        <w:tblPrEx>
-          <w:tblCellMar>
-            <w:top w:w="0" w:type="dxa"/>
-            <w:bottom w:w="0" w:type="dxa"/>
-          </w:tblCellMar>
-        </w:tblPrEx>
         <w:tc>
           <w:tcPr>
             <w:tcW w:w="500" w:type="dxa"/>
@@ -2154,29 +1725,8 @@
             <w:tcW w:w="2000" w:type="dxa"/>
           </w:tcPr>
           <w:p>
-            <w:proofErr w:type="spellStart"/>
-            <w:r>
-              <w:t>socialpurpose</w:t>
-            </w:r>
-            <w:proofErr w:type="spellEnd"/>
-            <w:r>
-              <w:t xml:space="preserve"> (derived: </w:t>
-            </w:r>
-            <w:proofErr w:type="spellStart"/>
-            <w:r>
-              <w:t>malepoint</w:t>
-            </w:r>
-            <w:proofErr w:type="spellEnd"/>
-            <w:r>
-              <w:t xml:space="preserve"> + </w:t>
-            </w:r>
-            <w:proofErr w:type="spellStart"/>
-            <w:r>
-              <w:t>femalepoint</w:t>
-            </w:r>
-            <w:proofErr w:type="spellEnd"/>
-            <w:r>
-              <w:t>)</w:t>
+            <w:r>
+              <w:t>socialpurpose (derived: malepoint + femalepoint)</w:t>
             </w:r>
           </w:p>
         </w:tc>
@@ -2192,12 +1742,6 @@
         </w:tc>
       </w:tr>
       <w:tr>
-        <w:tblPrEx>
-          <w:tblCellMar>
-            <w:top w:w="0" w:type="dxa"/>
-            <w:bottom w:w="0" w:type="dxa"/>
-          </w:tblCellMar>
-        </w:tblPrEx>
         <w:tc>
           <w:tcPr>
             <w:tcW w:w="500" w:type="dxa"/>
@@ -2223,29 +1767,8 @@
             <w:tcW w:w="2000" w:type="dxa"/>
           </w:tcPr>
           <w:p>
-            <w:proofErr w:type="spellStart"/>
-            <w:r>
-              <w:t>generalpurpose</w:t>
-            </w:r>
-            <w:proofErr w:type="spellEnd"/>
-            <w:r>
-              <w:t xml:space="preserve"> (derived: </w:t>
-            </w:r>
-            <w:proofErr w:type="spellStart"/>
-            <w:r>
-              <w:t>perspurpose</w:t>
-            </w:r>
-            <w:proofErr w:type="spellEnd"/>
-            <w:r>
-              <w:t xml:space="preserve"> + </w:t>
-            </w:r>
-            <w:proofErr w:type="spellStart"/>
-            <w:r>
-              <w:t>socialpurpose</w:t>
-            </w:r>
-            <w:proofErr w:type="spellEnd"/>
-            <w:r>
-              <w:t>)</w:t>
+            <w:r>
+              <w:t>generalpurpose (derived: perspurpose + socialpurpose)</w:t>
             </w:r>
           </w:p>
         </w:tc>
@@ -2261,12 +1784,6 @@
         </w:tc>
       </w:tr>
       <w:tr>
-        <w:tblPrEx>
-          <w:tblCellMar>
-            <w:top w:w="0" w:type="dxa"/>
-            <w:bottom w:w="0" w:type="dxa"/>
-          </w:tblCellMar>
-        </w:tblPrEx>
         <w:tc>
           <w:tcPr>
             <w:tcW w:w="500" w:type="dxa"/>
@@ -2292,19 +1809,9 @@
             <w:tcW w:w="2000" w:type="dxa"/>
           </w:tcPr>
           <w:p>
-            <w:proofErr w:type="spellStart"/>
-            <w:r>
-              <w:t>opoint</w:t>
-            </w:r>
-            <w:proofErr w:type="spellEnd"/>
-            <w:r>
-              <w:t>/</w:t>
-            </w:r>
-            <w:proofErr w:type="spellStart"/>
-            <w:r>
-              <w:t>ppoint</w:t>
-            </w:r>
-            <w:proofErr w:type="spellEnd"/>
+            <w:r>
+              <w:t>opoint/ppoint</w:t>
+            </w:r>
           </w:p>
         </w:tc>
         <w:tc>
@@ -2319,12 +1826,6 @@
         </w:tc>
       </w:tr>
       <w:tr>
-        <w:tblPrEx>
-          <w:tblCellMar>
-            <w:top w:w="0" w:type="dxa"/>
-            <w:bottom w:w="0" w:type="dxa"/>
-          </w:tblCellMar>
-        </w:tblPrEx>
         <w:tc>
           <w:tcPr>
             <w:tcW w:w="500" w:type="dxa"/>
@@ -2350,29 +1851,8 @@
             <w:tcW w:w="2000" w:type="dxa"/>
           </w:tcPr>
           <w:p>
-            <w:proofErr w:type="spellStart"/>
-            <w:r>
-              <w:t>npoint</w:t>
-            </w:r>
-            <w:proofErr w:type="spellEnd"/>
-            <w:r>
-              <w:t>/</w:t>
-            </w:r>
-            <w:proofErr w:type="spellStart"/>
-            <w:r>
-              <w:t>lpoint</w:t>
-            </w:r>
-            <w:proofErr w:type="spellEnd"/>
-            <w:r>
-              <w:t>/</w:t>
-            </w:r>
-            <w:proofErr w:type="spellStart"/>
-            <w:r>
-              <w:t>mpoint</w:t>
-            </w:r>
-            <w:proofErr w:type="spellEnd"/>
-            <w:r>
-              <w:t xml:space="preserve"> (cluster)</w:t>
+            <w:r>
+              <w:t>npoint/lpoint/mpoint (cluster)</w:t>
             </w:r>
           </w:p>
         </w:tc>
@@ -2388,12 +1868,6 @@
         </w:tc>
       </w:tr>
       <w:tr>
-        <w:tblPrEx>
-          <w:tblCellMar>
-            <w:top w:w="0" w:type="dxa"/>
-            <w:bottom w:w="0" w:type="dxa"/>
-          </w:tblCellMar>
-        </w:tblPrEx>
         <w:tc>
           <w:tcPr>
             <w:tcW w:w="500" w:type="dxa"/>
@@ -2420,15 +1894,7 @@
           </w:tcPr>
           <w:p>
             <w:r>
-              <w:t>year arcana (</w:t>
-            </w:r>
-            <w:proofErr w:type="spellStart"/>
-            <w:r>
-              <w:t>calculateYear</w:t>
-            </w:r>
-            <w:proofErr w:type="spellEnd"/>
-            <w:r>
-              <w:t>(), from current calendar year)</w:t>
+              <w:t>year arcana (calculateYear(), from current calendar year)</w:t>
             </w:r>
           </w:p>
         </w:tc>
@@ -2444,12 +1910,6 @@
         </w:tc>
       </w:tr>
       <w:tr>
-        <w:tblPrEx>
-          <w:tblCellMar>
-            <w:top w:w="0" w:type="dxa"/>
-            <w:bottom w:w="0" w:type="dxa"/>
-          </w:tblCellMar>
-        </w:tblPrEx>
         <w:tc>
           <w:tcPr>
             <w:tcW w:w="500" w:type="dxa"/>
@@ -2492,12 +1952,6 @@
         </w:tc>
       </w:tr>
       <w:tr>
-        <w:tblPrEx>
-          <w:tblCellMar>
-            <w:top w:w="0" w:type="dxa"/>
-            <w:bottom w:w="0" w:type="dxa"/>
-          </w:tblCellMar>
-        </w:tblPrEx>
         <w:tc>
           <w:tcPr>
             <w:tcW w:w="500" w:type="dxa"/>
@@ -2523,29 +1977,8 @@
             <w:tcW w:w="2000" w:type="dxa"/>
           </w:tcPr>
           <w:p>
-            <w:proofErr w:type="spellStart"/>
-            <w:r>
-              <w:t>planetarypurpose</w:t>
-            </w:r>
-            <w:proofErr w:type="spellEnd"/>
-            <w:r>
-              <w:t xml:space="preserve"> (derived: </w:t>
-            </w:r>
-            <w:proofErr w:type="spellStart"/>
-            <w:r>
-              <w:t>socialpurpose</w:t>
-            </w:r>
-            <w:proofErr w:type="spellEnd"/>
-            <w:r>
-              <w:t xml:space="preserve"> + </w:t>
-            </w:r>
-            <w:proofErr w:type="spellStart"/>
-            <w:r>
-              <w:t>generalpurpose</w:t>
-            </w:r>
-            <w:proofErr w:type="spellEnd"/>
-            <w:r>
-              <w:t>)</w:t>
+            <w:r>
+              <w:t>planetarypurpose (derived: socialpurpose + generalpurpose)</w:t>
             </w:r>
           </w:p>
         </w:tc>
@@ -2608,7 +2041,6 @@
         </w:rPr>
         <w:t xml:space="preserve">Source Point(s): </w:t>
       </w:r>
-      <w:proofErr w:type="spellStart"/>
       <w:r>
         <w:rPr>
           <w:sz w:val="22"/>
@@ -2616,7 +2048,6 @@
         </w:rPr>
         <w:t>apoint</w:t>
       </w:r>
-      <w:proofErr w:type="spellEnd"/>
     </w:p>
     <w:p>
       <w:pPr>
@@ -2832,39 +2263,7 @@
           <w:sz w:val="22"/>
           <w:szCs w:val="22"/>
         </w:rPr>
-        <w:t xml:space="preserve">Cross-point synthesis: How Your Core Self Interacts With Your Money Energy — where </w:t>
-      </w:r>
-      <w:proofErr w:type="spellStart"/>
-      <w:r>
-        <w:rPr>
-          <w:sz w:val="22"/>
-          <w:szCs w:val="22"/>
-        </w:rPr>
-        <w:t>apoint</w:t>
-      </w:r>
-      <w:proofErr w:type="spellEnd"/>
-      <w:r>
-        <w:rPr>
-          <w:sz w:val="22"/>
-          <w:szCs w:val="22"/>
-        </w:rPr>
-        <w:t xml:space="preserve"> and </w:t>
-      </w:r>
-      <w:proofErr w:type="spellStart"/>
-      <w:r>
-        <w:rPr>
-          <w:sz w:val="22"/>
-          <w:szCs w:val="22"/>
-        </w:rPr>
-        <w:t>hpoint</w:t>
-      </w:r>
-      <w:proofErr w:type="spellEnd"/>
-      <w:r>
-        <w:rPr>
-          <w:sz w:val="22"/>
-          <w:szCs w:val="22"/>
-        </w:rPr>
-        <w:t xml:space="preserve"> create friction or alignment.</w:t>
+        <w:t>Cross-point synthesis: How Your Core Self Interacts With Your Money Energy — where apoint and hpoint create friction or alignment.</w:t>
       </w:r>
     </w:p>
     <w:p>
@@ -2881,39 +2280,7 @@
           <w:sz w:val="22"/>
           <w:szCs w:val="22"/>
         </w:rPr>
-        <w:t xml:space="preserve">Cross-point synthesis: How Your Core Self Shapes Your Relationship Pattern — where </w:t>
-      </w:r>
-      <w:proofErr w:type="spellStart"/>
-      <w:r>
-        <w:rPr>
-          <w:sz w:val="22"/>
-          <w:szCs w:val="22"/>
-        </w:rPr>
-        <w:t>apoint</w:t>
-      </w:r>
-      <w:proofErr w:type="spellEnd"/>
-      <w:r>
-        <w:rPr>
-          <w:sz w:val="22"/>
-          <w:szCs w:val="22"/>
-        </w:rPr>
-        <w:t xml:space="preserve"> and </w:t>
-      </w:r>
-      <w:proofErr w:type="spellStart"/>
-      <w:r>
-        <w:rPr>
-          <w:sz w:val="22"/>
-          <w:szCs w:val="22"/>
-        </w:rPr>
-        <w:t>gpoint</w:t>
-      </w:r>
-      <w:proofErr w:type="spellEnd"/>
-      <w:r>
-        <w:rPr>
-          <w:sz w:val="22"/>
-          <w:szCs w:val="22"/>
-        </w:rPr>
-        <w:t xml:space="preserve"> reinforce or contradict each other.</w:t>
+        <w:t>Cross-point synthesis: How Your Core Self Shapes Your Relationship Pattern — where apoint and gpoint reinforce or contradict each other.</w:t>
       </w:r>
     </w:p>
     <w:p>
@@ -2934,23 +2301,7 @@
           <w:sz w:val="22"/>
           <w:szCs w:val="22"/>
         </w:rPr>
-        <w:t xml:space="preserve">None. Standard 22-entry arcana lookup. </w:t>
-      </w:r>
-      <w:proofErr w:type="spellStart"/>
-      <w:r>
-        <w:rPr>
-          <w:sz w:val="22"/>
-          <w:szCs w:val="22"/>
-        </w:rPr>
-        <w:t>apoint</w:t>
-      </w:r>
-      <w:proofErr w:type="spellEnd"/>
-      <w:r>
-        <w:rPr>
-          <w:sz w:val="22"/>
-          <w:szCs w:val="22"/>
-        </w:rPr>
-        <w:t xml:space="preserve"> is always a number 1–22.</w:t>
+        <w:t>None. Standard 22-entry arcana lookup. apoint is always a number 1–22.</w:t>
       </w:r>
     </w:p>
     <w:p>
@@ -2975,7 +2326,6 @@
         </w:rPr>
         <w:t xml:space="preserve">Source Point(s): </w:t>
       </w:r>
-      <w:proofErr w:type="spellStart"/>
       <w:r>
         <w:rPr>
           <w:sz w:val="22"/>
@@ -2983,7 +2333,6 @@
         </w:rPr>
         <w:t>bpoint</w:t>
       </w:r>
-      <w:proofErr w:type="spellEnd"/>
     </w:p>
     <w:p>
       <w:pPr>
@@ -3003,39 +2352,7 @@
           <w:sz w:val="22"/>
           <w:szCs w:val="22"/>
         </w:rPr>
-        <w:t>The external self — how the person shows up in the world, their natural social energy, and the gap (if any) between inner self (</w:t>
-      </w:r>
-      <w:proofErr w:type="spellStart"/>
-      <w:r>
-        <w:rPr>
-          <w:sz w:val="22"/>
-          <w:szCs w:val="22"/>
-        </w:rPr>
-        <w:t>apoint</w:t>
-      </w:r>
-      <w:proofErr w:type="spellEnd"/>
-      <w:r>
-        <w:rPr>
-          <w:sz w:val="22"/>
-          <w:szCs w:val="22"/>
-        </w:rPr>
-        <w:t>) and outer presentation (</w:t>
-      </w:r>
-      <w:proofErr w:type="spellStart"/>
-      <w:r>
-        <w:rPr>
-          <w:sz w:val="22"/>
-          <w:szCs w:val="22"/>
-        </w:rPr>
-        <w:t>bpoint</w:t>
-      </w:r>
-      <w:proofErr w:type="spellEnd"/>
-      <w:r>
-        <w:rPr>
-          <w:sz w:val="22"/>
-          <w:szCs w:val="22"/>
-        </w:rPr>
-        <w:t>). Answers “how do others experience me?”</w:t>
+        <w:t>The external self — how the person shows up in the world, their natural social energy, and the gap (if any) between inner self (apoint) and outer presentation (bpoint). Answers “how do others experience me?”</w:t>
       </w:r>
     </w:p>
     <w:p>
@@ -3117,23 +2434,7 @@
           <w:sz w:val="22"/>
           <w:szCs w:val="22"/>
         </w:rPr>
-        <w:t xml:space="preserve">What You Are Learning to Own — the quality of </w:t>
-      </w:r>
-      <w:proofErr w:type="spellStart"/>
-      <w:r>
-        <w:rPr>
-          <w:sz w:val="22"/>
-          <w:szCs w:val="22"/>
-        </w:rPr>
-        <w:t>bpoint</w:t>
-      </w:r>
-      <w:proofErr w:type="spellEnd"/>
-      <w:r>
-        <w:rPr>
-          <w:sz w:val="22"/>
-          <w:szCs w:val="22"/>
-        </w:rPr>
-        <w:t xml:space="preserve"> that feels unfamiliar but is genuinely part of this person's nature.</w:t>
+        <w:t>What You Are Learning to Own — the quality of bpoint that feels unfamiliar but is genuinely part of this person's nature.</w:t>
       </w:r>
     </w:p>
     <w:p>
@@ -3182,39 +2483,7 @@
           <w:szCs w:val="22"/>
         </w:rPr>
         <w:lastRenderedPageBreak/>
-        <w:t xml:space="preserve">The Gap Between Inner and Outer — where </w:t>
-      </w:r>
-      <w:proofErr w:type="spellStart"/>
-      <w:r>
-        <w:rPr>
-          <w:sz w:val="22"/>
-          <w:szCs w:val="22"/>
-        </w:rPr>
-        <w:t>apoint</w:t>
-      </w:r>
-      <w:proofErr w:type="spellEnd"/>
-      <w:r>
-        <w:rPr>
-          <w:sz w:val="22"/>
-          <w:szCs w:val="22"/>
-        </w:rPr>
-        <w:t xml:space="preserve"> and </w:t>
-      </w:r>
-      <w:proofErr w:type="spellStart"/>
-      <w:r>
-        <w:rPr>
-          <w:sz w:val="22"/>
-          <w:szCs w:val="22"/>
-        </w:rPr>
-        <w:t>bpoint</w:t>
-      </w:r>
-      <w:proofErr w:type="spellEnd"/>
-      <w:r>
-        <w:rPr>
-          <w:sz w:val="22"/>
-          <w:szCs w:val="22"/>
-        </w:rPr>
-        <w:t xml:space="preserve"> diverge and what that tension creates in the person's life.</w:t>
+        <w:t>The Gap Between Inner and Outer — where apoint and bpoint diverge and what that tension creates in the person's life.</w:t>
       </w:r>
     </w:p>
     <w:p>
@@ -3231,23 +2500,7 @@
           <w:sz w:val="22"/>
           <w:szCs w:val="22"/>
         </w:rPr>
-        <w:t xml:space="preserve">How to Use This Energy Intentionally — practical framing of how to consciously direct </w:t>
-      </w:r>
-      <w:proofErr w:type="spellStart"/>
-      <w:r>
-        <w:rPr>
-          <w:sz w:val="22"/>
-          <w:szCs w:val="22"/>
-        </w:rPr>
-        <w:t>bpoint</w:t>
-      </w:r>
-      <w:proofErr w:type="spellEnd"/>
-      <w:r>
-        <w:rPr>
-          <w:sz w:val="22"/>
-          <w:szCs w:val="22"/>
-        </w:rPr>
-        <w:t xml:space="preserve"> energy.</w:t>
+        <w:t>How to Use This Energy Intentionally — practical framing of how to consciously direct bpoint energy.</w:t>
       </w:r>
     </w:p>
     <w:p>
@@ -3278,39 +2531,7 @@
           <w:sz w:val="22"/>
           <w:szCs w:val="22"/>
         </w:rPr>
-        <w:t xml:space="preserve">Cross-point synthesis: </w:t>
-      </w:r>
-      <w:proofErr w:type="spellStart"/>
-      <w:r>
-        <w:rPr>
-          <w:sz w:val="22"/>
-          <w:szCs w:val="22"/>
-        </w:rPr>
-        <w:t>apoint</w:t>
-      </w:r>
-      <w:proofErr w:type="spellEnd"/>
-      <w:r>
-        <w:rPr>
-          <w:sz w:val="22"/>
-          <w:szCs w:val="22"/>
-        </w:rPr>
-        <w:t xml:space="preserve"> vs </w:t>
-      </w:r>
-      <w:proofErr w:type="spellStart"/>
-      <w:r>
-        <w:rPr>
-          <w:sz w:val="22"/>
-          <w:szCs w:val="22"/>
-        </w:rPr>
-        <w:t>bpoint</w:t>
-      </w:r>
-      <w:proofErr w:type="spellEnd"/>
-      <w:r>
-        <w:rPr>
-          <w:sz w:val="22"/>
-          <w:szCs w:val="22"/>
-        </w:rPr>
-        <w:t xml:space="preserve"> — the full analysis of the inner/outer gap and how to integrate it.</w:t>
+        <w:t>Cross-point synthesis: apoint vs bpoint — the full analysis of the inner/outer gap and how to integrate it.</w:t>
       </w:r>
     </w:p>
     <w:p>
@@ -3356,53 +2577,12 @@
         </w:rPr>
         <w:t xml:space="preserve">Source Point(s): </w:t>
       </w:r>
-      <w:proofErr w:type="spellStart"/>
-      <w:r>
-        <w:rPr>
-          <w:sz w:val="22"/>
-          <w:szCs w:val="22"/>
-        </w:rPr>
-        <w:t>jpoint</w:t>
-      </w:r>
-      <w:proofErr w:type="spellEnd"/>
-      <w:r>
-        <w:rPr>
-          <w:sz w:val="22"/>
-          <w:szCs w:val="22"/>
-        </w:rPr>
-        <w:t>/</w:t>
-      </w:r>
-      <w:proofErr w:type="spellStart"/>
-      <w:r>
-        <w:rPr>
-          <w:sz w:val="22"/>
-          <w:szCs w:val="22"/>
-        </w:rPr>
-        <w:t>kpoint</w:t>
-      </w:r>
-      <w:proofErr w:type="spellEnd"/>
-      <w:r>
-        <w:rPr>
-          <w:sz w:val="22"/>
-          <w:szCs w:val="22"/>
-        </w:rPr>
-        <w:t>/</w:t>
-      </w:r>
-      <w:proofErr w:type="spellStart"/>
-      <w:r>
-        <w:rPr>
-          <w:sz w:val="22"/>
-          <w:szCs w:val="22"/>
-        </w:rPr>
-        <w:t>lpoint</w:t>
-      </w:r>
-      <w:proofErr w:type="spellEnd"/>
-      <w:r>
-        <w:rPr>
-          <w:sz w:val="22"/>
-          <w:szCs w:val="22"/>
-        </w:rPr>
-        <w:t xml:space="preserve"> (karmic tail cluster)</w:t>
+      <w:r>
+        <w:rPr>
+          <w:sz w:val="22"/>
+          <w:szCs w:val="22"/>
+        </w:rPr>
+        <w:t>jpoint/kpoint/lpoint (karmic tail cluster)</w:t>
       </w:r>
     </w:p>
     <w:p>
@@ -3454,55 +2634,7 @@
           <w:sz w:val="22"/>
           <w:szCs w:val="22"/>
         </w:rPr>
-        <w:t xml:space="preserve">What You Carried In From Before — the energy cluster of </w:t>
-      </w:r>
-      <w:proofErr w:type="spellStart"/>
-      <w:r>
-        <w:rPr>
-          <w:sz w:val="22"/>
-          <w:szCs w:val="22"/>
-        </w:rPr>
-        <w:t>jpoint</w:t>
-      </w:r>
-      <w:proofErr w:type="spellEnd"/>
-      <w:r>
-        <w:rPr>
-          <w:sz w:val="22"/>
-          <w:szCs w:val="22"/>
-        </w:rPr>
-        <w:t>/</w:t>
-      </w:r>
-      <w:proofErr w:type="spellStart"/>
-      <w:r>
-        <w:rPr>
-          <w:sz w:val="22"/>
-          <w:szCs w:val="22"/>
-        </w:rPr>
-        <w:t>kpoint</w:t>
-      </w:r>
-      <w:proofErr w:type="spellEnd"/>
-      <w:r>
-        <w:rPr>
-          <w:sz w:val="22"/>
-          <w:szCs w:val="22"/>
-        </w:rPr>
-        <w:t>/</w:t>
-      </w:r>
-      <w:proofErr w:type="spellStart"/>
-      <w:r>
-        <w:rPr>
-          <w:sz w:val="22"/>
-          <w:szCs w:val="22"/>
-        </w:rPr>
-        <w:t>lpoint</w:t>
-      </w:r>
-      <w:proofErr w:type="spellEnd"/>
-      <w:r>
-        <w:rPr>
-          <w:sz w:val="22"/>
-          <w:szCs w:val="22"/>
-        </w:rPr>
-        <w:t xml:space="preserve"> read as a single karmic story. What the soul is working through.</w:t>
+        <w:t>What You Carried In From Before — the energy cluster of jpoint/kpoint/lpoint read as a single karmic story. What the soul is working through.</w:t>
       </w:r>
     </w:p>
     <w:p>
@@ -3653,87 +2785,7 @@
           <w:sz w:val="22"/>
           <w:szCs w:val="22"/>
         </w:rPr>
-        <w:t xml:space="preserve">CRITICAL: This section is NOT three separate arcana lookups. </w:t>
-      </w:r>
-      <w:proofErr w:type="spellStart"/>
-      <w:r>
-        <w:rPr>
-          <w:sz w:val="22"/>
-          <w:szCs w:val="22"/>
-        </w:rPr>
-        <w:t>jpoint</w:t>
-      </w:r>
-      <w:proofErr w:type="spellEnd"/>
-      <w:r>
-        <w:rPr>
-          <w:sz w:val="22"/>
-          <w:szCs w:val="22"/>
-        </w:rPr>
-        <w:t xml:space="preserve">, </w:t>
-      </w:r>
-      <w:proofErr w:type="spellStart"/>
-      <w:r>
-        <w:rPr>
-          <w:sz w:val="22"/>
-          <w:szCs w:val="22"/>
-        </w:rPr>
-        <w:t>kpoint</w:t>
-      </w:r>
-      <w:proofErr w:type="spellEnd"/>
-      <w:r>
-        <w:rPr>
-          <w:sz w:val="22"/>
-          <w:szCs w:val="22"/>
-        </w:rPr>
-        <w:t xml:space="preserve">, and </w:t>
-      </w:r>
-      <w:proofErr w:type="spellStart"/>
-      <w:r>
-        <w:rPr>
-          <w:sz w:val="22"/>
-          <w:szCs w:val="22"/>
-        </w:rPr>
-        <w:t>lpoint</w:t>
-      </w:r>
-      <w:proofErr w:type="spellEnd"/>
-      <w:r>
-        <w:rPr>
-          <w:sz w:val="22"/>
-          <w:szCs w:val="22"/>
-        </w:rPr>
-        <w:t xml:space="preserve"> are read together as a single cluster. The content is written as one unified narrative of 200–300 words (free tier), not three isolated blocks of text. The JSON file for this section (karmic-</w:t>
-      </w:r>
-      <w:proofErr w:type="spellStart"/>
-      <w:r>
-        <w:rPr>
-          <w:sz w:val="22"/>
-          <w:szCs w:val="22"/>
-        </w:rPr>
-        <w:t>tail.json</w:t>
-      </w:r>
-      <w:proofErr w:type="spellEnd"/>
-      <w:r>
-        <w:rPr>
-          <w:sz w:val="22"/>
-          <w:szCs w:val="22"/>
-        </w:rPr>
-        <w:t>) is keyed by the combination string (e.g. “12-16-4”), not by individual arcana number. There are exactly 26 valid karmic tail combinations (see Section 10.2 for the complete list). karmic-</w:t>
-      </w:r>
-      <w:proofErr w:type="spellStart"/>
-      <w:r>
-        <w:rPr>
-          <w:sz w:val="22"/>
-          <w:szCs w:val="22"/>
-        </w:rPr>
-        <w:t>tail.json</w:t>
-      </w:r>
-      <w:proofErr w:type="spellEnd"/>
-      <w:r>
-        <w:rPr>
-          <w:sz w:val="22"/>
-          <w:szCs w:val="22"/>
-        </w:rPr>
-        <w:t xml:space="preserve"> must contain all 26 entries. This is a fundamentally different file structure from all other sections.</w:t>
+        <w:t>CRITICAL: This section is NOT three separate arcana lookups. jpoint, kpoint, and lpoint are read together as a single cluster. The content is written as one unified narrative of 200–300 words (free tier), not three isolated blocks of text. The JSON file for this section (karmic-tail.json) is keyed by the combination string (e.g. “12-16-4”), not by individual arcana number. There are exactly 26 valid karmic tail combinations (see Section 10.2 for the complete list). karmic-tail.json must contain all 26 entries. This is a fundamentally different file structure from all other sections.</w:t>
       </w:r>
     </w:p>
     <w:p>
@@ -3758,7 +2810,6 @@
         </w:rPr>
         <w:t xml:space="preserve">Source Point(s): </w:t>
       </w:r>
-      <w:proofErr w:type="spellStart"/>
       <w:r>
         <w:rPr>
           <w:sz w:val="22"/>
@@ -3766,7 +2817,6 @@
         </w:rPr>
         <w:t>epoint</w:t>
       </w:r>
-      <w:proofErr w:type="spellEnd"/>
     </w:p>
     <w:p>
       <w:pPr>
@@ -3818,23 +2868,7 @@
           <w:szCs w:val="22"/>
         </w:rPr>
         <w:lastRenderedPageBreak/>
-        <w:t xml:space="preserve">Talents Given at Birth — the core gift of this arcana at </w:t>
-      </w:r>
-      <w:proofErr w:type="spellStart"/>
-      <w:r>
-        <w:rPr>
-          <w:sz w:val="22"/>
-          <w:szCs w:val="22"/>
-        </w:rPr>
-        <w:t>epoint</w:t>
-      </w:r>
-      <w:proofErr w:type="spellEnd"/>
-      <w:r>
-        <w:rPr>
-          <w:sz w:val="22"/>
-          <w:szCs w:val="22"/>
-        </w:rPr>
-        <w:t>. What comes naturally without training.</w:t>
+        <w:t>Talents Given at Birth — the core gift of this arcana at epoint. What comes naturally without training.</w:t>
       </w:r>
     </w:p>
     <w:p>
@@ -3964,23 +2998,7 @@
           <w:sz w:val="22"/>
           <w:szCs w:val="22"/>
         </w:rPr>
-        <w:t xml:space="preserve">Cross-point synthesis: Talents + Purpose — how </w:t>
-      </w:r>
-      <w:proofErr w:type="spellStart"/>
-      <w:r>
-        <w:rPr>
-          <w:sz w:val="22"/>
-          <w:szCs w:val="22"/>
-        </w:rPr>
-        <w:t>epoint</w:t>
-      </w:r>
-      <w:proofErr w:type="spellEnd"/>
-      <w:r>
-        <w:rPr>
-          <w:sz w:val="22"/>
-          <w:szCs w:val="22"/>
-        </w:rPr>
-        <w:t xml:space="preserve"> gifts serve the mission described in sections 09–11.</w:t>
+        <w:t>Cross-point synthesis: Talents + Purpose — how epoint gifts serve the mission described in sections 09–11.</w:t>
       </w:r>
     </w:p>
     <w:p>
@@ -3996,53 +3014,12 @@
         </w:rPr>
         <w:t xml:space="preserve">Special Handling: </w:t>
       </w:r>
-      <w:proofErr w:type="spellStart"/>
-      <w:r>
-        <w:rPr>
-          <w:sz w:val="22"/>
-          <w:szCs w:val="22"/>
-        </w:rPr>
-        <w:t>epoint</w:t>
-      </w:r>
-      <w:proofErr w:type="spellEnd"/>
-      <w:r>
-        <w:rPr>
-          <w:sz w:val="22"/>
-          <w:szCs w:val="22"/>
-        </w:rPr>
-        <w:t xml:space="preserve"> is also used as the source for section 04. Do not confuse the “talents lens” framing with the “core </w:t>
-      </w:r>
-      <w:proofErr w:type="spellStart"/>
-      <w:r>
-        <w:rPr>
-          <w:sz w:val="22"/>
-          <w:szCs w:val="22"/>
-        </w:rPr>
-        <w:t>self lens</w:t>
-      </w:r>
-      <w:proofErr w:type="spellEnd"/>
-      <w:r>
-        <w:rPr>
-          <w:sz w:val="22"/>
-          <w:szCs w:val="22"/>
-        </w:rPr>
-        <w:t xml:space="preserve">” of </w:t>
-      </w:r>
-      <w:proofErr w:type="spellStart"/>
-      <w:r>
-        <w:rPr>
-          <w:sz w:val="22"/>
-          <w:szCs w:val="22"/>
-        </w:rPr>
-        <w:t>apoint</w:t>
-      </w:r>
-      <w:proofErr w:type="spellEnd"/>
-      <w:r>
-        <w:rPr>
-          <w:sz w:val="22"/>
-          <w:szCs w:val="22"/>
-        </w:rPr>
-        <w:t>. The arcana number may be the same for two different users across two sections — the content must be written from a distinctly different angle for each section.</w:t>
+      <w:r>
+        <w:rPr>
+          <w:sz w:val="22"/>
+          <w:szCs w:val="22"/>
+        </w:rPr>
+        <w:t>epoint is also used as the source for section 04. Do not confuse the “talents lens” framing with the “core self lens” of apoint. The arcana number may be the same for two different users across two sections — the content must be written from a distinctly different angle for each section.</w:t>
       </w:r>
     </w:p>
     <w:p>
@@ -4067,7 +3044,6 @@
         </w:rPr>
         <w:t xml:space="preserve">Source Point(s): </w:t>
       </w:r>
-      <w:proofErr w:type="spellStart"/>
       <w:r>
         <w:rPr>
           <w:sz w:val="22"/>
@@ -4075,7 +3051,6 @@
         </w:rPr>
         <w:t>fpoint</w:t>
       </w:r>
-      <w:proofErr w:type="spellEnd"/>
     </w:p>
     <w:p>
       <w:pPr>
@@ -4095,23 +3070,7 @@
           <w:sz w:val="22"/>
           <w:szCs w:val="22"/>
         </w:rPr>
-        <w:t>The feminine/receptive love line — how the person experiences and expresses love from the receiving, feeling, nurturing dimension. Not the same as relationship patterns (</w:t>
-      </w:r>
-      <w:proofErr w:type="spellStart"/>
-      <w:r>
-        <w:rPr>
-          <w:sz w:val="22"/>
-          <w:szCs w:val="22"/>
-        </w:rPr>
-        <w:t>gpoint</w:t>
-      </w:r>
-      <w:proofErr w:type="spellEnd"/>
-      <w:r>
-        <w:rPr>
-          <w:sz w:val="22"/>
-          <w:szCs w:val="22"/>
-        </w:rPr>
-        <w:t>) or intimacy blocks. Answers “how do I love?”</w:t>
+        <w:t>The feminine/receptive love line — how the person experiences and expresses love from the receiving, feeling, nurturing dimension. Not the same as relationship patterns (gpoint) or intimacy blocks. Answers “how do I love?”</w:t>
       </w:r>
     </w:p>
     <w:p>
@@ -4224,23 +3183,7 @@
           <w:sz w:val="22"/>
           <w:szCs w:val="22"/>
         </w:rPr>
-        <w:t xml:space="preserve">How This Energy Looks When Fully Expressed — the highest expression of </w:t>
-      </w:r>
-      <w:proofErr w:type="spellStart"/>
-      <w:r>
-        <w:rPr>
-          <w:sz w:val="22"/>
-          <w:szCs w:val="22"/>
-        </w:rPr>
-        <w:t>fpoint</w:t>
-      </w:r>
-      <w:proofErr w:type="spellEnd"/>
-      <w:r>
-        <w:rPr>
-          <w:sz w:val="22"/>
-          <w:szCs w:val="22"/>
-        </w:rPr>
-        <w:t xml:space="preserve"> in a loving relationship.</w:t>
+        <w:t>How This Energy Looks When Fully Expressed — the highest expression of fpoint in a loving relationship.</w:t>
       </w:r>
     </w:p>
     <w:p>
@@ -4288,39 +3231,7 @@
           <w:sz w:val="22"/>
           <w:szCs w:val="22"/>
         </w:rPr>
-        <w:t xml:space="preserve">Cross-point synthesis: Love Energy + Relationship Pattern — how </w:t>
-      </w:r>
-      <w:proofErr w:type="spellStart"/>
-      <w:r>
-        <w:rPr>
-          <w:sz w:val="22"/>
-          <w:szCs w:val="22"/>
-        </w:rPr>
-        <w:t>fpoint</w:t>
-      </w:r>
-      <w:proofErr w:type="spellEnd"/>
-      <w:r>
-        <w:rPr>
-          <w:sz w:val="22"/>
-          <w:szCs w:val="22"/>
-        </w:rPr>
-        <w:t xml:space="preserve"> and </w:t>
-      </w:r>
-      <w:proofErr w:type="spellStart"/>
-      <w:r>
-        <w:rPr>
-          <w:sz w:val="22"/>
-          <w:szCs w:val="22"/>
-        </w:rPr>
-        <w:t>gpoint</w:t>
-      </w:r>
-      <w:proofErr w:type="spellEnd"/>
-      <w:r>
-        <w:rPr>
-          <w:sz w:val="22"/>
-          <w:szCs w:val="22"/>
-        </w:rPr>
-        <w:t xml:space="preserve"> work together or create friction in actual partnerships.</w:t>
+        <w:t>Cross-point synthesis: Love Energy + Relationship Pattern — how fpoint and gpoint work together or create friction in actual partnerships.</w:t>
       </w:r>
     </w:p>
     <w:p>
@@ -4337,69 +3248,12 @@
         <w:lastRenderedPageBreak/>
         <w:t xml:space="preserve">Special Handling: </w:t>
       </w:r>
-      <w:proofErr w:type="spellStart"/>
-      <w:r>
-        <w:rPr>
-          <w:sz w:val="22"/>
-          <w:szCs w:val="22"/>
-        </w:rPr>
-        <w:t>fpoint</w:t>
-      </w:r>
-      <w:proofErr w:type="spellEnd"/>
-      <w:r>
-        <w:rPr>
-          <w:sz w:val="22"/>
-          <w:szCs w:val="22"/>
-        </w:rPr>
-        <w:t xml:space="preserve">, </w:t>
-      </w:r>
-      <w:proofErr w:type="spellStart"/>
-      <w:r>
-        <w:rPr>
-          <w:sz w:val="22"/>
-          <w:szCs w:val="22"/>
-        </w:rPr>
-        <w:t>gpoint</w:t>
-      </w:r>
-      <w:proofErr w:type="spellEnd"/>
-      <w:r>
-        <w:rPr>
-          <w:sz w:val="22"/>
-          <w:szCs w:val="22"/>
-        </w:rPr>
-        <w:t xml:space="preserve"> are distinct source points with distinct lenses. </w:t>
-      </w:r>
-      <w:proofErr w:type="spellStart"/>
-      <w:r>
-        <w:rPr>
-          <w:sz w:val="22"/>
-          <w:szCs w:val="22"/>
-        </w:rPr>
-        <w:t>fpoint</w:t>
-      </w:r>
-      <w:proofErr w:type="spellEnd"/>
-      <w:r>
-        <w:rPr>
-          <w:sz w:val="22"/>
-          <w:szCs w:val="22"/>
-        </w:rPr>
-        <w:t xml:space="preserve"> = how I love (internal, receptive). </w:t>
-      </w:r>
-      <w:proofErr w:type="spellStart"/>
-      <w:r>
-        <w:rPr>
-          <w:sz w:val="22"/>
-          <w:szCs w:val="22"/>
-        </w:rPr>
-        <w:t>gpoint</w:t>
-      </w:r>
-      <w:proofErr w:type="spellEnd"/>
-      <w:r>
-        <w:rPr>
-          <w:sz w:val="22"/>
-          <w:szCs w:val="22"/>
-        </w:rPr>
-        <w:t xml:space="preserve"> = my relationship pattern (external, structural, recurring). They must not overlap in content despite being related energies.</w:t>
+      <w:r>
+        <w:rPr>
+          <w:sz w:val="22"/>
+          <w:szCs w:val="22"/>
+        </w:rPr>
+        <w:t>fpoint, gpoint are distinct source points with distinct lenses. fpoint = how I love (internal, receptive). gpoint = my relationship pattern (external, structural, recurring). They must not overlap in content despite being related energies.</w:t>
       </w:r>
     </w:p>
     <w:p>
@@ -4424,7 +3278,6 @@
         </w:rPr>
         <w:t xml:space="preserve">Source Point(s): </w:t>
       </w:r>
-      <w:proofErr w:type="spellStart"/>
       <w:r>
         <w:rPr>
           <w:sz w:val="22"/>
@@ -4432,7 +3285,6 @@
         </w:rPr>
         <w:t>gpoint</w:t>
       </w:r>
-      <w:proofErr w:type="spellEnd"/>
     </w:p>
     <w:p>
       <w:pPr>
@@ -4613,55 +3465,7 @@
           <w:sz w:val="22"/>
           <w:szCs w:val="22"/>
         </w:rPr>
-        <w:t xml:space="preserve">Cross-point synthesis: Relationship Pattern + Family Blueprint — how </w:t>
-      </w:r>
-      <w:proofErr w:type="spellStart"/>
-      <w:r>
-        <w:rPr>
-          <w:sz w:val="22"/>
-          <w:szCs w:val="22"/>
-        </w:rPr>
-        <w:t>gpoint</w:t>
-      </w:r>
-      <w:proofErr w:type="spellEnd"/>
-      <w:r>
-        <w:rPr>
-          <w:sz w:val="22"/>
-          <w:szCs w:val="22"/>
-        </w:rPr>
-        <w:t xml:space="preserve"> and </w:t>
-      </w:r>
-      <w:proofErr w:type="spellStart"/>
-      <w:r>
-        <w:rPr>
-          <w:sz w:val="22"/>
-          <w:szCs w:val="22"/>
-        </w:rPr>
-        <w:t>opoint</w:t>
-      </w:r>
-      <w:proofErr w:type="spellEnd"/>
-      <w:r>
-        <w:rPr>
-          <w:sz w:val="22"/>
-          <w:szCs w:val="22"/>
-        </w:rPr>
-        <w:t>/</w:t>
-      </w:r>
-      <w:proofErr w:type="spellStart"/>
-      <w:r>
-        <w:rPr>
-          <w:sz w:val="22"/>
-          <w:szCs w:val="22"/>
-        </w:rPr>
-        <w:t>ppoint</w:t>
-      </w:r>
-      <w:proofErr w:type="spellEnd"/>
-      <w:r>
-        <w:rPr>
-          <w:sz w:val="22"/>
-          <w:szCs w:val="22"/>
-        </w:rPr>
-        <w:t xml:space="preserve"> connect (what was inherited vs. what is being repeated).</w:t>
+        <w:t>Cross-point synthesis: Relationship Pattern + Family Blueprint — how gpoint and opoint/ppoint connect (what was inherited vs. what is being repeated).</w:t>
       </w:r>
     </w:p>
     <w:p>
@@ -4682,23 +3486,7 @@
           <w:sz w:val="22"/>
           <w:szCs w:val="22"/>
         </w:rPr>
-        <w:t xml:space="preserve">Standard 22-entry arcana lookup. Keep lens strictly on structural patterns and attraction dynamics, not on emotional love experience (that is </w:t>
-      </w:r>
-      <w:proofErr w:type="spellStart"/>
-      <w:r>
-        <w:rPr>
-          <w:sz w:val="22"/>
-          <w:szCs w:val="22"/>
-        </w:rPr>
-        <w:t>fpoint</w:t>
-      </w:r>
-      <w:proofErr w:type="spellEnd"/>
-      <w:r>
-        <w:rPr>
-          <w:sz w:val="22"/>
-          <w:szCs w:val="22"/>
-        </w:rPr>
-        <w:t>/section 05).</w:t>
+        <w:t>Standard 22-entry arcana lookup. Keep lens strictly on structural patterns and attraction dynamics, not on emotional love experience (that is fpoint/section 05).</w:t>
       </w:r>
     </w:p>
     <w:p>
@@ -4723,7 +3511,6 @@
         </w:rPr>
         <w:t xml:space="preserve">Source Point(s): </w:t>
       </w:r>
-      <w:proofErr w:type="spellStart"/>
       <w:r>
         <w:rPr>
           <w:sz w:val="22"/>
@@ -4731,7 +3518,6 @@
         </w:rPr>
         <w:t>hpoint</w:t>
       </w:r>
-      <w:proofErr w:type="spellEnd"/>
     </w:p>
     <w:p>
       <w:pPr>
@@ -4913,39 +3699,7 @@
           <w:sz w:val="22"/>
           <w:szCs w:val="22"/>
         </w:rPr>
-        <w:t xml:space="preserve">Cross-point synthesis: Money Energy + Abundance Blocks — how </w:t>
-      </w:r>
-      <w:proofErr w:type="spellStart"/>
-      <w:r>
-        <w:rPr>
-          <w:sz w:val="22"/>
-          <w:szCs w:val="22"/>
-        </w:rPr>
-        <w:t>hpoint</w:t>
-      </w:r>
-      <w:proofErr w:type="spellEnd"/>
-      <w:r>
-        <w:rPr>
-          <w:sz w:val="22"/>
-          <w:szCs w:val="22"/>
-        </w:rPr>
-        <w:t xml:space="preserve"> and </w:t>
-      </w:r>
-      <w:proofErr w:type="spellStart"/>
-      <w:r>
-        <w:rPr>
-          <w:sz w:val="22"/>
-          <w:szCs w:val="22"/>
-        </w:rPr>
-        <w:t>ipoint</w:t>
-      </w:r>
-      <w:proofErr w:type="spellEnd"/>
-      <w:r>
-        <w:rPr>
-          <w:sz w:val="22"/>
-          <w:szCs w:val="22"/>
-        </w:rPr>
-        <w:t xml:space="preserve"> interact to create the person's full financial picture.</w:t>
+        <w:t>Cross-point synthesis: Money Energy + Abundance Blocks — how hpoint and ipoint interact to create the person's full financial picture.</w:t>
       </w:r>
     </w:p>
     <w:p>
@@ -4966,39 +3720,7 @@
           <w:sz w:val="22"/>
           <w:szCs w:val="22"/>
         </w:rPr>
-        <w:t xml:space="preserve">Standard 22-entry arcana lookup. </w:t>
-      </w:r>
-      <w:proofErr w:type="spellStart"/>
-      <w:r>
-        <w:rPr>
-          <w:sz w:val="22"/>
-          <w:szCs w:val="22"/>
-        </w:rPr>
-        <w:t>hpoint</w:t>
-      </w:r>
-      <w:proofErr w:type="spellEnd"/>
-      <w:r>
-        <w:rPr>
-          <w:sz w:val="22"/>
-          <w:szCs w:val="22"/>
-        </w:rPr>
-        <w:t xml:space="preserve"> = the money archetype (how money wants to flow TO this person). </w:t>
-      </w:r>
-      <w:proofErr w:type="spellStart"/>
-      <w:r>
-        <w:rPr>
-          <w:sz w:val="22"/>
-          <w:szCs w:val="22"/>
-        </w:rPr>
-        <w:t>ipoint</w:t>
-      </w:r>
-      <w:proofErr w:type="spellEnd"/>
-      <w:r>
-        <w:rPr>
-          <w:sz w:val="22"/>
-          <w:szCs w:val="22"/>
-        </w:rPr>
-        <w:t xml:space="preserve"> (section 08) = what blocks it (how they leak or resist). These two sections are deliberately complementary — a user reading both gets a complete financial picture.</w:t>
+        <w:t>Standard 22-entry arcana lookup. hpoint = the money archetype (how money wants to flow TO this person). ipoint (section 08) = what blocks it (how they leak or resist). These two sections are deliberately complementary — a user reading both gets a complete financial picture.</w:t>
       </w:r>
     </w:p>
     <w:p>
@@ -5023,7 +3745,6 @@
         </w:rPr>
         <w:t xml:space="preserve">Source Point(s): </w:t>
       </w:r>
-      <w:proofErr w:type="spellStart"/>
       <w:r>
         <w:rPr>
           <w:sz w:val="22"/>
@@ -5031,7 +3752,6 @@
         </w:rPr>
         <w:t>ipoint</w:t>
       </w:r>
-      <w:proofErr w:type="spellEnd"/>
     </w:p>
     <w:p>
       <w:pPr>
@@ -5099,23 +3819,7 @@
           <w:sz w:val="22"/>
           <w:szCs w:val="22"/>
         </w:rPr>
-        <w:t xml:space="preserve">The Belief That Limits You — the core scarcity belief or story associated with </w:t>
-      </w:r>
-      <w:proofErr w:type="spellStart"/>
-      <w:r>
-        <w:rPr>
-          <w:sz w:val="22"/>
-          <w:szCs w:val="22"/>
-        </w:rPr>
-        <w:t>ipoint</w:t>
-      </w:r>
-      <w:proofErr w:type="spellEnd"/>
-      <w:r>
-        <w:rPr>
-          <w:sz w:val="22"/>
-          <w:szCs w:val="22"/>
-        </w:rPr>
-        <w:t>.</w:t>
+        <w:t>The Belief That Limits You — the core scarcity belief or story associated with ipoint.</w:t>
       </w:r>
     </w:p>
     <w:p>
@@ -5197,23 +3901,7 @@
           <w:sz w:val="22"/>
           <w:szCs w:val="22"/>
         </w:rPr>
-        <w:t xml:space="preserve">Practical Steps to Work With This Energy — concrete, actionable reframes for </w:t>
-      </w:r>
-      <w:proofErr w:type="spellStart"/>
-      <w:r>
-        <w:rPr>
-          <w:sz w:val="22"/>
-          <w:szCs w:val="22"/>
-        </w:rPr>
-        <w:t>ipoint's</w:t>
-      </w:r>
-      <w:proofErr w:type="spellEnd"/>
-      <w:r>
-        <w:rPr>
-          <w:sz w:val="22"/>
-          <w:szCs w:val="22"/>
-        </w:rPr>
-        <w:t xml:space="preserve"> challenge.</w:t>
+        <w:t>Practical Steps to Work With This Energy — concrete, actionable reframes for ipoint's challenge.</w:t>
       </w:r>
     </w:p>
     <w:p>
@@ -5244,39 +3932,7 @@
           <w:sz w:val="22"/>
           <w:szCs w:val="22"/>
         </w:rPr>
-        <w:t>Cross-point synthesis: Abundance Blocks + Life Path — where the financial block (</w:t>
-      </w:r>
-      <w:proofErr w:type="spellStart"/>
-      <w:r>
-        <w:rPr>
-          <w:sz w:val="22"/>
-          <w:szCs w:val="22"/>
-        </w:rPr>
-        <w:t>ipoint</w:t>
-      </w:r>
-      <w:proofErr w:type="spellEnd"/>
-      <w:r>
-        <w:rPr>
-          <w:sz w:val="22"/>
-          <w:szCs w:val="22"/>
-        </w:rPr>
-        <w:t>) intersects with life purpose (</w:t>
-      </w:r>
-      <w:proofErr w:type="spellStart"/>
-      <w:r>
-        <w:rPr>
-          <w:sz w:val="22"/>
-          <w:szCs w:val="22"/>
-        </w:rPr>
-        <w:t>perspurpose</w:t>
-      </w:r>
-      <w:proofErr w:type="spellEnd"/>
-      <w:r>
-        <w:rPr>
-          <w:sz w:val="22"/>
-          <w:szCs w:val="22"/>
-        </w:rPr>
-        <w:t>) and what resolving it unlocks beyond money.</w:t>
+        <w:t>Cross-point synthesis: Abundance Blocks + Life Path — where the financial block (ipoint) intersects with life purpose (perspurpose) and what resolving it unlocks beyond money.</w:t>
       </w:r>
     </w:p>
     <w:p>
@@ -5322,53 +3978,12 @@
         </w:rPr>
         <w:t xml:space="preserve">Source Point(s): </w:t>
       </w:r>
-      <w:proofErr w:type="spellStart"/>
-      <w:r>
-        <w:rPr>
-          <w:sz w:val="22"/>
-          <w:szCs w:val="22"/>
-        </w:rPr>
-        <w:t>perspurpose</w:t>
-      </w:r>
-      <w:proofErr w:type="spellEnd"/>
-      <w:r>
-        <w:rPr>
-          <w:sz w:val="22"/>
-          <w:szCs w:val="22"/>
-        </w:rPr>
-        <w:t xml:space="preserve"> (derived: </w:t>
-      </w:r>
-      <w:proofErr w:type="spellStart"/>
-      <w:r>
-        <w:rPr>
-          <w:sz w:val="22"/>
-          <w:szCs w:val="22"/>
-        </w:rPr>
-        <w:t>skypoint</w:t>
-      </w:r>
-      <w:proofErr w:type="spellEnd"/>
-      <w:r>
-        <w:rPr>
-          <w:sz w:val="22"/>
-          <w:szCs w:val="22"/>
-        </w:rPr>
-        <w:t xml:space="preserve"> + </w:t>
-      </w:r>
-      <w:proofErr w:type="spellStart"/>
-      <w:r>
-        <w:rPr>
-          <w:sz w:val="22"/>
-          <w:szCs w:val="22"/>
-        </w:rPr>
-        <w:t>earthpoint</w:t>
-      </w:r>
-      <w:proofErr w:type="spellEnd"/>
-      <w:r>
-        <w:rPr>
-          <w:sz w:val="22"/>
-          <w:szCs w:val="22"/>
-        </w:rPr>
-        <w:t>)</w:t>
+      <w:r>
+        <w:rPr>
+          <w:sz w:val="22"/>
+          <w:szCs w:val="22"/>
+        </w:rPr>
+        <w:t>perspurpose (derived: skypoint + earthpoint)</w:t>
       </w:r>
     </w:p>
     <w:p>
@@ -5503,23 +4118,7 @@
           <w:sz w:val="22"/>
           <w:szCs w:val="22"/>
         </w:rPr>
-        <w:t xml:space="preserve">The Tests That Come With This Path — the specific challenges associated with </w:t>
-      </w:r>
-      <w:proofErr w:type="spellStart"/>
-      <w:r>
-        <w:rPr>
-          <w:sz w:val="22"/>
-          <w:szCs w:val="22"/>
-        </w:rPr>
-        <w:t>perspurpose</w:t>
-      </w:r>
-      <w:proofErr w:type="spellEnd"/>
-      <w:r>
-        <w:rPr>
-          <w:sz w:val="22"/>
-          <w:szCs w:val="22"/>
-        </w:rPr>
-        <w:t xml:space="preserve"> that signal growth is happening.</w:t>
+        <w:t>The Tests That Come With This Path — the specific challenges associated with perspurpose that signal growth is happening.</w:t>
       </w:r>
     </w:p>
     <w:p>
@@ -5567,39 +4166,7 @@
           <w:sz w:val="22"/>
           <w:szCs w:val="22"/>
         </w:rPr>
-        <w:t xml:space="preserve">Cross-point synthesis: Personal Purpose + Social Mission — how </w:t>
-      </w:r>
-      <w:proofErr w:type="spellStart"/>
-      <w:r>
-        <w:rPr>
-          <w:sz w:val="22"/>
-          <w:szCs w:val="22"/>
-        </w:rPr>
-        <w:t>perspurpose</w:t>
-      </w:r>
-      <w:proofErr w:type="spellEnd"/>
-      <w:r>
-        <w:rPr>
-          <w:sz w:val="22"/>
-          <w:szCs w:val="22"/>
-        </w:rPr>
-        <w:t xml:space="preserve"> (section 09) and </w:t>
-      </w:r>
-      <w:proofErr w:type="spellStart"/>
-      <w:r>
-        <w:rPr>
-          <w:sz w:val="22"/>
-          <w:szCs w:val="22"/>
-        </w:rPr>
-        <w:t>socialpurpose</w:t>
-      </w:r>
-      <w:proofErr w:type="spellEnd"/>
-      <w:r>
-        <w:rPr>
-          <w:sz w:val="22"/>
-          <w:szCs w:val="22"/>
-        </w:rPr>
-        <w:t xml:space="preserve"> (section 10) are meant to work together.</w:t>
+        <w:t>Cross-point synthesis: Personal Purpose + Social Mission — how perspurpose (section 09) and socialpurpose (section 10) are meant to work together.</w:t>
       </w:r>
     </w:p>
     <w:p>
@@ -5615,69 +4182,12 @@
         </w:rPr>
         <w:t xml:space="preserve">Special Handling: </w:t>
       </w:r>
-      <w:proofErr w:type="spellStart"/>
-      <w:r>
-        <w:rPr>
-          <w:sz w:val="22"/>
-          <w:szCs w:val="22"/>
-        </w:rPr>
-        <w:t>perspurpose</w:t>
-      </w:r>
-      <w:proofErr w:type="spellEnd"/>
-      <w:r>
-        <w:rPr>
-          <w:sz w:val="22"/>
-          <w:szCs w:val="22"/>
-        </w:rPr>
-        <w:t xml:space="preserve"> is a derived point: </w:t>
-      </w:r>
-      <w:proofErr w:type="spellStart"/>
-      <w:r>
-        <w:rPr>
-          <w:sz w:val="22"/>
-          <w:szCs w:val="22"/>
-        </w:rPr>
-        <w:t>reduceNumber</w:t>
-      </w:r>
-      <w:proofErr w:type="spellEnd"/>
-      <w:r>
-        <w:rPr>
-          <w:sz w:val="22"/>
-          <w:szCs w:val="22"/>
-        </w:rPr>
-        <w:t>(</w:t>
-      </w:r>
-      <w:proofErr w:type="spellStart"/>
-      <w:r>
-        <w:rPr>
-          <w:sz w:val="22"/>
-          <w:szCs w:val="22"/>
-        </w:rPr>
-        <w:t>skypoint</w:t>
-      </w:r>
-      <w:proofErr w:type="spellEnd"/>
-      <w:r>
-        <w:rPr>
-          <w:sz w:val="22"/>
-          <w:szCs w:val="22"/>
-        </w:rPr>
-        <w:t xml:space="preserve"> + </w:t>
-      </w:r>
-      <w:proofErr w:type="spellStart"/>
-      <w:r>
-        <w:rPr>
-          <w:sz w:val="22"/>
-          <w:szCs w:val="22"/>
-        </w:rPr>
-        <w:t>earthpoint</w:t>
-      </w:r>
-      <w:proofErr w:type="spellEnd"/>
-      <w:r>
-        <w:rPr>
-          <w:sz w:val="22"/>
-          <w:szCs w:val="22"/>
-        </w:rPr>
-        <w:t>). It is NOT a raw input point. The calculator computes it. The interpretation library still uses the resolved arcana number (1–22) as the lookup key.</w:t>
+      <w:r>
+        <w:rPr>
+          <w:sz w:val="22"/>
+          <w:szCs w:val="22"/>
+        </w:rPr>
+        <w:t>perspurpose is a derived point: reduceNumber(skypoint + earthpoint). It is NOT a raw input point. The calculator computes it. The interpretation library still uses the resolved arcana number (1–22) as the lookup key.</w:t>
       </w:r>
     </w:p>
     <w:p>
@@ -5702,53 +4212,12 @@
         </w:rPr>
         <w:t xml:space="preserve">Source Point(s): </w:t>
       </w:r>
-      <w:proofErr w:type="spellStart"/>
-      <w:r>
-        <w:rPr>
-          <w:sz w:val="22"/>
-          <w:szCs w:val="22"/>
-        </w:rPr>
-        <w:t>socialpurpose</w:t>
-      </w:r>
-      <w:proofErr w:type="spellEnd"/>
-      <w:r>
-        <w:rPr>
-          <w:sz w:val="22"/>
-          <w:szCs w:val="22"/>
-        </w:rPr>
-        <w:t xml:space="preserve"> (derived: </w:t>
-      </w:r>
-      <w:proofErr w:type="spellStart"/>
-      <w:r>
-        <w:rPr>
-          <w:sz w:val="22"/>
-          <w:szCs w:val="22"/>
-        </w:rPr>
-        <w:t>malepoint</w:t>
-      </w:r>
-      <w:proofErr w:type="spellEnd"/>
-      <w:r>
-        <w:rPr>
-          <w:sz w:val="22"/>
-          <w:szCs w:val="22"/>
-        </w:rPr>
-        <w:t xml:space="preserve"> + </w:t>
-      </w:r>
-      <w:proofErr w:type="spellStart"/>
-      <w:r>
-        <w:rPr>
-          <w:sz w:val="22"/>
-          <w:szCs w:val="22"/>
-        </w:rPr>
-        <w:t>femalepoint</w:t>
-      </w:r>
-      <w:proofErr w:type="spellEnd"/>
-      <w:r>
-        <w:rPr>
-          <w:sz w:val="22"/>
-          <w:szCs w:val="22"/>
-        </w:rPr>
-        <w:t>)</w:t>
+      <w:r>
+        <w:rPr>
+          <w:sz w:val="22"/>
+          <w:szCs w:val="22"/>
+        </w:rPr>
+        <w:t>socialpurpose (derived: malepoint + femalepoint)</w:t>
       </w:r>
     </w:p>
     <w:p>
@@ -5882,23 +4351,7 @@
           <w:sz w:val="22"/>
           <w:szCs w:val="22"/>
         </w:rPr>
-        <w:t xml:space="preserve">Where This Mission Shows Up in Work — how </w:t>
-      </w:r>
-      <w:proofErr w:type="spellStart"/>
-      <w:r>
-        <w:rPr>
-          <w:sz w:val="22"/>
-          <w:szCs w:val="22"/>
-        </w:rPr>
-        <w:t>socialpurpose</w:t>
-      </w:r>
-      <w:proofErr w:type="spellEnd"/>
-      <w:r>
-        <w:rPr>
-          <w:sz w:val="22"/>
-          <w:szCs w:val="22"/>
-        </w:rPr>
-        <w:t xml:space="preserve"> manifests in professional contribution and public-facing roles.</w:t>
+        <w:t>Where This Mission Shows Up in Work — how socialpurpose manifests in professional contribution and public-facing roles.</w:t>
       </w:r>
     </w:p>
     <w:p>
@@ -5946,39 +4399,7 @@
           <w:sz w:val="22"/>
           <w:szCs w:val="22"/>
         </w:rPr>
-        <w:t xml:space="preserve">Cross-point synthesis: Social Mission + Legacy — how </w:t>
-      </w:r>
-      <w:proofErr w:type="spellStart"/>
-      <w:r>
-        <w:rPr>
-          <w:sz w:val="22"/>
-          <w:szCs w:val="22"/>
-        </w:rPr>
-        <w:t>socialpurpose</w:t>
-      </w:r>
-      <w:proofErr w:type="spellEnd"/>
-      <w:r>
-        <w:rPr>
-          <w:sz w:val="22"/>
-          <w:szCs w:val="22"/>
-        </w:rPr>
-        <w:t xml:space="preserve"> (section 10) connects to </w:t>
-      </w:r>
-      <w:proofErr w:type="spellStart"/>
-      <w:r>
-        <w:rPr>
-          <w:sz w:val="22"/>
-          <w:szCs w:val="22"/>
-        </w:rPr>
-        <w:t>planetarypurpose</w:t>
-      </w:r>
-      <w:proofErr w:type="spellEnd"/>
-      <w:r>
-        <w:rPr>
-          <w:sz w:val="22"/>
-          <w:szCs w:val="22"/>
-        </w:rPr>
-        <w:t xml:space="preserve"> (section 16).</w:t>
+        <w:t>Cross-point synthesis: Social Mission + Legacy — how socialpurpose (section 10) connects to planetarypurpose (section 16).</w:t>
       </w:r>
     </w:p>
     <w:p>
@@ -5994,69 +4415,12 @@
         </w:rPr>
         <w:t xml:space="preserve">Special Handling: </w:t>
       </w:r>
-      <w:proofErr w:type="spellStart"/>
-      <w:r>
-        <w:rPr>
-          <w:sz w:val="22"/>
-          <w:szCs w:val="22"/>
-        </w:rPr>
-        <w:t>socialpurpose</w:t>
-      </w:r>
-      <w:proofErr w:type="spellEnd"/>
-      <w:r>
-        <w:rPr>
-          <w:sz w:val="22"/>
-          <w:szCs w:val="22"/>
-        </w:rPr>
-        <w:t xml:space="preserve"> is derived: </w:t>
-      </w:r>
-      <w:proofErr w:type="spellStart"/>
-      <w:r>
-        <w:rPr>
-          <w:sz w:val="22"/>
-          <w:szCs w:val="22"/>
-        </w:rPr>
-        <w:t>reduceNumber</w:t>
-      </w:r>
-      <w:proofErr w:type="spellEnd"/>
-      <w:r>
-        <w:rPr>
-          <w:sz w:val="22"/>
-          <w:szCs w:val="22"/>
-        </w:rPr>
-        <w:t>(</w:t>
-      </w:r>
-      <w:proofErr w:type="spellStart"/>
-      <w:r>
-        <w:rPr>
-          <w:sz w:val="22"/>
-          <w:szCs w:val="22"/>
-        </w:rPr>
-        <w:t>malepoint</w:t>
-      </w:r>
-      <w:proofErr w:type="spellEnd"/>
-      <w:r>
-        <w:rPr>
-          <w:sz w:val="22"/>
-          <w:szCs w:val="22"/>
-        </w:rPr>
-        <w:t xml:space="preserve"> + </w:t>
-      </w:r>
-      <w:proofErr w:type="spellStart"/>
-      <w:r>
-        <w:rPr>
-          <w:sz w:val="22"/>
-          <w:szCs w:val="22"/>
-        </w:rPr>
-        <w:t>femalepoint</w:t>
-      </w:r>
-      <w:proofErr w:type="spellEnd"/>
-      <w:r>
-        <w:rPr>
-          <w:sz w:val="22"/>
-          <w:szCs w:val="22"/>
-        </w:rPr>
-        <w:t>). Standard arcana lookup after resolution.</w:t>
+      <w:r>
+        <w:rPr>
+          <w:sz w:val="22"/>
+          <w:szCs w:val="22"/>
+        </w:rPr>
+        <w:t>socialpurpose is derived: reduceNumber(malepoint + femalepoint). Standard arcana lookup after resolution.</w:t>
       </w:r>
     </w:p>
     <w:p>
@@ -6081,53 +4445,12 @@
         </w:rPr>
         <w:t xml:space="preserve">Source Point(s): </w:t>
       </w:r>
-      <w:proofErr w:type="spellStart"/>
-      <w:r>
-        <w:rPr>
-          <w:sz w:val="22"/>
-          <w:szCs w:val="22"/>
-        </w:rPr>
-        <w:t>generalpurpose</w:t>
-      </w:r>
-      <w:proofErr w:type="spellEnd"/>
-      <w:r>
-        <w:rPr>
-          <w:sz w:val="22"/>
-          <w:szCs w:val="22"/>
-        </w:rPr>
-        <w:t xml:space="preserve"> (derived: </w:t>
-      </w:r>
-      <w:proofErr w:type="spellStart"/>
-      <w:r>
-        <w:rPr>
-          <w:sz w:val="22"/>
-          <w:szCs w:val="22"/>
-        </w:rPr>
-        <w:t>perspurpose</w:t>
-      </w:r>
-      <w:proofErr w:type="spellEnd"/>
-      <w:r>
-        <w:rPr>
-          <w:sz w:val="22"/>
-          <w:szCs w:val="22"/>
-        </w:rPr>
-        <w:t xml:space="preserve"> + </w:t>
-      </w:r>
-      <w:proofErr w:type="spellStart"/>
-      <w:r>
-        <w:rPr>
-          <w:sz w:val="22"/>
-          <w:szCs w:val="22"/>
-        </w:rPr>
-        <w:t>socialpurpose</w:t>
-      </w:r>
-      <w:proofErr w:type="spellEnd"/>
-      <w:r>
-        <w:rPr>
-          <w:sz w:val="22"/>
-          <w:szCs w:val="22"/>
-        </w:rPr>
-        <w:t>)</w:t>
+      <w:r>
+        <w:rPr>
+          <w:sz w:val="22"/>
+          <w:szCs w:val="22"/>
+        </w:rPr>
+        <w:t>generalpurpose (derived: perspurpose + socialpurpose)</w:t>
       </w:r>
     </w:p>
     <w:p>
@@ -6197,23 +4520,7 @@
           <w:sz w:val="22"/>
           <w:szCs w:val="22"/>
         </w:rPr>
-        <w:t xml:space="preserve">Your Spiritual Task — the soul-level work associated with this arcana in the </w:t>
-      </w:r>
-      <w:proofErr w:type="spellStart"/>
-      <w:r>
-        <w:rPr>
-          <w:sz w:val="22"/>
-          <w:szCs w:val="22"/>
-        </w:rPr>
-        <w:t>generalpurpose</w:t>
-      </w:r>
-      <w:proofErr w:type="spellEnd"/>
-      <w:r>
-        <w:rPr>
-          <w:sz w:val="22"/>
-          <w:szCs w:val="22"/>
-        </w:rPr>
-        <w:t xml:space="preserve"> position.</w:t>
+        <w:t>Your Spiritual Task — the soul-level work associated with this arcana in the generalpurpose position.</w:t>
       </w:r>
     </w:p>
     <w:p>
@@ -6261,23 +4568,7 @@
           <w:sz w:val="22"/>
           <w:szCs w:val="22"/>
         </w:rPr>
-        <w:t xml:space="preserve">When This Purpose Feels Blocked — what internal states or external circumstances signal misalignment with </w:t>
-      </w:r>
-      <w:proofErr w:type="spellStart"/>
-      <w:r>
-        <w:rPr>
-          <w:sz w:val="22"/>
-          <w:szCs w:val="22"/>
-        </w:rPr>
-        <w:t>generalpurpose</w:t>
-      </w:r>
-      <w:proofErr w:type="spellEnd"/>
-      <w:r>
-        <w:rPr>
-          <w:sz w:val="22"/>
-          <w:szCs w:val="22"/>
-        </w:rPr>
-        <w:t>.</w:t>
+        <w:t>When This Purpose Feels Blocked — what internal states or external circumstances signal misalignment with generalpurpose.</w:t>
       </w:r>
     </w:p>
     <w:p>
@@ -6342,39 +4633,7 @@
           <w:sz w:val="22"/>
           <w:szCs w:val="22"/>
         </w:rPr>
-        <w:t xml:space="preserve">Cross-point synthesis: General Purpose + Core Self — how </w:t>
-      </w:r>
-      <w:proofErr w:type="spellStart"/>
-      <w:r>
-        <w:rPr>
-          <w:sz w:val="22"/>
-          <w:szCs w:val="22"/>
-        </w:rPr>
-        <w:t>generalpurpose</w:t>
-      </w:r>
-      <w:proofErr w:type="spellEnd"/>
-      <w:r>
-        <w:rPr>
-          <w:sz w:val="22"/>
-          <w:szCs w:val="22"/>
-        </w:rPr>
-        <w:t xml:space="preserve"> (section 11) and </w:t>
-      </w:r>
-      <w:proofErr w:type="spellStart"/>
-      <w:r>
-        <w:rPr>
-          <w:sz w:val="22"/>
-          <w:szCs w:val="22"/>
-        </w:rPr>
-        <w:t>apoint</w:t>
-      </w:r>
-      <w:proofErr w:type="spellEnd"/>
-      <w:r>
-        <w:rPr>
-          <w:sz w:val="22"/>
-          <w:szCs w:val="22"/>
-        </w:rPr>
-        <w:t xml:space="preserve"> (section 01) create a complete identity-purpose picture.</w:t>
+        <w:t>Cross-point synthesis: General Purpose + Core Self — how generalpurpose (section 11) and apoint (section 01) create a complete identity-purpose picture.</w:t>
       </w:r>
     </w:p>
     <w:p>
@@ -6390,69 +4649,12 @@
         </w:rPr>
         <w:t xml:space="preserve">Special Handling: </w:t>
       </w:r>
-      <w:proofErr w:type="spellStart"/>
-      <w:r>
-        <w:rPr>
-          <w:sz w:val="22"/>
-          <w:szCs w:val="22"/>
-        </w:rPr>
-        <w:t>generalpurpose</w:t>
-      </w:r>
-      <w:proofErr w:type="spellEnd"/>
-      <w:r>
-        <w:rPr>
-          <w:sz w:val="22"/>
-          <w:szCs w:val="22"/>
-        </w:rPr>
-        <w:t xml:space="preserve"> is derived: </w:t>
-      </w:r>
-      <w:proofErr w:type="spellStart"/>
-      <w:r>
-        <w:rPr>
-          <w:sz w:val="22"/>
-          <w:szCs w:val="22"/>
-        </w:rPr>
-        <w:t>reduceNumber</w:t>
-      </w:r>
-      <w:proofErr w:type="spellEnd"/>
-      <w:r>
-        <w:rPr>
-          <w:sz w:val="22"/>
-          <w:szCs w:val="22"/>
-        </w:rPr>
-        <w:t>(</w:t>
-      </w:r>
-      <w:proofErr w:type="spellStart"/>
-      <w:r>
-        <w:rPr>
-          <w:sz w:val="22"/>
-          <w:szCs w:val="22"/>
-        </w:rPr>
-        <w:t>perspurpose</w:t>
-      </w:r>
-      <w:proofErr w:type="spellEnd"/>
-      <w:r>
-        <w:rPr>
-          <w:sz w:val="22"/>
-          <w:szCs w:val="22"/>
-        </w:rPr>
-        <w:t xml:space="preserve"> + </w:t>
-      </w:r>
-      <w:proofErr w:type="spellStart"/>
-      <w:r>
-        <w:rPr>
-          <w:sz w:val="22"/>
-          <w:szCs w:val="22"/>
-        </w:rPr>
-        <w:t>socialpurpose</w:t>
-      </w:r>
-      <w:proofErr w:type="spellEnd"/>
-      <w:r>
-        <w:rPr>
-          <w:sz w:val="22"/>
-          <w:szCs w:val="22"/>
-        </w:rPr>
-        <w:t>). Standard arcana lookup after resolution. Sections 09, 10, 11 all draw from purpose-layer points but each has a distinct lens (personal arc, social role, cosmic thread) — content must be meaningfully different for each.</w:t>
+      <w:r>
+        <w:rPr>
+          <w:sz w:val="22"/>
+          <w:szCs w:val="22"/>
+        </w:rPr>
+        <w:t>generalpurpose is derived: reduceNumber(perspurpose + socialpurpose). Standard arcana lookup after resolution. Sections 09, 10, 11 all draw from purpose-layer points but each has a distinct lens (personal arc, social role, cosmic thread) — content must be meaningfully different for each.</w:t>
       </w:r>
     </w:p>
     <w:p>
@@ -6477,31 +4679,13 @@
         </w:rPr>
         <w:t xml:space="preserve">Source Point(s): </w:t>
       </w:r>
-      <w:proofErr w:type="spellStart"/>
-      <w:r>
-        <w:rPr>
-          <w:sz w:val="22"/>
-          <w:szCs w:val="22"/>
-        </w:rPr>
-        <w:t>opoint</w:t>
-      </w:r>
-      <w:proofErr w:type="spellEnd"/>
-      <w:r>
-        <w:rPr>
-          <w:sz w:val="22"/>
-          <w:szCs w:val="22"/>
-        </w:rPr>
-        <w:t>/</w:t>
-      </w:r>
-      <w:proofErr w:type="spellStart"/>
-      <w:r>
-        <w:rPr>
-          <w:sz w:val="22"/>
-          <w:szCs w:val="22"/>
-        </w:rPr>
-        <w:t>ppoint</w:t>
-      </w:r>
-      <w:proofErr w:type="spellEnd"/>
+      <w:r>
+        <w:rPr>
+          <w:sz w:val="22"/>
+          <w:szCs w:val="22"/>
+        </w:rPr>
+        <w:t>opoint/ppoint</w:t>
+      </w:r>
     </w:p>
     <w:p>
       <w:pPr>
@@ -6569,23 +4753,7 @@
           <w:sz w:val="22"/>
           <w:szCs w:val="22"/>
         </w:rPr>
-        <w:t>What You Inherited From the Masculine Line — the specific program, gift, or wound coming through the father/paternal lineage (</w:t>
-      </w:r>
-      <w:proofErr w:type="spellStart"/>
-      <w:r>
-        <w:rPr>
-          <w:sz w:val="22"/>
-          <w:szCs w:val="22"/>
-        </w:rPr>
-        <w:t>ppoint</w:t>
-      </w:r>
-      <w:proofErr w:type="spellEnd"/>
-      <w:r>
-        <w:rPr>
-          <w:sz w:val="22"/>
-          <w:szCs w:val="22"/>
-        </w:rPr>
-        <w:t>).</w:t>
+        <w:t>What You Inherited From the Masculine Line — the specific program, gift, or wound coming through the father/paternal lineage (ppoint).</w:t>
       </w:r>
     </w:p>
     <w:p>
@@ -6602,23 +4770,7 @@
           <w:sz w:val="22"/>
           <w:szCs w:val="22"/>
         </w:rPr>
-        <w:t>What You Inherited From the Feminine Line — the specific program, gift, or wound coming through the mother/maternal lineage (</w:t>
-      </w:r>
-      <w:proofErr w:type="spellStart"/>
-      <w:r>
-        <w:rPr>
-          <w:sz w:val="22"/>
-          <w:szCs w:val="22"/>
-        </w:rPr>
-        <w:t>opoint</w:t>
-      </w:r>
-      <w:proofErr w:type="spellEnd"/>
-      <w:r>
-        <w:rPr>
-          <w:sz w:val="22"/>
-          <w:szCs w:val="22"/>
-        </w:rPr>
-        <w:t>).</w:t>
+        <w:t>What You Inherited From the Feminine Line — the specific program, gift, or wound coming through the mother/maternal lineage (opoint).</w:t>
       </w:r>
     </w:p>
     <w:p>
@@ -6731,37 +4883,12 @@
         </w:rPr>
         <w:t xml:space="preserve">Special Handling: </w:t>
       </w:r>
-      <w:proofErr w:type="spellStart"/>
-      <w:r>
-        <w:rPr>
-          <w:sz w:val="22"/>
-          <w:szCs w:val="22"/>
-        </w:rPr>
-        <w:t>opoint</w:t>
-      </w:r>
-      <w:proofErr w:type="spellEnd"/>
-      <w:r>
-        <w:rPr>
-          <w:sz w:val="22"/>
-          <w:szCs w:val="22"/>
-        </w:rPr>
-        <w:t xml:space="preserve"> and </w:t>
-      </w:r>
-      <w:proofErr w:type="spellStart"/>
-      <w:r>
-        <w:rPr>
-          <w:sz w:val="22"/>
-          <w:szCs w:val="22"/>
-        </w:rPr>
-        <w:t>ppoint</w:t>
-      </w:r>
-      <w:proofErr w:type="spellEnd"/>
-      <w:r>
-        <w:rPr>
-          <w:sz w:val="22"/>
-          <w:szCs w:val="22"/>
-        </w:rPr>
-        <w:t xml:space="preserve"> are two separate midpoints on the parent lines. Content reads them as two distinct lenses (feminine line vs. masculine line) within one section. Each has its own arcana lookup. This section uses two JSON lookups, not one.</w:t>
+      <w:r>
+        <w:rPr>
+          <w:sz w:val="22"/>
+          <w:szCs w:val="22"/>
+        </w:rPr>
+        <w:t>opoint and ppoint are two separate midpoints on the parent lines. Content reads them as two distinct lenses (feminine line vs. masculine line) within one section. Each has its own arcana lookup. This section uses two JSON lookups, not one.</w:t>
       </w:r>
     </w:p>
     <w:p>
@@ -6786,53 +4913,12 @@
         </w:rPr>
         <w:t xml:space="preserve">Source Point(s): </w:t>
       </w:r>
-      <w:proofErr w:type="spellStart"/>
-      <w:r>
-        <w:rPr>
-          <w:sz w:val="22"/>
-          <w:szCs w:val="22"/>
-        </w:rPr>
-        <w:t>npoint</w:t>
-      </w:r>
-      <w:proofErr w:type="spellEnd"/>
-      <w:r>
-        <w:rPr>
-          <w:sz w:val="22"/>
-          <w:szCs w:val="22"/>
-        </w:rPr>
-        <w:t>/</w:t>
-      </w:r>
-      <w:proofErr w:type="spellStart"/>
-      <w:r>
-        <w:rPr>
-          <w:sz w:val="22"/>
-          <w:szCs w:val="22"/>
-        </w:rPr>
-        <w:t>lpoint</w:t>
-      </w:r>
-      <w:proofErr w:type="spellEnd"/>
-      <w:r>
-        <w:rPr>
-          <w:sz w:val="22"/>
-          <w:szCs w:val="22"/>
-        </w:rPr>
-        <w:t>/</w:t>
-      </w:r>
-      <w:proofErr w:type="spellStart"/>
-      <w:r>
-        <w:rPr>
-          <w:sz w:val="22"/>
-          <w:szCs w:val="22"/>
-        </w:rPr>
-        <w:t>mpoint</w:t>
-      </w:r>
-      <w:proofErr w:type="spellEnd"/>
-      <w:r>
-        <w:rPr>
-          <w:sz w:val="22"/>
-          <w:szCs w:val="22"/>
-        </w:rPr>
-        <w:t xml:space="preserve"> (cluster)</w:t>
+      <w:r>
+        <w:rPr>
+          <w:sz w:val="22"/>
+          <w:szCs w:val="22"/>
+        </w:rPr>
+        <w:t>npoint/lpoint/mpoint (cluster)</w:t>
       </w:r>
     </w:p>
     <w:p>
@@ -7035,71 +5121,7 @@
           <w:sz w:val="22"/>
           <w:szCs w:val="22"/>
         </w:rPr>
-        <w:t xml:space="preserve">CRITICAL: Like section 03, this section is NOT individual arcana lookups. The program is identified by a combination cluster key (e.g. “10-20-10” as used by matrix-destiny.com). </w:t>
-      </w:r>
-      <w:proofErr w:type="spellStart"/>
-      <w:r>
-        <w:rPr>
-          <w:sz w:val="22"/>
-          <w:szCs w:val="22"/>
-        </w:rPr>
-        <w:t>programs.json</w:t>
-      </w:r>
-      <w:proofErr w:type="spellEnd"/>
-      <w:r>
-        <w:rPr>
-          <w:sz w:val="22"/>
-          <w:szCs w:val="22"/>
-        </w:rPr>
-        <w:t xml:space="preserve"> is keyed by cluster string. There is a finite list of named programs — not 22 entries. Programs are computed from </w:t>
-      </w:r>
-      <w:proofErr w:type="spellStart"/>
-      <w:r>
-        <w:rPr>
-          <w:sz w:val="22"/>
-          <w:szCs w:val="22"/>
-        </w:rPr>
-        <w:t>npoint</w:t>
-      </w:r>
-      <w:proofErr w:type="spellEnd"/>
-      <w:r>
-        <w:rPr>
-          <w:sz w:val="22"/>
-          <w:szCs w:val="22"/>
-        </w:rPr>
-        <w:t xml:space="preserve">, </w:t>
-      </w:r>
-      <w:proofErr w:type="spellStart"/>
-      <w:r>
-        <w:rPr>
-          <w:sz w:val="22"/>
-          <w:szCs w:val="22"/>
-        </w:rPr>
-        <w:t>lpoint</w:t>
-      </w:r>
-      <w:proofErr w:type="spellEnd"/>
-      <w:r>
-        <w:rPr>
-          <w:sz w:val="22"/>
-          <w:szCs w:val="22"/>
-        </w:rPr>
-        <w:t xml:space="preserve">, </w:t>
-      </w:r>
-      <w:proofErr w:type="spellStart"/>
-      <w:r>
-        <w:rPr>
-          <w:sz w:val="22"/>
-          <w:szCs w:val="22"/>
-        </w:rPr>
-        <w:t>mpoint</w:t>
-      </w:r>
-      <w:proofErr w:type="spellEnd"/>
-      <w:r>
-        <w:rPr>
-          <w:sz w:val="22"/>
-          <w:szCs w:val="22"/>
-        </w:rPr>
-        <w:t xml:space="preserve"> values together. This requires a separate lookup function in the calculator JS, not a simple arcana number lookup.</w:t>
+        <w:t>CRITICAL: Like section 03, this section is NOT individual arcana lookups. The program is identified by a combination cluster key (e.g. “10-20-10” as used by matrix-destiny.com). programs.json is keyed by cluster string. There is a finite list of named programs — not 22 entries. Programs are computed from npoint, lpoint, mpoint values together. This requires a separate lookup function in the calculator JS, not a simple arcana number lookup.</w:t>
       </w:r>
     </w:p>
     <w:p>
@@ -7181,23 +5203,7 @@
           <w:sz w:val="22"/>
           <w:szCs w:val="22"/>
         </w:rPr>
-        <w:t xml:space="preserve">The Archana Governing This Year — which of the 22 arcana is active for this person in the current year, and what that </w:t>
-      </w:r>
-      <w:proofErr w:type="spellStart"/>
-      <w:r>
-        <w:rPr>
-          <w:sz w:val="22"/>
-          <w:szCs w:val="22"/>
-        </w:rPr>
-        <w:t>archana</w:t>
-      </w:r>
-      <w:proofErr w:type="spellEnd"/>
-      <w:r>
-        <w:rPr>
-          <w:sz w:val="22"/>
-          <w:szCs w:val="22"/>
-        </w:rPr>
-        <w:t xml:space="preserve"> fundamentally represents.</w:t>
+        <w:t>The Archana Governing This Year — which of the 22 arcana is active for this person in the current year, and what that archana fundamentally represents.</w:t>
       </w:r>
     </w:p>
     <w:p>
@@ -7280,23 +5286,7 @@
           <w:sz w:val="22"/>
           <w:szCs w:val="22"/>
         </w:rPr>
-        <w:t xml:space="preserve">What to Prioritize and What to Defer — aligned timing guidance based on this year's </w:t>
-      </w:r>
-      <w:proofErr w:type="spellStart"/>
-      <w:r>
-        <w:rPr>
-          <w:sz w:val="22"/>
-          <w:szCs w:val="22"/>
-        </w:rPr>
-        <w:t>archana</w:t>
-      </w:r>
-      <w:proofErr w:type="spellEnd"/>
-      <w:r>
-        <w:rPr>
-          <w:sz w:val="22"/>
-          <w:szCs w:val="22"/>
-        </w:rPr>
-        <w:t>.</w:t>
+        <w:t>What to Prioritize and What to Defer — aligned timing guidance based on this year's archana.</w:t>
       </w:r>
     </w:p>
     <w:p>
@@ -7365,23 +5355,7 @@
           <w:sz w:val="22"/>
           <w:szCs w:val="22"/>
         </w:rPr>
-        <w:t xml:space="preserve">The year arcana is calculated using the existing </w:t>
-      </w:r>
-      <w:proofErr w:type="spellStart"/>
-      <w:r>
-        <w:rPr>
-          <w:sz w:val="22"/>
-          <w:szCs w:val="22"/>
-        </w:rPr>
-        <w:t>calculateYear</w:t>
-      </w:r>
-      <w:proofErr w:type="spellEnd"/>
-      <w:r>
-        <w:rPr>
-          <w:sz w:val="22"/>
-          <w:szCs w:val="22"/>
-        </w:rPr>
-        <w:t>() function in code.js. It is based on the current calendar year, not the birth year. This means the lookup result changes every January 1. The content must be written in a way that is timeless per arcana (not referencing specific external events) so it remains accurate year over year when the same arcana recurs. Standard 22-entry arcana lookup after year calculation.</w:t>
+        <w:t>The year arcana is calculated using the existing calculateYear() function in code.js. It is based on the current calendar year, not the birth year. This means the lookup result changes every January 1. The content must be written in a way that is timeless per arcana (not referencing specific external events) so it remains accurate year over year when the same arcana recurs. Standard 22-entry arcana lookup after year calculation.</w:t>
       </w:r>
     </w:p>
     <w:p>
@@ -7469,12 +5443,6 @@
         <w:gridCol w:w="3500"/>
       </w:tblGrid>
       <w:tr>
-        <w:tblPrEx>
-          <w:tblCellMar>
-            <w:top w:w="0" w:type="dxa"/>
-            <w:bottom w:w="0" w:type="dxa"/>
-          </w:tblCellMar>
-        </w:tblPrEx>
         <w:trPr>
           <w:tblHeader/>
         </w:trPr>
@@ -7540,25 +5508,14 @@
         </w:tc>
       </w:tr>
       <w:tr>
-        <w:tblPrEx>
-          <w:tblCellMar>
-            <w:top w:w="0" w:type="dxa"/>
-            <w:bottom w:w="0" w:type="dxa"/>
-          </w:tblCellMar>
-        </w:tblPrEx>
         <w:tc>
           <w:tcPr>
             <w:tcW w:w="2000" w:type="dxa"/>
           </w:tcPr>
           <w:p>
             <w:r>
-              <w:t xml:space="preserve">Crown — </w:t>
-            </w:r>
-            <w:proofErr w:type="spellStart"/>
-            <w:r>
-              <w:t>Sahasrara</w:t>
-            </w:r>
-            <w:proofErr w:type="spellEnd"/>
+              <w:t>Crown — Sahasrara</w:t>
+            </w:r>
           </w:p>
         </w:tc>
         <w:tc>
@@ -7566,11 +5523,9 @@
             <w:tcW w:w="1500" w:type="dxa"/>
           </w:tcPr>
           <w:p>
-            <w:proofErr w:type="spellStart"/>
             <w:r>
               <w:t>sahasrara</w:t>
             </w:r>
-            <w:proofErr w:type="spellEnd"/>
           </w:p>
         </w:tc>
         <w:tc>
@@ -7588,37 +5543,13 @@
             <w:tcW w:w="3500" w:type="dxa"/>
           </w:tcPr>
           <w:p>
-            <w:proofErr w:type="spellStart"/>
-            <w:r>
-              <w:t>apoint</w:t>
-            </w:r>
-            <w:proofErr w:type="spellEnd"/>
-            <w:r>
-              <w:t xml:space="preserve"> / </w:t>
-            </w:r>
-            <w:proofErr w:type="spellStart"/>
-            <w:r>
-              <w:t>bpoint</w:t>
-            </w:r>
-            <w:proofErr w:type="spellEnd"/>
-            <w:r>
-              <w:t xml:space="preserve"> / </w:t>
-            </w:r>
-            <w:proofErr w:type="spellStart"/>
-            <w:r>
-              <w:t>a+b</w:t>
-            </w:r>
-            <w:proofErr w:type="spellEnd"/>
-          </w:p>
-        </w:tc>
-      </w:tr>
-      <w:tr>
-        <w:tblPrEx>
-          <w:tblCellMar>
-            <w:top w:w="0" w:type="dxa"/>
-            <w:bottom w:w="0" w:type="dxa"/>
-          </w:tblCellMar>
-        </w:tblPrEx>
+            <w:r>
+              <w:t>apoint / bpoint / a+b</w:t>
+            </w:r>
+          </w:p>
+        </w:tc>
+      </w:tr>
+      <w:tr>
         <w:tc>
           <w:tcPr>
             <w:tcW w:w="2000" w:type="dxa"/>
@@ -7634,11 +5565,9 @@
             <w:tcW w:w="1500" w:type="dxa"/>
           </w:tcPr>
           <w:p>
-            <w:proofErr w:type="spellStart"/>
             <w:r>
               <w:t>ajna</w:t>
             </w:r>
-            <w:proofErr w:type="spellEnd"/>
           </w:p>
         </w:tc>
         <w:tc>
@@ -7656,50 +5585,21 @@
             <w:tcW w:w="3500" w:type="dxa"/>
           </w:tcPr>
           <w:p>
-            <w:proofErr w:type="spellStart"/>
-            <w:r>
-              <w:t>opoint</w:t>
-            </w:r>
-            <w:proofErr w:type="spellEnd"/>
-            <w:r>
-              <w:t xml:space="preserve"> / </w:t>
-            </w:r>
-            <w:proofErr w:type="spellStart"/>
-            <w:r>
-              <w:t>ppoint</w:t>
-            </w:r>
-            <w:proofErr w:type="spellEnd"/>
-            <w:r>
-              <w:t xml:space="preserve"> / </w:t>
-            </w:r>
-            <w:proofErr w:type="spellStart"/>
-            <w:r>
-              <w:t>o+p</w:t>
-            </w:r>
-            <w:proofErr w:type="spellEnd"/>
-          </w:p>
-        </w:tc>
-      </w:tr>
-      <w:tr>
-        <w:tblPrEx>
-          <w:tblCellMar>
-            <w:top w:w="0" w:type="dxa"/>
-            <w:bottom w:w="0" w:type="dxa"/>
-          </w:tblCellMar>
-        </w:tblPrEx>
+            <w:r>
+              <w:t>opoint / ppoint / o+p</w:t>
+            </w:r>
+          </w:p>
+        </w:tc>
+      </w:tr>
+      <w:tr>
         <w:tc>
           <w:tcPr>
             <w:tcW w:w="2000" w:type="dxa"/>
           </w:tcPr>
           <w:p>
             <w:r>
-              <w:t xml:space="preserve">Throat — </w:t>
-            </w:r>
-            <w:proofErr w:type="spellStart"/>
-            <w:r>
-              <w:t>Vishuddha</w:t>
-            </w:r>
-            <w:proofErr w:type="spellEnd"/>
+              <w:t>Throat — Vishuddha</w:t>
+            </w:r>
           </w:p>
         </w:tc>
         <w:tc>
@@ -7707,11 +5607,9 @@
             <w:tcW w:w="1500" w:type="dxa"/>
           </w:tcPr>
           <w:p>
-            <w:proofErr w:type="spellStart"/>
             <w:r>
               <w:t>vishuddha</w:t>
             </w:r>
-            <w:proofErr w:type="spellEnd"/>
           </w:p>
         </w:tc>
         <w:tc>
@@ -7729,37 +5627,13 @@
             <w:tcW w:w="3500" w:type="dxa"/>
           </w:tcPr>
           <w:p>
-            <w:proofErr w:type="spellStart"/>
-            <w:r>
-              <w:t>spoint</w:t>
-            </w:r>
-            <w:proofErr w:type="spellEnd"/>
-            <w:r>
-              <w:t xml:space="preserve"> / </w:t>
-            </w:r>
-            <w:proofErr w:type="spellStart"/>
-            <w:r>
-              <w:t>tpoint</w:t>
-            </w:r>
-            <w:proofErr w:type="spellEnd"/>
-            <w:r>
-              <w:t xml:space="preserve"> / </w:t>
-            </w:r>
-            <w:proofErr w:type="spellStart"/>
-            <w:r>
-              <w:t>s+t</w:t>
-            </w:r>
-            <w:proofErr w:type="spellEnd"/>
-          </w:p>
-        </w:tc>
-      </w:tr>
-      <w:tr>
-        <w:tblPrEx>
-          <w:tblCellMar>
-            <w:top w:w="0" w:type="dxa"/>
-            <w:bottom w:w="0" w:type="dxa"/>
-          </w:tblCellMar>
-        </w:tblPrEx>
+            <w:r>
+              <w:t>spoint / tpoint / s+t</w:t>
+            </w:r>
+          </w:p>
+        </w:tc>
+      </w:tr>
+      <w:tr>
         <w:tc>
           <w:tcPr>
             <w:tcW w:w="2000" w:type="dxa"/>
@@ -7775,11 +5649,9 @@
             <w:tcW w:w="1500" w:type="dxa"/>
           </w:tcPr>
           <w:p>
-            <w:proofErr w:type="spellStart"/>
             <w:r>
               <w:t>anahata</w:t>
             </w:r>
-            <w:proofErr w:type="spellEnd"/>
           </w:p>
         </w:tc>
         <w:tc>
@@ -7797,37 +5669,13 @@
             <w:tcW w:w="3500" w:type="dxa"/>
           </w:tcPr>
           <w:p>
-            <w:proofErr w:type="spellStart"/>
-            <w:r>
-              <w:t>wpoint</w:t>
-            </w:r>
-            <w:proofErr w:type="spellEnd"/>
-            <w:r>
-              <w:t xml:space="preserve"> / </w:t>
-            </w:r>
-            <w:proofErr w:type="spellStart"/>
-            <w:r>
-              <w:t>xpoint</w:t>
-            </w:r>
-            <w:proofErr w:type="spellEnd"/>
-            <w:r>
-              <w:t xml:space="preserve"> / </w:t>
-            </w:r>
-            <w:proofErr w:type="spellStart"/>
-            <w:r>
-              <w:t>w+x</w:t>
-            </w:r>
-            <w:proofErr w:type="spellEnd"/>
-          </w:p>
-        </w:tc>
-      </w:tr>
-      <w:tr>
-        <w:tblPrEx>
-          <w:tblCellMar>
-            <w:top w:w="0" w:type="dxa"/>
-            <w:bottom w:w="0" w:type="dxa"/>
-          </w:tblCellMar>
-        </w:tblPrEx>
+            <w:r>
+              <w:t>wpoint / xpoint / w+x</w:t>
+            </w:r>
+          </w:p>
+        </w:tc>
+      </w:tr>
+      <w:tr>
         <w:tc>
           <w:tcPr>
             <w:tcW w:w="2000" w:type="dxa"/>
@@ -7843,11 +5691,9 @@
             <w:tcW w:w="1500" w:type="dxa"/>
           </w:tcPr>
           <w:p>
-            <w:proofErr w:type="spellStart"/>
             <w:r>
               <w:t>manipura</w:t>
             </w:r>
-            <w:proofErr w:type="spellEnd"/>
           </w:p>
         </w:tc>
         <w:tc>
@@ -7865,50 +5711,21 @@
             <w:tcW w:w="3500" w:type="dxa"/>
           </w:tcPr>
           <w:p>
-            <w:proofErr w:type="spellStart"/>
-            <w:r>
-              <w:t>epoint</w:t>
-            </w:r>
-            <w:proofErr w:type="spellEnd"/>
-            <w:r>
-              <w:t xml:space="preserve"> / </w:t>
-            </w:r>
-            <w:proofErr w:type="spellStart"/>
-            <w:r>
-              <w:t>epoint</w:t>
-            </w:r>
-            <w:proofErr w:type="spellEnd"/>
-            <w:r>
-              <w:t xml:space="preserve"> / </w:t>
-            </w:r>
-            <w:proofErr w:type="spellStart"/>
-            <w:r>
-              <w:t>e+e</w:t>
-            </w:r>
-            <w:proofErr w:type="spellEnd"/>
-          </w:p>
-        </w:tc>
-      </w:tr>
-      <w:tr>
-        <w:tblPrEx>
-          <w:tblCellMar>
-            <w:top w:w="0" w:type="dxa"/>
-            <w:bottom w:w="0" w:type="dxa"/>
-          </w:tblCellMar>
-        </w:tblPrEx>
+            <w:r>
+              <w:t>epoint / epoint / e+e</w:t>
+            </w:r>
+          </w:p>
+        </w:tc>
+      </w:tr>
+      <w:tr>
         <w:tc>
           <w:tcPr>
             <w:tcW w:w="2000" w:type="dxa"/>
           </w:tcPr>
           <w:p>
             <w:r>
-              <w:t xml:space="preserve">Sacral — </w:t>
-            </w:r>
-            <w:proofErr w:type="spellStart"/>
-            <w:r>
-              <w:t>Svadhisthana</w:t>
-            </w:r>
-            <w:proofErr w:type="spellEnd"/>
+              <w:t>Sacral — Svadhisthana</w:t>
+            </w:r>
           </w:p>
         </w:tc>
         <w:tc>
@@ -7916,11 +5733,9 @@
             <w:tcW w:w="1500" w:type="dxa"/>
           </w:tcPr>
           <w:p>
-            <w:proofErr w:type="spellStart"/>
             <w:r>
               <w:t>svadhisthana</w:t>
             </w:r>
-            <w:proofErr w:type="spellEnd"/>
           </w:p>
         </w:tc>
         <w:tc>
@@ -7938,50 +5753,21 @@
             <w:tcW w:w="3500" w:type="dxa"/>
           </w:tcPr>
           <w:p>
-            <w:proofErr w:type="spellStart"/>
-            <w:r>
-              <w:t>npoint</w:t>
-            </w:r>
-            <w:proofErr w:type="spellEnd"/>
-            <w:r>
-              <w:t xml:space="preserve"> / </w:t>
-            </w:r>
-            <w:proofErr w:type="spellStart"/>
-            <w:r>
-              <w:t>jpoint</w:t>
-            </w:r>
-            <w:proofErr w:type="spellEnd"/>
-            <w:r>
-              <w:t xml:space="preserve"> / </w:t>
-            </w:r>
-            <w:proofErr w:type="spellStart"/>
-            <w:r>
-              <w:t>j+n</w:t>
-            </w:r>
-            <w:proofErr w:type="spellEnd"/>
-          </w:p>
-        </w:tc>
-      </w:tr>
-      <w:tr>
-        <w:tblPrEx>
-          <w:tblCellMar>
-            <w:top w:w="0" w:type="dxa"/>
-            <w:bottom w:w="0" w:type="dxa"/>
-          </w:tblCellMar>
-        </w:tblPrEx>
+            <w:r>
+              <w:t>npoint / jpoint / j+n</w:t>
+            </w:r>
+          </w:p>
+        </w:tc>
+      </w:tr>
+      <w:tr>
         <w:tc>
           <w:tcPr>
             <w:tcW w:w="2000" w:type="dxa"/>
           </w:tcPr>
           <w:p>
             <w:r>
-              <w:t xml:space="preserve">Root — </w:t>
-            </w:r>
-            <w:proofErr w:type="spellStart"/>
-            <w:r>
-              <w:t>Muladhara</w:t>
-            </w:r>
-            <w:proofErr w:type="spellEnd"/>
+              <w:t>Root — Muladhara</w:t>
+            </w:r>
           </w:p>
         </w:tc>
         <w:tc>
@@ -7989,11 +5775,9 @@
             <w:tcW w:w="1500" w:type="dxa"/>
           </w:tcPr>
           <w:p>
-            <w:proofErr w:type="spellStart"/>
             <w:r>
               <w:t>muladhara</w:t>
             </w:r>
-            <w:proofErr w:type="spellEnd"/>
           </w:p>
         </w:tc>
         <w:tc>
@@ -8011,27 +5795,9 @@
             <w:tcW w:w="3500" w:type="dxa"/>
           </w:tcPr>
           <w:p>
-            <w:proofErr w:type="spellStart"/>
-            <w:r>
-              <w:t>cpoint</w:t>
-            </w:r>
-            <w:proofErr w:type="spellEnd"/>
-            <w:r>
-              <w:t xml:space="preserve"> / </w:t>
-            </w:r>
-            <w:proofErr w:type="spellStart"/>
-            <w:r>
-              <w:t>dpoint</w:t>
-            </w:r>
-            <w:proofErr w:type="spellEnd"/>
-            <w:r>
-              <w:t xml:space="preserve"> / </w:t>
-            </w:r>
-            <w:proofErr w:type="spellStart"/>
-            <w:r>
-              <w:t>c+d</w:t>
-            </w:r>
-            <w:proofErr w:type="spellEnd"/>
+            <w:r>
+              <w:t>cpoint / dpoint / c+d</w:t>
+            </w:r>
           </w:p>
         </w:tc>
       </w:tr>
@@ -8039,23 +5805,7 @@
     <w:p/>
     <w:p>
       <w:r>
-        <w:t>Each chakra resolves to a value from 1–22 across each of its 3 columns (</w:t>
-      </w:r>
-      <w:proofErr w:type="spellStart"/>
-      <w:r>
-        <w:t>reduceNumber</w:t>
-      </w:r>
-      <w:proofErr w:type="spellEnd"/>
-      <w:r>
-        <w:t xml:space="preserve">() keeps every output in this range), giving 21 lookup slots per reading. Because the three columns are merged into a single entry per chakra/value pair, </w:t>
-      </w:r>
-      <w:proofErr w:type="spellStart"/>
-      <w:r>
-        <w:t>chakras.json</w:t>
-      </w:r>
-      <w:proofErr w:type="spellEnd"/>
-      <w:r>
-        <w:t xml:space="preserve"> contains 7 × 22 = 154 total entries.</w:t>
+        <w:t>Each chakra resolves to a value from 1–22 across each of its 3 columns (reduceNumber() keeps every output in this range), giving 21 lookup slots per reading. Because the three columns are merged into a single entry per chakra/value pair, chakras.json contains 7 × 22 = 154 total entries.</w:t>
       </w:r>
     </w:p>
     <w:p/>
@@ -8082,39 +5832,7 @@
         <w:t xml:space="preserve">CRITICAL CHANGE: </w:t>
       </w:r>
       <w:r>
-        <w:t xml:space="preserve">Each </w:t>
-      </w:r>
-      <w:proofErr w:type="spellStart"/>
-      <w:r>
-        <w:t>chakras.json</w:t>
-      </w:r>
-      <w:proofErr w:type="spellEnd"/>
-      <w:r>
-        <w:t xml:space="preserve"> entry now contains THREE merged prose paragraphs — one each for Physics, Energy, and Emotions — written as 80–90 words each and stored as separate fields in the JSON (</w:t>
-      </w:r>
-      <w:proofErr w:type="spellStart"/>
-      <w:r>
-        <w:t>physics_text</w:t>
-      </w:r>
-      <w:proofErr w:type="spellEnd"/>
-      <w:r>
-        <w:t xml:space="preserve">, </w:t>
-      </w:r>
-      <w:proofErr w:type="spellStart"/>
-      <w:r>
-        <w:t>energy_text</w:t>
-      </w:r>
-      <w:proofErr w:type="spellEnd"/>
-      <w:r>
-        <w:t xml:space="preserve">, </w:t>
-      </w:r>
-      <w:proofErr w:type="spellStart"/>
-      <w:r>
-        <w:t>emotions_text</w:t>
-      </w:r>
-      <w:proofErr w:type="spellEnd"/>
-      <w:r>
-        <w:t>). They are rendered in the UI as continuous unlabeled prose paragraphs, one after the other, without column headings or dividers. The combined entry per chakra/value pair is 240–270 words.</w:t>
+        <w:t>Each chakras.json entry now contains THREE merged prose paragraphs — one each for Physics, Energy, and Emotions — written as 80–90 words each and stored as separate fields in the JSON (physics_text, energy_text, emotions_text). They are rendered in the UI as continuous unlabeled prose paragraphs, one after the other, without column headings or dividers. The combined entry per chakra/value pair is 240–270 words.</w:t>
       </w:r>
     </w:p>
     <w:p/>
@@ -8133,37 +5851,13 @@
           <w:b/>
           <w:bCs/>
         </w:rPr>
-        <w:t>JSON Structure (</w:t>
-      </w:r>
-      <w:proofErr w:type="spellStart"/>
-      <w:r>
-        <w:rPr>
-          <w:b/>
-          <w:bCs/>
-        </w:rPr>
-        <w:t>chakras.json</w:t>
-      </w:r>
-      <w:proofErr w:type="spellEnd"/>
-      <w:r>
-        <w:rPr>
-          <w:b/>
-          <w:bCs/>
-        </w:rPr>
-        <w:t>) — v2.2</w:t>
+        <w:t>JSON Structure (chakras.json) — v2.2</w:t>
       </w:r>
     </w:p>
     <w:p/>
     <w:p>
       <w:r>
-        <w:t xml:space="preserve">Each entry in </w:t>
-      </w:r>
-      <w:proofErr w:type="spellStart"/>
-      <w:r>
-        <w:t>chakras.json</w:t>
-      </w:r>
-      <w:proofErr w:type="spellEnd"/>
-      <w:r>
-        <w:t>:</w:t>
+        <w:t>Each entry in chakras.json:</w:t>
       </w:r>
     </w:p>
     <w:p>
@@ -8173,25 +5867,27 @@
           <w:sz w:val="18"/>
           <w:szCs w:val="18"/>
         </w:rPr>
-        <w:t>{ "chakra": "</w:t>
-      </w:r>
-      <w:proofErr w:type="spellStart"/>
+        <w:t>{ "chakra": "svadhisthana", "value": 14,</w:t>
+      </w:r>
+    </w:p>
+    <w:p>
       <w:r>
         <w:rPr>
           <w:rFonts w:ascii="Courier New" w:eastAsia="Courier New" w:hAnsi="Courier New" w:cs="Courier New"/>
           <w:sz w:val="18"/>
           <w:szCs w:val="18"/>
         </w:rPr>
-        <w:t>svadhisthana</w:t>
-      </w:r>
-      <w:proofErr w:type="spellEnd"/>
+        <w:t xml:space="preserve">  "physics_text": "80–90 word paragraph about physical body manifestation...",</w:t>
+      </w:r>
+    </w:p>
+    <w:p>
       <w:r>
         <w:rPr>
           <w:rFonts w:ascii="Courier New" w:eastAsia="Courier New" w:hAnsi="Courier New" w:cs="Courier New"/>
           <w:sz w:val="18"/>
           <w:szCs w:val="18"/>
         </w:rPr>
-        <w:t>", "value": 14,</w:t>
+        <w:t xml:space="preserve">  "energy_text": "80–90 word paragraph about energetic/auric expression...",</w:t>
       </w:r>
     </w:p>
     <w:p>
@@ -8201,81 +5897,7 @@
           <w:sz w:val="18"/>
           <w:szCs w:val="18"/>
         </w:rPr>
-        <w:t xml:space="preserve">  "</w:t>
-      </w:r>
-      <w:proofErr w:type="spellStart"/>
-      <w:r>
-        <w:rPr>
-          <w:rFonts w:ascii="Courier New" w:eastAsia="Courier New" w:hAnsi="Courier New" w:cs="Courier New"/>
-          <w:sz w:val="18"/>
-          <w:szCs w:val="18"/>
-        </w:rPr>
-        <w:t>physics_text</w:t>
-      </w:r>
-      <w:proofErr w:type="spellEnd"/>
-      <w:r>
-        <w:rPr>
-          <w:rFonts w:ascii="Courier New" w:eastAsia="Courier New" w:hAnsi="Courier New" w:cs="Courier New"/>
-          <w:sz w:val="18"/>
-          <w:szCs w:val="18"/>
-        </w:rPr>
-        <w:t>": "80–90 word paragraph about physical body manifestation...",</w:t>
-      </w:r>
-    </w:p>
-    <w:p>
-      <w:r>
-        <w:rPr>
-          <w:rFonts w:ascii="Courier New" w:eastAsia="Courier New" w:hAnsi="Courier New" w:cs="Courier New"/>
-          <w:sz w:val="18"/>
-          <w:szCs w:val="18"/>
-        </w:rPr>
-        <w:t xml:space="preserve">  "</w:t>
-      </w:r>
-      <w:proofErr w:type="spellStart"/>
-      <w:r>
-        <w:rPr>
-          <w:rFonts w:ascii="Courier New" w:eastAsia="Courier New" w:hAnsi="Courier New" w:cs="Courier New"/>
-          <w:sz w:val="18"/>
-          <w:szCs w:val="18"/>
-        </w:rPr>
-        <w:t>energy_text</w:t>
-      </w:r>
-      <w:proofErr w:type="spellEnd"/>
-      <w:r>
-        <w:rPr>
-          <w:rFonts w:ascii="Courier New" w:eastAsia="Courier New" w:hAnsi="Courier New" w:cs="Courier New"/>
-          <w:sz w:val="18"/>
-          <w:szCs w:val="18"/>
-        </w:rPr>
-        <w:t>": "80–90 word paragraph about energetic/auric expression...",</w:t>
-      </w:r>
-    </w:p>
-    <w:p>
-      <w:r>
-        <w:rPr>
-          <w:rFonts w:ascii="Courier New" w:eastAsia="Courier New" w:hAnsi="Courier New" w:cs="Courier New"/>
-          <w:sz w:val="18"/>
-          <w:szCs w:val="18"/>
-        </w:rPr>
-        <w:t xml:space="preserve">  "</w:t>
-      </w:r>
-      <w:proofErr w:type="spellStart"/>
-      <w:r>
-        <w:rPr>
-          <w:rFonts w:ascii="Courier New" w:eastAsia="Courier New" w:hAnsi="Courier New" w:cs="Courier New"/>
-          <w:sz w:val="18"/>
-          <w:szCs w:val="18"/>
-        </w:rPr>
-        <w:t>emotions_text</w:t>
-      </w:r>
-      <w:proofErr w:type="spellEnd"/>
-      <w:r>
-        <w:rPr>
-          <w:rFonts w:ascii="Courier New" w:eastAsia="Courier New" w:hAnsi="Courier New" w:cs="Courier New"/>
-          <w:sz w:val="18"/>
-          <w:szCs w:val="18"/>
-        </w:rPr>
-        <w:t>": "80–90 word paragraph about emotional/psychological layer..." }</w:t>
+        <w:t xml:space="preserve">  "emotions_text": "80–90 word paragraph about emotional/psychological layer..." }</w:t>
       </w:r>
     </w:p>
     <w:p/>
@@ -8346,12 +5968,6 @@
         <w:gridCol w:w="4000"/>
       </w:tblGrid>
       <w:tr>
-        <w:tblPrEx>
-          <w:tblCellMar>
-            <w:top w:w="0" w:type="dxa"/>
-            <w:bottom w:w="0" w:type="dxa"/>
-          </w:tblCellMar>
-        </w:tblPrEx>
         <w:trPr>
           <w:tblHeader/>
         </w:trPr>
@@ -8402,12 +6018,6 @@
         </w:tc>
       </w:tr>
       <w:tr>
-        <w:tblPrEx>
-          <w:tblCellMar>
-            <w:top w:w="0" w:type="dxa"/>
-            <w:bottom w:w="0" w:type="dxa"/>
-          </w:tblCellMar>
-        </w:tblPrEx>
         <w:tc>
           <w:tcPr>
             <w:tcW w:w="3000" w:type="dxa"/>
@@ -8440,12 +6050,6 @@
         </w:tc>
       </w:tr>
       <w:tr>
-        <w:tblPrEx>
-          <w:tblCellMar>
-            <w:top w:w="0" w:type="dxa"/>
-            <w:bottom w:w="0" w:type="dxa"/>
-          </w:tblCellMar>
-        </w:tblPrEx>
         <w:tc>
           <w:tcPr>
             <w:tcW w:w="3000" w:type="dxa"/>
@@ -8471,37 +6075,13 @@
             <w:tcW w:w="4000" w:type="dxa"/>
           </w:tcPr>
           <w:p>
-            <w:proofErr w:type="spellStart"/>
-            <w:r>
-              <w:t>physics_text</w:t>
-            </w:r>
-            <w:proofErr w:type="spellEnd"/>
-            <w:r>
-              <w:t xml:space="preserve"> + </w:t>
-            </w:r>
-            <w:proofErr w:type="spellStart"/>
-            <w:r>
-              <w:t>energy_text</w:t>
-            </w:r>
-            <w:proofErr w:type="spellEnd"/>
-            <w:r>
-              <w:t xml:space="preserve"> + </w:t>
-            </w:r>
-            <w:proofErr w:type="spellStart"/>
-            <w:r>
-              <w:t>emotions_text</w:t>
-            </w:r>
-            <w:proofErr w:type="spellEnd"/>
-          </w:p>
-        </w:tc>
-      </w:tr>
-      <w:tr>
-        <w:tblPrEx>
-          <w:tblCellMar>
-            <w:top w:w="0" w:type="dxa"/>
-            <w:bottom w:w="0" w:type="dxa"/>
-          </w:tblCellMar>
-        </w:tblPrEx>
+            <w:r>
+              <w:t>physics_text + energy_text + emotions_text</w:t>
+            </w:r>
+          </w:p>
+        </w:tc>
+      </w:tr>
+      <w:tr>
         <w:tc>
           <w:tcPr>
             <w:tcW w:w="3000" w:type="dxa"/>
@@ -8534,12 +6114,6 @@
         </w:tc>
       </w:tr>
       <w:tr>
-        <w:tblPrEx>
-          <w:tblCellMar>
-            <w:top w:w="0" w:type="dxa"/>
-            <w:bottom w:w="0" w:type="dxa"/>
-          </w:tblCellMar>
-        </w:tblPrEx>
         <w:tc>
           <w:tcPr>
             <w:tcW w:w="3000" w:type="dxa"/>
@@ -8572,12 +6146,6 @@
         </w:tc>
       </w:tr>
       <w:tr>
-        <w:tblPrEx>
-          <w:tblCellMar>
-            <w:top w:w="0" w:type="dxa"/>
-            <w:bottom w:w="0" w:type="dxa"/>
-          </w:tblCellMar>
-        </w:tblPrEx>
         <w:tc>
           <w:tcPr>
             <w:tcW w:w="3000" w:type="dxa"/>
@@ -8610,25 +6178,14 @@
         </w:tc>
       </w:tr>
       <w:tr>
-        <w:tblPrEx>
-          <w:tblCellMar>
-            <w:top w:w="0" w:type="dxa"/>
-            <w:bottom w:w="0" w:type="dxa"/>
-          </w:tblCellMar>
-        </w:tblPrEx>
         <w:tc>
           <w:tcPr>
             <w:tcW w:w="3000" w:type="dxa"/>
           </w:tcPr>
           <w:p>
             <w:r>
-              <w:t xml:space="preserve">Total entries in </w:t>
-            </w:r>
-            <w:proofErr w:type="spellStart"/>
-            <w:r>
-              <w:t>chakras.json</w:t>
-            </w:r>
-            <w:proofErr w:type="spellEnd"/>
+              <w:t>Total entries in chakras.json</w:t>
+            </w:r>
           </w:p>
         </w:tc>
         <w:tc>
@@ -8653,25 +6210,14 @@
         </w:tc>
       </w:tr>
       <w:tr>
-        <w:tblPrEx>
-          <w:tblCellMar>
-            <w:top w:w="0" w:type="dxa"/>
-            <w:bottom w:w="0" w:type="dxa"/>
-          </w:tblCellMar>
-        </w:tblPrEx>
         <w:tc>
           <w:tcPr>
             <w:tcW w:w="3000" w:type="dxa"/>
           </w:tcPr>
           <w:p>
             <w:r>
-              <w:t xml:space="preserve">Total words in </w:t>
-            </w:r>
-            <w:proofErr w:type="spellStart"/>
-            <w:r>
-              <w:t>chakras.json</w:t>
-            </w:r>
-            <w:proofErr w:type="spellEnd"/>
+              <w:t>Total words in chakras.json</w:t>
+            </w:r>
           </w:p>
         </w:tc>
         <w:tc>
@@ -8749,12 +6295,6 @@
         <w:gridCol w:w="4000"/>
       </w:tblGrid>
       <w:tr>
-        <w:tblPrEx>
-          <w:tblCellMar>
-            <w:top w:w="0" w:type="dxa"/>
-            <w:bottom w:w="0" w:type="dxa"/>
-          </w:tblCellMar>
-        </w:tblPrEx>
         <w:trPr>
           <w:tblHeader/>
         </w:trPr>
@@ -8805,12 +6345,6 @@
         </w:tc>
       </w:tr>
       <w:tr>
-        <w:tblPrEx>
-          <w:tblCellMar>
-            <w:top w:w="0" w:type="dxa"/>
-            <w:bottom w:w="0" w:type="dxa"/>
-          </w:tblCellMar>
-        </w:tblPrEx>
         <w:tc>
           <w:tcPr>
             <w:tcW w:w="3000" w:type="dxa"/>
@@ -8843,12 +6377,6 @@
         </w:tc>
       </w:tr>
       <w:tr>
-        <w:tblPrEx>
-          <w:tblCellMar>
-            <w:top w:w="0" w:type="dxa"/>
-            <w:bottom w:w="0" w:type="dxa"/>
-          </w:tblCellMar>
-        </w:tblPrEx>
         <w:tc>
           <w:tcPr>
             <w:tcW w:w="3000" w:type="dxa"/>
@@ -8881,27 +6409,13 @@
         </w:tc>
       </w:tr>
       <w:tr>
-        <w:tblPrEx>
-          <w:tblCellMar>
-            <w:top w:w="0" w:type="dxa"/>
-            <w:bottom w:w="0" w:type="dxa"/>
-          </w:tblCellMar>
-        </w:tblPrEx>
         <w:tc>
           <w:tcPr>
             <w:tcW w:w="3000" w:type="dxa"/>
           </w:tcPr>
           <w:p>
             <w:r>
-              <w:t>Words, full file (</w:t>
-            </w:r>
-            <w:proofErr w:type="spellStart"/>
-            <w:r>
-              <w:t>chakras.json</w:t>
-            </w:r>
-            <w:proofErr w:type="spellEnd"/>
-            <w:r>
-              <w:t>)</w:t>
+              <w:t>Words, full file (chakras.json)</w:t>
             </w:r>
           </w:p>
         </w:tc>
@@ -8961,12 +6475,6 @@
         <w:gridCol w:w="4000"/>
       </w:tblGrid>
       <w:tr>
-        <w:tblPrEx>
-          <w:tblCellMar>
-            <w:top w:w="0" w:type="dxa"/>
-            <w:bottom w:w="0" w:type="dxa"/>
-          </w:tblCellMar>
-        </w:tblPrEx>
         <w:trPr>
           <w:tblHeader/>
         </w:trPr>
@@ -9018,12 +6526,6 @@
         </w:tc>
       </w:tr>
       <w:tr>
-        <w:tblPrEx>
-          <w:tblCellMar>
-            <w:top w:w="0" w:type="dxa"/>
-            <w:bottom w:w="0" w:type="dxa"/>
-          </w:tblCellMar>
-        </w:tblPrEx>
         <w:tc>
           <w:tcPr>
             <w:tcW w:w="3000" w:type="dxa"/>
@@ -9056,12 +6558,6 @@
         </w:tc>
       </w:tr>
       <w:tr>
-        <w:tblPrEx>
-          <w:tblCellMar>
-            <w:top w:w="0" w:type="dxa"/>
-            <w:bottom w:w="0" w:type="dxa"/>
-          </w:tblCellMar>
-        </w:tblPrEx>
         <w:tc>
           <w:tcPr>
             <w:tcW w:w="3000" w:type="dxa"/>
@@ -9094,27 +6590,13 @@
         </w:tc>
       </w:tr>
       <w:tr>
-        <w:tblPrEx>
-          <w:tblCellMar>
-            <w:top w:w="0" w:type="dxa"/>
-            <w:bottom w:w="0" w:type="dxa"/>
-          </w:tblCellMar>
-        </w:tblPrEx>
         <w:tc>
           <w:tcPr>
             <w:tcW w:w="3000" w:type="dxa"/>
           </w:tcPr>
           <w:p>
             <w:r>
-              <w:t>Words, full file (</w:t>
-            </w:r>
-            <w:proofErr w:type="spellStart"/>
-            <w:r>
-              <w:t>chakras.json</w:t>
-            </w:r>
-            <w:proofErr w:type="spellEnd"/>
-            <w:r>
-              <w:t>)</w:t>
+              <w:t>Words, full file (chakras.json)</w:t>
             </w:r>
           </w:p>
         </w:tc>
@@ -9156,101 +6638,13 @@
     <w:p/>
     <w:p>
       <w:r>
-        <w:t xml:space="preserve">Per Section 9.3's batching principle, </w:t>
-      </w:r>
-      <w:proofErr w:type="spellStart"/>
-      <w:r>
-        <w:t>chakras.json</w:t>
-      </w:r>
-      <w:proofErr w:type="spellEnd"/>
-      <w:r>
-        <w:t xml:space="preserve"> content should be generated in 7 batches of 22 entries each (one chakra per batch, not per chakra/column pair). Each batch produces 22 entries (values 1–22) for one chakra, each entry containing all 3 merged paragraphs (</w:t>
-      </w:r>
-      <w:proofErr w:type="spellStart"/>
-      <w:r>
-        <w:t>physics_text</w:t>
-      </w:r>
-      <w:proofErr w:type="spellEnd"/>
-      <w:r>
-        <w:t xml:space="preserve">, </w:t>
-      </w:r>
-      <w:proofErr w:type="spellStart"/>
-      <w:r>
-        <w:t>energy_text</w:t>
-      </w:r>
-      <w:proofErr w:type="spellEnd"/>
-      <w:r>
-        <w:t xml:space="preserve">, </w:t>
-      </w:r>
-      <w:proofErr w:type="spellStart"/>
-      <w:r>
-        <w:t>emotions_text</w:t>
-      </w:r>
-      <w:proofErr w:type="spellEnd"/>
-      <w:r>
-        <w:t>). All three paragraphs for a value must be completed together within the batch, since they are rendered as one continuous entry.</w:t>
+        <w:t>Per Section 9.3's batching principle, chakras.json content should be generated in 7 batches of 22 entries each (one chakra per batch, not per chakra/column pair). Each batch produces 22 entries (values 1–22) for one chakra, each entry containing all 3 merged paragraphs (physics_text, energy_text, emotions_text). All three paragraphs for a value must be completed together within the batch, since they are rendered as one continuous entry.</w:t>
       </w:r>
     </w:p>
     <w:p/>
     <w:p>
       <w:r>
-        <w:t xml:space="preserve">Suggested batch order: </w:t>
-      </w:r>
-      <w:proofErr w:type="spellStart"/>
-      <w:r>
-        <w:t>sahasrara</w:t>
-      </w:r>
-      <w:proofErr w:type="spellEnd"/>
-      <w:r>
-        <w:t xml:space="preserve"> → </w:t>
-      </w:r>
-      <w:proofErr w:type="spellStart"/>
-      <w:r>
-        <w:t>ajna</w:t>
-      </w:r>
-      <w:proofErr w:type="spellEnd"/>
-      <w:r>
-        <w:t xml:space="preserve"> → </w:t>
-      </w:r>
-      <w:proofErr w:type="spellStart"/>
-      <w:r>
-        <w:t>vishuddha</w:t>
-      </w:r>
-      <w:proofErr w:type="spellEnd"/>
-      <w:r>
-        <w:t xml:space="preserve"> → </w:t>
-      </w:r>
-      <w:proofErr w:type="spellStart"/>
-      <w:r>
-        <w:t>anahata</w:t>
-      </w:r>
-      <w:proofErr w:type="spellEnd"/>
-      <w:r>
-        <w:t xml:space="preserve"> → </w:t>
-      </w:r>
-      <w:proofErr w:type="spellStart"/>
-      <w:r>
-        <w:t>manipura</w:t>
-      </w:r>
-      <w:proofErr w:type="spellEnd"/>
-      <w:r>
-        <w:t xml:space="preserve"> → </w:t>
-      </w:r>
-      <w:proofErr w:type="spellStart"/>
-      <w:r>
-        <w:t>svadhisthana</w:t>
-      </w:r>
-      <w:proofErr w:type="spellEnd"/>
-      <w:r>
-        <w:t xml:space="preserve"> → </w:t>
-      </w:r>
-      <w:proofErr w:type="spellStart"/>
-      <w:r>
-        <w:t>muladhara</w:t>
-      </w:r>
-      <w:proofErr w:type="spellEnd"/>
-      <w:r>
-        <w:t>.</w:t>
+        <w:t>Suggested batch order: sahasrara → ajna → vishuddha → anahata → manipura → svadhisthana → muladhara.</w:t>
       </w:r>
     </w:p>
     <w:p/>
@@ -9289,53 +6683,12 @@
         </w:rPr>
         <w:t xml:space="preserve">Source Point(s): </w:t>
       </w:r>
-      <w:proofErr w:type="spellStart"/>
-      <w:r>
-        <w:rPr>
-          <w:sz w:val="22"/>
-          <w:szCs w:val="22"/>
-        </w:rPr>
-        <w:t>planetarypurpose</w:t>
-      </w:r>
-      <w:proofErr w:type="spellEnd"/>
-      <w:r>
-        <w:rPr>
-          <w:sz w:val="22"/>
-          <w:szCs w:val="22"/>
-        </w:rPr>
-        <w:t xml:space="preserve"> (derived: </w:t>
-      </w:r>
-      <w:proofErr w:type="spellStart"/>
-      <w:r>
-        <w:rPr>
-          <w:sz w:val="22"/>
-          <w:szCs w:val="22"/>
-        </w:rPr>
-        <w:t>socialpurpose</w:t>
-      </w:r>
-      <w:proofErr w:type="spellEnd"/>
-      <w:r>
-        <w:rPr>
-          <w:sz w:val="22"/>
-          <w:szCs w:val="22"/>
-        </w:rPr>
-        <w:t xml:space="preserve"> + </w:t>
-      </w:r>
-      <w:proofErr w:type="spellStart"/>
-      <w:r>
-        <w:rPr>
-          <w:sz w:val="22"/>
-          <w:szCs w:val="22"/>
-        </w:rPr>
-        <w:t>generalpurpose</w:t>
-      </w:r>
-      <w:proofErr w:type="spellEnd"/>
-      <w:r>
-        <w:rPr>
-          <w:sz w:val="22"/>
-          <w:szCs w:val="22"/>
-        </w:rPr>
-        <w:t>)</w:t>
+      <w:r>
+        <w:rPr>
+          <w:sz w:val="22"/>
+          <w:szCs w:val="22"/>
+        </w:rPr>
+        <w:t>planetarypurpose (derived: socialpurpose + generalpurpose)</w:t>
       </w:r>
     </w:p>
     <w:p>
@@ -9387,23 +6740,7 @@
           <w:sz w:val="22"/>
           <w:szCs w:val="22"/>
         </w:rPr>
-        <w:t xml:space="preserve">What You Are Meant to Leave Behind — the lasting mark or contribution this arcana in </w:t>
-      </w:r>
-      <w:proofErr w:type="spellStart"/>
-      <w:r>
-        <w:rPr>
-          <w:sz w:val="22"/>
-          <w:szCs w:val="22"/>
-        </w:rPr>
-        <w:t>planetarypurpose</w:t>
-      </w:r>
-      <w:proofErr w:type="spellEnd"/>
-      <w:r>
-        <w:rPr>
-          <w:sz w:val="22"/>
-          <w:szCs w:val="22"/>
-        </w:rPr>
-        <w:t xml:space="preserve"> is calling this person toward.</w:t>
+        <w:t>What You Are Meant to Leave Behind — the lasting mark or contribution this arcana in planetarypurpose is calling this person toward.</w:t>
       </w:r>
     </w:p>
     <w:p>
@@ -9533,55 +6870,7 @@
           <w:sz w:val="22"/>
           <w:szCs w:val="22"/>
         </w:rPr>
-        <w:t xml:space="preserve">Cross-point synthesis: Legacy + Core Self + General Purpose — the complete three-point synthesis of </w:t>
-      </w:r>
-      <w:proofErr w:type="spellStart"/>
-      <w:r>
-        <w:rPr>
-          <w:sz w:val="22"/>
-          <w:szCs w:val="22"/>
-        </w:rPr>
-        <w:t>apoint</w:t>
-      </w:r>
-      <w:proofErr w:type="spellEnd"/>
-      <w:r>
-        <w:rPr>
-          <w:sz w:val="22"/>
-          <w:szCs w:val="22"/>
-        </w:rPr>
-        <w:t xml:space="preserve"> (who you are), </w:t>
-      </w:r>
-      <w:proofErr w:type="spellStart"/>
-      <w:r>
-        <w:rPr>
-          <w:sz w:val="22"/>
-          <w:szCs w:val="22"/>
-        </w:rPr>
-        <w:t>generalpurpose</w:t>
-      </w:r>
-      <w:proofErr w:type="spellEnd"/>
-      <w:r>
-        <w:rPr>
-          <w:sz w:val="22"/>
-          <w:szCs w:val="22"/>
-        </w:rPr>
-        <w:t xml:space="preserve"> (your spiritual task), and </w:t>
-      </w:r>
-      <w:proofErr w:type="spellStart"/>
-      <w:r>
-        <w:rPr>
-          <w:sz w:val="22"/>
-          <w:szCs w:val="22"/>
-        </w:rPr>
-        <w:t>planetarypurpose</w:t>
-      </w:r>
-      <w:proofErr w:type="spellEnd"/>
-      <w:r>
-        <w:rPr>
-          <w:sz w:val="22"/>
-          <w:szCs w:val="22"/>
-        </w:rPr>
-        <w:t xml:space="preserve"> (your cosmic contribution).</w:t>
+        <w:t>Cross-point synthesis: Legacy + Core Self + General Purpose — the complete three-point synthesis of apoint (who you are), generalpurpose (your spiritual task), and planetarypurpose (your cosmic contribution).</w:t>
       </w:r>
     </w:p>
     <w:p>
@@ -9597,69 +6886,12 @@
         </w:rPr>
         <w:t xml:space="preserve">Special Handling: </w:t>
       </w:r>
-      <w:proofErr w:type="spellStart"/>
-      <w:r>
-        <w:rPr>
-          <w:sz w:val="22"/>
-          <w:szCs w:val="22"/>
-        </w:rPr>
-        <w:t>planetarypurpose</w:t>
-      </w:r>
-      <w:proofErr w:type="spellEnd"/>
-      <w:r>
-        <w:rPr>
-          <w:sz w:val="22"/>
-          <w:szCs w:val="22"/>
-        </w:rPr>
-        <w:t xml:space="preserve"> is derived: </w:t>
-      </w:r>
-      <w:proofErr w:type="spellStart"/>
-      <w:r>
-        <w:rPr>
-          <w:sz w:val="22"/>
-          <w:szCs w:val="22"/>
-        </w:rPr>
-        <w:t>reduceNumber</w:t>
-      </w:r>
-      <w:proofErr w:type="spellEnd"/>
-      <w:r>
-        <w:rPr>
-          <w:sz w:val="22"/>
-          <w:szCs w:val="22"/>
-        </w:rPr>
-        <w:t>(</w:t>
-      </w:r>
-      <w:proofErr w:type="spellStart"/>
-      <w:r>
-        <w:rPr>
-          <w:sz w:val="22"/>
-          <w:szCs w:val="22"/>
-        </w:rPr>
-        <w:t>socialpurpose</w:t>
-      </w:r>
-      <w:proofErr w:type="spellEnd"/>
-      <w:r>
-        <w:rPr>
-          <w:sz w:val="22"/>
-          <w:szCs w:val="22"/>
-        </w:rPr>
-        <w:t xml:space="preserve"> + </w:t>
-      </w:r>
-      <w:proofErr w:type="spellStart"/>
-      <w:r>
-        <w:rPr>
-          <w:sz w:val="22"/>
-          <w:szCs w:val="22"/>
-        </w:rPr>
-        <w:t>generalpurpose</w:t>
-      </w:r>
-      <w:proofErr w:type="spellEnd"/>
-      <w:r>
-        <w:rPr>
-          <w:sz w:val="22"/>
-          <w:szCs w:val="22"/>
-        </w:rPr>
-        <w:t>). Standard arcana lookup after resolution. This is the final section and should feel like a landing — the most expansive and elevated tone of all 16 sections.</w:t>
+      <w:r>
+        <w:rPr>
+          <w:sz w:val="22"/>
+          <w:szCs w:val="22"/>
+        </w:rPr>
+        <w:t>planetarypurpose is derived: reduceNumber(socialpurpose + generalpurpose). Standard arcana lookup after resolution. This is the final section and should feel like a landing — the most expansive and elevated tone of all 16 sections.</w:t>
       </w:r>
     </w:p>
     <w:p>
@@ -9747,23 +6979,7 @@
     </w:p>
     <w:p>
       <w:r>
-        <w:t>Used by: section 03 (karmic-</w:t>
-      </w:r>
-      <w:proofErr w:type="spellStart"/>
-      <w:r>
-        <w:t>tail.json</w:t>
-      </w:r>
-      <w:proofErr w:type="spellEnd"/>
-      <w:r>
-        <w:t>), section 13 (</w:t>
-      </w:r>
-      <w:proofErr w:type="spellStart"/>
-      <w:r>
-        <w:t>programs.json</w:t>
-      </w:r>
-      <w:proofErr w:type="spellEnd"/>
-      <w:r>
-        <w:t>)</w:t>
+        <w:t>Used by: section 03 (karmic-tail.json), section 13 (programs.json)</w:t>
       </w:r>
     </w:p>
     <w:p>
@@ -9793,15 +7009,7 @@
     </w:p>
     <w:p>
       <w:r>
-        <w:t>Used by: section 15 (</w:t>
-      </w:r>
-      <w:proofErr w:type="spellStart"/>
-      <w:r>
-        <w:t>chakras.json</w:t>
-      </w:r>
-      <w:proofErr w:type="spellEnd"/>
-      <w:r>
-        <w:t>)</w:t>
+        <w:t>Used by: section 15 (chakras.json)</w:t>
       </w:r>
     </w:p>
     <w:p>
@@ -9816,89 +7024,17 @@
           <w:sz w:val="18"/>
           <w:szCs w:val="18"/>
         </w:rPr>
-        <w:t>Structure: { "chakra": "</w:t>
-      </w:r>
-      <w:proofErr w:type="spellStart"/>
+        <w:t>Structure: { "chakra": "svadhisthana", "value": 14,</w:t>
+      </w:r>
+    </w:p>
+    <w:p>
       <w:r>
         <w:rPr>
           <w:rFonts w:ascii="Courier New" w:eastAsia="Courier New" w:hAnsi="Courier New" w:cs="Courier New"/>
           <w:sz w:val="18"/>
           <w:szCs w:val="18"/>
         </w:rPr>
-        <w:t>svadhisthana</w:t>
-      </w:r>
-      <w:proofErr w:type="spellEnd"/>
-      <w:r>
-        <w:rPr>
-          <w:rFonts w:ascii="Courier New" w:eastAsia="Courier New" w:hAnsi="Courier New" w:cs="Courier New"/>
-          <w:sz w:val="18"/>
-          <w:szCs w:val="18"/>
-        </w:rPr>
-        <w:t>", "value": 14,</w:t>
-      </w:r>
-    </w:p>
-    <w:p>
-      <w:r>
-        <w:rPr>
-          <w:rFonts w:ascii="Courier New" w:eastAsia="Courier New" w:hAnsi="Courier New" w:cs="Courier New"/>
-          <w:sz w:val="18"/>
-          <w:szCs w:val="18"/>
-        </w:rPr>
-        <w:t xml:space="preserve">  "</w:t>
-      </w:r>
-      <w:proofErr w:type="spellStart"/>
-      <w:r>
-        <w:rPr>
-          <w:rFonts w:ascii="Courier New" w:eastAsia="Courier New" w:hAnsi="Courier New" w:cs="Courier New"/>
-          <w:sz w:val="18"/>
-          <w:szCs w:val="18"/>
-        </w:rPr>
-        <w:t>physics_text</w:t>
-      </w:r>
-      <w:proofErr w:type="spellEnd"/>
-      <w:r>
-        <w:rPr>
-          <w:rFonts w:ascii="Courier New" w:eastAsia="Courier New" w:hAnsi="Courier New" w:cs="Courier New"/>
-          <w:sz w:val="18"/>
-          <w:szCs w:val="18"/>
-        </w:rPr>
-        <w:t>": "...", "</w:t>
-      </w:r>
-      <w:proofErr w:type="spellStart"/>
-      <w:r>
-        <w:rPr>
-          <w:rFonts w:ascii="Courier New" w:eastAsia="Courier New" w:hAnsi="Courier New" w:cs="Courier New"/>
-          <w:sz w:val="18"/>
-          <w:szCs w:val="18"/>
-        </w:rPr>
-        <w:t>energy_text</w:t>
-      </w:r>
-      <w:proofErr w:type="spellEnd"/>
-      <w:r>
-        <w:rPr>
-          <w:rFonts w:ascii="Courier New" w:eastAsia="Courier New" w:hAnsi="Courier New" w:cs="Courier New"/>
-          <w:sz w:val="18"/>
-          <w:szCs w:val="18"/>
-        </w:rPr>
-        <w:t>": "...", "</w:t>
-      </w:r>
-      <w:proofErr w:type="spellStart"/>
-      <w:r>
-        <w:rPr>
-          <w:rFonts w:ascii="Courier New" w:eastAsia="Courier New" w:hAnsi="Courier New" w:cs="Courier New"/>
-          <w:sz w:val="18"/>
-          <w:szCs w:val="18"/>
-        </w:rPr>
-        <w:t>emotions_text</w:t>
-      </w:r>
-      <w:proofErr w:type="spellEnd"/>
-      <w:r>
-        <w:rPr>
-          <w:rFonts w:ascii="Courier New" w:eastAsia="Courier New" w:hAnsi="Courier New" w:cs="Courier New"/>
-          <w:sz w:val="18"/>
-          <w:szCs w:val="18"/>
-        </w:rPr>
-        <w:t>": "..." }</w:t>
+        <w:t xml:space="preserve">  "physics_text": "...", "energy_text": "...", "emotions_text": "..." }</w:t>
       </w:r>
     </w:p>
     <w:p>
@@ -9945,12 +7081,6 @@
         <w:gridCol w:w="3100"/>
       </w:tblGrid>
       <w:tr>
-        <w:tblPrEx>
-          <w:tblCellMar>
-            <w:top w:w="0" w:type="dxa"/>
-            <w:bottom w:w="0" w:type="dxa"/>
-          </w:tblCellMar>
-        </w:tblPrEx>
         <w:trPr>
           <w:tblHeader/>
         </w:trPr>
@@ -10031,12 +7161,6 @@
         </w:tc>
       </w:tr>
       <w:tr>
-        <w:tblPrEx>
-          <w:tblCellMar>
-            <w:top w:w="0" w:type="dxa"/>
-            <w:bottom w:w="0" w:type="dxa"/>
-          </w:tblCellMar>
-        </w:tblPrEx>
         <w:tc>
           <w:tcPr>
             <w:tcW w:w="400" w:type="dxa"/>
@@ -10053,13 +7177,8 @@
           </w:tcPr>
           <w:p>
             <w:r>
-              <w:t>point-</w:t>
-            </w:r>
-            <w:proofErr w:type="spellStart"/>
-            <w:r>
-              <w:t>a.json</w:t>
-            </w:r>
-            <w:proofErr w:type="spellEnd"/>
+              <w:t>point-a.json</w:t>
+            </w:r>
           </w:p>
         </w:tc>
         <w:tc>
@@ -10094,12 +7213,6 @@
         </w:tc>
       </w:tr>
       <w:tr>
-        <w:tblPrEx>
-          <w:tblCellMar>
-            <w:top w:w="0" w:type="dxa"/>
-            <w:bottom w:w="0" w:type="dxa"/>
-          </w:tblCellMar>
-        </w:tblPrEx>
         <w:tc>
           <w:tcPr>
             <w:tcW w:w="400" w:type="dxa"/>
@@ -10116,13 +7229,8 @@
           </w:tcPr>
           <w:p>
             <w:r>
-              <w:t>point-</w:t>
-            </w:r>
-            <w:proofErr w:type="spellStart"/>
-            <w:r>
-              <w:t>b.json</w:t>
-            </w:r>
-            <w:proofErr w:type="spellEnd"/>
+              <w:t>point-b.json</w:t>
+            </w:r>
           </w:p>
         </w:tc>
         <w:tc>
@@ -10157,12 +7265,6 @@
         </w:tc>
       </w:tr>
       <w:tr>
-        <w:tblPrEx>
-          <w:tblCellMar>
-            <w:top w:w="0" w:type="dxa"/>
-            <w:bottom w:w="0" w:type="dxa"/>
-          </w:tblCellMar>
-        </w:tblPrEx>
         <w:tc>
           <w:tcPr>
             <w:tcW w:w="400" w:type="dxa"/>
@@ -10179,13 +7281,8 @@
           </w:tcPr>
           <w:p>
             <w:r>
-              <w:t>karmic-</w:t>
-            </w:r>
-            <w:proofErr w:type="spellStart"/>
-            <w:r>
-              <w:t>tail.json</w:t>
-            </w:r>
-            <w:proofErr w:type="spellEnd"/>
+              <w:t>karmic-tail.json</w:t>
+            </w:r>
           </w:p>
         </w:tc>
         <w:tc>
@@ -10220,12 +7317,6 @@
         </w:tc>
       </w:tr>
       <w:tr>
-        <w:tblPrEx>
-          <w:tblCellMar>
-            <w:top w:w="0" w:type="dxa"/>
-            <w:bottom w:w="0" w:type="dxa"/>
-          </w:tblCellMar>
-        </w:tblPrEx>
         <w:tc>
           <w:tcPr>
             <w:tcW w:w="400" w:type="dxa"/>
@@ -10242,13 +7333,8 @@
           </w:tcPr>
           <w:p>
             <w:r>
-              <w:t>point-</w:t>
-            </w:r>
-            <w:proofErr w:type="spellStart"/>
-            <w:r>
-              <w:t>e.json</w:t>
-            </w:r>
-            <w:proofErr w:type="spellEnd"/>
+              <w:t>point-e.json</w:t>
+            </w:r>
           </w:p>
         </w:tc>
         <w:tc>
@@ -10283,12 +7369,6 @@
         </w:tc>
       </w:tr>
       <w:tr>
-        <w:tblPrEx>
-          <w:tblCellMar>
-            <w:top w:w="0" w:type="dxa"/>
-            <w:bottom w:w="0" w:type="dxa"/>
-          </w:tblCellMar>
-        </w:tblPrEx>
         <w:tc>
           <w:tcPr>
             <w:tcW w:w="400" w:type="dxa"/>
@@ -10305,13 +7385,8 @@
           </w:tcPr>
           <w:p>
             <w:r>
-              <w:t>point-</w:t>
-            </w:r>
-            <w:proofErr w:type="spellStart"/>
-            <w:r>
-              <w:t>f.json</w:t>
-            </w:r>
-            <w:proofErr w:type="spellEnd"/>
+              <w:t>point-f.json</w:t>
+            </w:r>
           </w:p>
         </w:tc>
         <w:tc>
@@ -10346,12 +7421,6 @@
         </w:tc>
       </w:tr>
       <w:tr>
-        <w:tblPrEx>
-          <w:tblCellMar>
-            <w:top w:w="0" w:type="dxa"/>
-            <w:bottom w:w="0" w:type="dxa"/>
-          </w:tblCellMar>
-        </w:tblPrEx>
         <w:tc>
           <w:tcPr>
             <w:tcW w:w="400" w:type="dxa"/>
@@ -10368,13 +7437,8 @@
           </w:tcPr>
           <w:p>
             <w:r>
-              <w:t>point-</w:t>
-            </w:r>
-            <w:proofErr w:type="spellStart"/>
-            <w:r>
-              <w:t>g.json</w:t>
-            </w:r>
-            <w:proofErr w:type="spellEnd"/>
+              <w:t>point-g.json</w:t>
+            </w:r>
           </w:p>
         </w:tc>
         <w:tc>
@@ -10409,12 +7473,6 @@
         </w:tc>
       </w:tr>
       <w:tr>
-        <w:tblPrEx>
-          <w:tblCellMar>
-            <w:top w:w="0" w:type="dxa"/>
-            <w:bottom w:w="0" w:type="dxa"/>
-          </w:tblCellMar>
-        </w:tblPrEx>
         <w:tc>
           <w:tcPr>
             <w:tcW w:w="400" w:type="dxa"/>
@@ -10431,13 +7489,8 @@
           </w:tcPr>
           <w:p>
             <w:r>
-              <w:t>point-</w:t>
-            </w:r>
-            <w:proofErr w:type="spellStart"/>
-            <w:r>
-              <w:t>h.json</w:t>
-            </w:r>
-            <w:proofErr w:type="spellEnd"/>
+              <w:t>point-h.json</w:t>
+            </w:r>
           </w:p>
         </w:tc>
         <w:tc>
@@ -10472,12 +7525,6 @@
         </w:tc>
       </w:tr>
       <w:tr>
-        <w:tblPrEx>
-          <w:tblCellMar>
-            <w:top w:w="0" w:type="dxa"/>
-            <w:bottom w:w="0" w:type="dxa"/>
-          </w:tblCellMar>
-        </w:tblPrEx>
         <w:tc>
           <w:tcPr>
             <w:tcW w:w="400" w:type="dxa"/>
@@ -10494,13 +7541,8 @@
           </w:tcPr>
           <w:p>
             <w:r>
-              <w:t>point-</w:t>
-            </w:r>
-            <w:proofErr w:type="spellStart"/>
-            <w:r>
-              <w:t>i.json</w:t>
-            </w:r>
-            <w:proofErr w:type="spellEnd"/>
+              <w:t>point-i.json</w:t>
+            </w:r>
           </w:p>
         </w:tc>
         <w:tc>
@@ -10535,12 +7577,6 @@
         </w:tc>
       </w:tr>
       <w:tr>
-        <w:tblPrEx>
-          <w:tblCellMar>
-            <w:top w:w="0" w:type="dxa"/>
-            <w:bottom w:w="0" w:type="dxa"/>
-          </w:tblCellMar>
-        </w:tblPrEx>
         <w:tc>
           <w:tcPr>
             <w:tcW w:w="400" w:type="dxa"/>
@@ -10557,13 +7593,8 @@
           </w:tcPr>
           <w:p>
             <w:r>
-              <w:t>purpose-</w:t>
-            </w:r>
-            <w:proofErr w:type="spellStart"/>
-            <w:r>
-              <w:t>personal.json</w:t>
-            </w:r>
-            <w:proofErr w:type="spellEnd"/>
+              <w:t>purpose-personal.json</w:t>
+            </w:r>
           </w:p>
         </w:tc>
         <w:tc>
@@ -10598,12 +7629,6 @@
         </w:tc>
       </w:tr>
       <w:tr>
-        <w:tblPrEx>
-          <w:tblCellMar>
-            <w:top w:w="0" w:type="dxa"/>
-            <w:bottom w:w="0" w:type="dxa"/>
-          </w:tblCellMar>
-        </w:tblPrEx>
         <w:tc>
           <w:tcPr>
             <w:tcW w:w="400" w:type="dxa"/>
@@ -10620,13 +7645,8 @@
           </w:tcPr>
           <w:p>
             <w:r>
-              <w:t>purpose-</w:t>
-            </w:r>
-            <w:proofErr w:type="spellStart"/>
-            <w:r>
-              <w:t>social.json</w:t>
-            </w:r>
-            <w:proofErr w:type="spellEnd"/>
+              <w:t>purpose-social.json</w:t>
+            </w:r>
           </w:p>
         </w:tc>
         <w:tc>
@@ -10661,12 +7681,6 @@
         </w:tc>
       </w:tr>
       <w:tr>
-        <w:tblPrEx>
-          <w:tblCellMar>
-            <w:top w:w="0" w:type="dxa"/>
-            <w:bottom w:w="0" w:type="dxa"/>
-          </w:tblCellMar>
-        </w:tblPrEx>
         <w:tc>
           <w:tcPr>
             <w:tcW w:w="400" w:type="dxa"/>
@@ -10683,13 +7697,8 @@
           </w:tcPr>
           <w:p>
             <w:r>
-              <w:t>purpose-</w:t>
-            </w:r>
-            <w:proofErr w:type="spellStart"/>
-            <w:r>
-              <w:t>general.json</w:t>
-            </w:r>
-            <w:proofErr w:type="spellEnd"/>
+              <w:t>purpose-general.json</w:t>
+            </w:r>
           </w:p>
         </w:tc>
         <w:tc>
@@ -10724,12 +7733,6 @@
         </w:tc>
       </w:tr>
       <w:tr>
-        <w:tblPrEx>
-          <w:tblCellMar>
-            <w:top w:w="0" w:type="dxa"/>
-            <w:bottom w:w="0" w:type="dxa"/>
-          </w:tblCellMar>
-        </w:tblPrEx>
         <w:tc>
           <w:tcPr>
             <w:tcW w:w="400" w:type="dxa"/>
@@ -10746,13 +7749,8 @@
           </w:tcPr>
           <w:p>
             <w:r>
-              <w:t>point-o-</w:t>
-            </w:r>
-            <w:proofErr w:type="spellStart"/>
-            <w:r>
-              <w:t>p.json</w:t>
-            </w:r>
-            <w:proofErr w:type="spellEnd"/>
+              <w:t>point-o-p.json</w:t>
+            </w:r>
           </w:p>
         </w:tc>
         <w:tc>
@@ -10787,12 +7785,6 @@
         </w:tc>
       </w:tr>
       <w:tr>
-        <w:tblPrEx>
-          <w:tblCellMar>
-            <w:top w:w="0" w:type="dxa"/>
-            <w:bottom w:w="0" w:type="dxa"/>
-          </w:tblCellMar>
-        </w:tblPrEx>
         <w:tc>
           <w:tcPr>
             <w:tcW w:w="400" w:type="dxa"/>
@@ -10808,11 +7800,9 @@
             <w:tcW w:w="2000" w:type="dxa"/>
           </w:tcPr>
           <w:p>
-            <w:proofErr w:type="spellStart"/>
             <w:r>
               <w:t>programs.json</w:t>
             </w:r>
-            <w:proofErr w:type="spellEnd"/>
           </w:p>
         </w:tc>
         <w:tc>
@@ -10847,12 +7837,6 @@
         </w:tc>
       </w:tr>
       <w:tr>
-        <w:tblPrEx>
-          <w:tblCellMar>
-            <w:top w:w="0" w:type="dxa"/>
-            <w:bottom w:w="0" w:type="dxa"/>
-          </w:tblCellMar>
-        </w:tblPrEx>
         <w:tc>
           <w:tcPr>
             <w:tcW w:w="400" w:type="dxa"/>
@@ -10868,11 +7852,9 @@
             <w:tcW w:w="2000" w:type="dxa"/>
           </w:tcPr>
           <w:p>
-            <w:proofErr w:type="spellStart"/>
             <w:r>
               <w:t>year.json</w:t>
             </w:r>
-            <w:proofErr w:type="spellEnd"/>
           </w:p>
         </w:tc>
         <w:tc>
@@ -10907,12 +7889,6 @@
         </w:tc>
       </w:tr>
       <w:tr>
-        <w:tblPrEx>
-          <w:tblCellMar>
-            <w:top w:w="0" w:type="dxa"/>
-            <w:bottom w:w="0" w:type="dxa"/>
-          </w:tblCellMar>
-        </w:tblPrEx>
         <w:tc>
           <w:tcPr>
             <w:tcW w:w="400" w:type="dxa"/>
@@ -10928,11 +7904,9 @@
             <w:tcW w:w="2000" w:type="dxa"/>
           </w:tcPr>
           <w:p>
-            <w:proofErr w:type="spellStart"/>
             <w:r>
               <w:t>chakras.json</w:t>
             </w:r>
-            <w:proofErr w:type="spellEnd"/>
           </w:p>
         </w:tc>
         <w:tc>
@@ -10951,31 +7925,7 @@
           </w:tcPr>
           <w:p>
             <w:r>
-              <w:t>CONFIRMED: 154 (7 chakras × 22 values). 3 text fields per entry (</w:t>
-            </w:r>
-            <w:proofErr w:type="spellStart"/>
-            <w:r>
-              <w:t>physics_text</w:t>
-            </w:r>
-            <w:proofErr w:type="spellEnd"/>
-            <w:r>
-              <w:t xml:space="preserve">, </w:t>
-            </w:r>
-            <w:proofErr w:type="spellStart"/>
-            <w:r>
-              <w:t>energy_text</w:t>
-            </w:r>
-            <w:proofErr w:type="spellEnd"/>
-            <w:r>
-              <w:t xml:space="preserve">, </w:t>
-            </w:r>
-            <w:proofErr w:type="spellStart"/>
-            <w:r>
-              <w:t>emotions_text</w:t>
-            </w:r>
-            <w:proofErr w:type="spellEnd"/>
-            <w:r>
-              <w:t>), each 80–90 words.</w:t>
+              <w:t>CONFIRMED: 154 (7 chakras × 22 values). 3 text fields per entry (physics_text, energy_text, emotions_text), each 80–90 words.</w:t>
             </w:r>
           </w:p>
         </w:tc>
@@ -10991,12 +7941,6 @@
         </w:tc>
       </w:tr>
       <w:tr>
-        <w:tblPrEx>
-          <w:tblCellMar>
-            <w:top w:w="0" w:type="dxa"/>
-            <w:bottom w:w="0" w:type="dxa"/>
-          </w:tblCellMar>
-        </w:tblPrEx>
         <w:tc>
           <w:tcPr>
             <w:tcW w:w="400" w:type="dxa"/>
@@ -11013,13 +7957,8 @@
           </w:tcPr>
           <w:p>
             <w:r>
-              <w:t>purpose-</w:t>
-            </w:r>
-            <w:proofErr w:type="spellStart"/>
-            <w:r>
-              <w:t>planetary.json</w:t>
-            </w:r>
-            <w:proofErr w:type="spellEnd"/>
+              <w:t>purpose-planetary.json</w:t>
+            </w:r>
           </w:p>
         </w:tc>
         <w:tc>
@@ -11104,12 +8043,6 @@
         <w:gridCol w:w="2000"/>
       </w:tblGrid>
       <w:tr>
-        <w:tblPrEx>
-          <w:tblCellMar>
-            <w:top w:w="0" w:type="dxa"/>
-            <w:bottom w:w="0" w:type="dxa"/>
-          </w:tblCellMar>
-        </w:tblPrEx>
         <w:trPr>
           <w:tblHeader/>
         </w:trPr>
@@ -11176,12 +8109,6 @@
         </w:tc>
       </w:tr>
       <w:tr>
-        <w:tblPrEx>
-          <w:tblCellMar>
-            <w:top w:w="0" w:type="dxa"/>
-            <w:bottom w:w="0" w:type="dxa"/>
-          </w:tblCellMar>
-        </w:tblPrEx>
         <w:tc>
           <w:tcPr>
             <w:tcW w:w="2500" w:type="dxa"/>
@@ -11224,12 +8151,6 @@
         </w:tc>
       </w:tr>
       <w:tr>
-        <w:tblPrEx>
-          <w:tblCellMar>
-            <w:top w:w="0" w:type="dxa"/>
-            <w:bottom w:w="0" w:type="dxa"/>
-          </w:tblCellMar>
-        </w:tblPrEx>
         <w:tc>
           <w:tcPr>
             <w:tcW w:w="2500" w:type="dxa"/>
@@ -11272,12 +8193,6 @@
         </w:tc>
       </w:tr>
       <w:tr>
-        <w:tblPrEx>
-          <w:tblCellMar>
-            <w:top w:w="0" w:type="dxa"/>
-            <w:bottom w:w="0" w:type="dxa"/>
-          </w:tblCellMar>
-        </w:tblPrEx>
         <w:tc>
           <w:tcPr>
             <w:tcW w:w="2500" w:type="dxa"/>
@@ -11320,12 +8235,6 @@
         </w:tc>
       </w:tr>
       <w:tr>
-        <w:tblPrEx>
-          <w:tblCellMar>
-            <w:top w:w="0" w:type="dxa"/>
-            <w:bottom w:w="0" w:type="dxa"/>
-          </w:tblCellMar>
-        </w:tblPrEx>
         <w:tc>
           <w:tcPr>
             <w:tcW w:w="2500" w:type="dxa"/>
@@ -11368,12 +8277,6 @@
         </w:tc>
       </w:tr>
       <w:tr>
-        <w:tblPrEx>
-          <w:tblCellMar>
-            <w:top w:w="0" w:type="dxa"/>
-            <w:bottom w:w="0" w:type="dxa"/>
-          </w:tblCellMar>
-        </w:tblPrEx>
         <w:tc>
           <w:tcPr>
             <w:tcW w:w="2500" w:type="dxa"/>
@@ -11432,15 +8335,7 @@
     <w:p/>
     <w:p>
       <w:r>
-        <w:t xml:space="preserve">This section replaces the v2.1 Section 7.2 outright. The v2.1 figures assumed a 20–30 word diagnostic entry per chakra/column pair; the v2.2 redesign raises this to 80–90 words per paragraph with 3 paragraphs merged into a single entry per chakra/value pair (154 entries total), substantially increasing the </w:t>
-      </w:r>
-      <w:proofErr w:type="spellStart"/>
-      <w:r>
-        <w:t>chakras.json</w:t>
-      </w:r>
-      <w:proofErr w:type="spellEnd"/>
-      <w:r>
-        <w:t xml:space="preserve"> contribution to the library total.</w:t>
+        <w:t>This section replaces the v2.1 Section 7.2 outright. The v2.1 figures assumed a 20–30 word diagnostic entry per chakra/column pair; the v2.2 redesign raises this to 80–90 words per paragraph with 3 paragraphs merged into a single entry per chakra/value pair (154 entries total), substantially increasing the chakras.json contribution to the library total.</w:t>
       </w:r>
     </w:p>
     <w:p/>
@@ -11477,12 +8372,6 @@
         <w:gridCol w:w="3000"/>
       </w:tblGrid>
       <w:tr>
-        <w:tblPrEx>
-          <w:tblCellMar>
-            <w:top w:w="0" w:type="dxa"/>
-            <w:bottom w:w="0" w:type="dxa"/>
-          </w:tblCellMar>
-        </w:tblPrEx>
         <w:trPr>
           <w:tblHeader/>
         </w:trPr>
@@ -11533,12 +8422,6 @@
         </w:tc>
       </w:tr>
       <w:tr>
-        <w:tblPrEx>
-          <w:tblCellMar>
-            <w:top w:w="0" w:type="dxa"/>
-            <w:bottom w:w="0" w:type="dxa"/>
-          </w:tblCellMar>
-        </w:tblPrEx>
         <w:tc>
           <w:tcPr>
             <w:tcW w:w="4000" w:type="dxa"/>
@@ -11571,12 +8454,6 @@
         </w:tc>
       </w:tr>
       <w:tr>
-        <w:tblPrEx>
-          <w:tblCellMar>
-            <w:top w:w="0" w:type="dxa"/>
-            <w:bottom w:w="0" w:type="dxa"/>
-          </w:tblCellMar>
-        </w:tblPrEx>
         <w:tc>
           <w:tcPr>
             <w:tcW w:w="4000" w:type="dxa"/>
@@ -11609,12 +8486,6 @@
         </w:tc>
       </w:tr>
       <w:tr>
-        <w:tblPrEx>
-          <w:tblCellMar>
-            <w:top w:w="0" w:type="dxa"/>
-            <w:bottom w:w="0" w:type="dxa"/>
-          </w:tblCellMar>
-        </w:tblPrEx>
         <w:tc>
           <w:tcPr>
             <w:tcW w:w="4000" w:type="dxa"/>
@@ -11647,12 +8518,6 @@
         </w:tc>
       </w:tr>
       <w:tr>
-        <w:tblPrEx>
-          <w:tblCellMar>
-            <w:top w:w="0" w:type="dxa"/>
-            <w:bottom w:w="0" w:type="dxa"/>
-          </w:tblCellMar>
-        </w:tblPrEx>
         <w:tc>
           <w:tcPr>
             <w:tcW w:w="4000" w:type="dxa"/>
@@ -11685,12 +8550,6 @@
         </w:tc>
       </w:tr>
       <w:tr>
-        <w:tblPrEx>
-          <w:tblCellMar>
-            <w:top w:w="0" w:type="dxa"/>
-            <w:bottom w:w="0" w:type="dxa"/>
-          </w:tblCellMar>
-        </w:tblPrEx>
         <w:tc>
           <w:tcPr>
             <w:tcW w:w="4000" w:type="dxa"/>
@@ -11723,12 +8582,6 @@
         </w:tc>
       </w:tr>
       <w:tr>
-        <w:tblPrEx>
-          <w:tblCellMar>
-            <w:top w:w="0" w:type="dxa"/>
-            <w:bottom w:w="0" w:type="dxa"/>
-          </w:tblCellMar>
-        </w:tblPrEx>
         <w:tc>
           <w:tcPr>
             <w:tcW w:w="4000" w:type="dxa"/>
@@ -11761,12 +8614,6 @@
         </w:tc>
       </w:tr>
       <w:tr>
-        <w:tblPrEx>
-          <w:tblCellMar>
-            <w:top w:w="0" w:type="dxa"/>
-            <w:bottom w:w="0" w:type="dxa"/>
-          </w:tblCellMar>
-        </w:tblPrEx>
         <w:tc>
           <w:tcPr>
             <w:tcW w:w="4000" w:type="dxa"/>
@@ -11834,12 +8681,6 @@
         <w:gridCol w:w="3500"/>
       </w:tblGrid>
       <w:tr>
-        <w:tblPrEx>
-          <w:tblCellMar>
-            <w:top w:w="0" w:type="dxa"/>
-            <w:bottom w:w="0" w:type="dxa"/>
-          </w:tblCellMar>
-        </w:tblPrEx>
         <w:trPr>
           <w:tblHeader/>
         </w:trPr>
@@ -11875,12 +8716,6 @@
         </w:tc>
       </w:tr>
       <w:tr>
-        <w:tblPrEx>
-          <w:tblCellMar>
-            <w:top w:w="0" w:type="dxa"/>
-            <w:bottom w:w="0" w:type="dxa"/>
-          </w:tblCellMar>
-        </w:tblPrEx>
         <w:tc>
           <w:tcPr>
             <w:tcW w:w="5500" w:type="dxa"/>
@@ -11903,24 +8738,13 @@
         </w:tc>
       </w:tr>
       <w:tr>
-        <w:tblPrEx>
-          <w:tblCellMar>
-            <w:top w:w="0" w:type="dxa"/>
-            <w:bottom w:w="0" w:type="dxa"/>
-          </w:tblCellMar>
-        </w:tblPrEx>
         <w:tc>
           <w:tcPr>
             <w:tcW w:w="5500" w:type="dxa"/>
           </w:tcPr>
           <w:p>
-            <w:proofErr w:type="spellStart"/>
-            <w:r>
-              <w:t>chakras.json</w:t>
-            </w:r>
-            <w:proofErr w:type="spellEnd"/>
-            <w:r>
-              <w:t xml:space="preserve"> (v2.2): 154 entries × 3 paragraphs × 80–90 words each</w:t>
+            <w:r>
+              <w:t>chakras.json (v2.2): 154 entries × 3 paragraphs × 80–90 words each</w:t>
             </w:r>
           </w:p>
         </w:tc>
@@ -11936,12 +8760,6 @@
         </w:tc>
       </w:tr>
       <w:tr>
-        <w:tblPrEx>
-          <w:tblCellMar>
-            <w:top w:w="0" w:type="dxa"/>
-            <w:bottom w:w="0" w:type="dxa"/>
-          </w:tblCellMar>
-        </w:tblPrEx>
         <w:tc>
           <w:tcPr>
             <w:tcW w:w="5500" w:type="dxa"/>
@@ -12096,29 +8914,13 @@
     </w:p>
     <w:p>
       <w:r>
-        <w:t>Tier logic is not built into the JSON at launch. When tiers are activated, a "tier" field ("free", "premium", or "</w:t>
-      </w:r>
-      <w:proofErr w:type="spellStart"/>
-      <w:r>
-        <w:t>vip</w:t>
-      </w:r>
-      <w:proofErr w:type="spellEnd"/>
-      <w:r>
-        <w:t>") will be added to each subsection at that time. When this happens:</w:t>
+        <w:t>Tier logic is not built into the JSON at launch. When tiers are activated, a "tier" field ("free", "premium", or "vip") will be added to each subsection at that time. When this happens:</w:t>
       </w:r>
     </w:p>
     <w:p/>
     <w:p>
       <w:r>
-        <w:t>New premium subsections are added to existing JSON entries with "tier": "premium". New VIP subsections are added with "tier": "</w:t>
-      </w:r>
-      <w:proofErr w:type="spellStart"/>
-      <w:r>
-        <w:t>vip</w:t>
-      </w:r>
-      <w:proofErr w:type="spellEnd"/>
-      <w:r>
-        <w:t>". PHP injects the logged-in user's plan into the page as a JS variable. The calculator JS reads the user's plan and renders only the subsections whose tier is at or below the user's plan. The JSON files do not change structure — only new entries are added. Existing free entries are never modified. Users who upgrade see new content appear without recalculating.</w:t>
+        <w:t>New premium subsections are added to existing JSON entries with "tier": "premium". New VIP subsections are added with "tier": "vip". PHP injects the logged-in user's plan into the page as a JS variable. The calculator JS reads the user's plan and renders only the subsections whose tier is at or below the user's plan. The JSON files do not change structure — only new entries are added. Existing free entries are never modified. Users who upgrade see new content appear without recalculating.</w:t>
       </w:r>
     </w:p>
     <w:p/>
@@ -12251,15 +9053,7 @@
     </w:p>
     <w:p>
       <w:r>
-        <w:t>Because the full library exceeds what any single free AI account can generate, content is distributed across multiple free models. Each model has a daily message or context limit; splitting by file keeps quality consistent within each file while making the overall project tractable without paid subscriptions. Work one point-file at a time. Do not attempt to generate all 16 files simultaneously. Always start with point-</w:t>
-      </w:r>
-      <w:proofErr w:type="spellStart"/>
-      <w:r>
-        <w:t>a.json</w:t>
-      </w:r>
-      <w:proofErr w:type="spellEnd"/>
-      <w:r>
-        <w:t xml:space="preserve"> (Core Self) — it sets the tone template for all others.</w:t>
+        <w:t>Because the full library exceeds what any single free AI account can generate, content is distributed across multiple free models. Each model has a daily message or context limit; splitting by file keeps quality consistent within each file while making the overall project tractable without paid subscriptions. Work one point-file at a time. Do not attempt to generate all 16 files simultaneously. Always start with point-a.json (Core Self) — it sets the tone template for all others.</w:t>
       </w:r>
     </w:p>
     <w:p/>
@@ -12280,155 +9074,27 @@
     <w:p/>
     <w:p>
       <w:r>
-        <w:t>Claude free — best tone consistency and review quality. Use for point-</w:t>
-      </w:r>
-      <w:proofErr w:type="spellStart"/>
-      <w:r>
-        <w:t>a.json</w:t>
-      </w:r>
-      <w:proofErr w:type="spellEnd"/>
-      <w:r>
-        <w:t>, point-</w:t>
-      </w:r>
-      <w:proofErr w:type="spellStart"/>
-      <w:r>
-        <w:t>b.json</w:t>
-      </w:r>
-      <w:proofErr w:type="spellEnd"/>
-      <w:r>
-        <w:t>, karmic-</w:t>
-      </w:r>
-      <w:proofErr w:type="spellStart"/>
-      <w:r>
-        <w:t>tail.json</w:t>
-      </w:r>
-      <w:proofErr w:type="spellEnd"/>
-      <w:r>
-        <w:t xml:space="preserve">, </w:t>
-      </w:r>
-      <w:proofErr w:type="spellStart"/>
-      <w:r>
-        <w:t>programs.json</w:t>
-      </w:r>
-      <w:proofErr w:type="spellEnd"/>
-      <w:r>
-        <w:t>.</w:t>
-      </w:r>
-    </w:p>
-    <w:p>
-      <w:r>
-        <w:t>ChatGPT free (GPT-4o mini) — fast bulk drafting. Use for point-</w:t>
-      </w:r>
-      <w:proofErr w:type="spellStart"/>
-      <w:r>
-        <w:t>f.json</w:t>
-      </w:r>
-      <w:proofErr w:type="spellEnd"/>
-      <w:r>
-        <w:t>, point-</w:t>
-      </w:r>
-      <w:proofErr w:type="spellStart"/>
-      <w:r>
-        <w:t>g.json</w:t>
-      </w:r>
-      <w:proofErr w:type="spellEnd"/>
-      <w:r>
-        <w:t>, point-</w:t>
-      </w:r>
-      <w:proofErr w:type="spellStart"/>
-      <w:r>
-        <w:t>h.json</w:t>
-      </w:r>
-      <w:proofErr w:type="spellEnd"/>
-      <w:r>
-        <w:t>, point-</w:t>
-      </w:r>
-      <w:proofErr w:type="spellStart"/>
-      <w:r>
-        <w:t>i.json</w:t>
-      </w:r>
-      <w:proofErr w:type="spellEnd"/>
-      <w:r>
-        <w:t>.</w:t>
-      </w:r>
-    </w:p>
-    <w:p>
-      <w:r>
-        <w:t>Google Gemini free — long context window, good for purpose sections that need coherence across entries. Use for purpose-</w:t>
-      </w:r>
-      <w:proofErr w:type="spellStart"/>
-      <w:r>
-        <w:t>personal.json</w:t>
-      </w:r>
-      <w:proofErr w:type="spellEnd"/>
-      <w:r>
-        <w:t>, purpose-</w:t>
-      </w:r>
-      <w:proofErr w:type="spellStart"/>
-      <w:r>
-        <w:t>social.json</w:t>
-      </w:r>
-      <w:proofErr w:type="spellEnd"/>
-      <w:r>
-        <w:t>, purpose-</w:t>
-      </w:r>
-      <w:proofErr w:type="spellStart"/>
-      <w:r>
-        <w:t>general.json</w:t>
-      </w:r>
-      <w:proofErr w:type="spellEnd"/>
-      <w:r>
-        <w:t>, purpose-</w:t>
-      </w:r>
-      <w:proofErr w:type="spellStart"/>
-      <w:r>
-        <w:t>planetary.json</w:t>
-      </w:r>
-      <w:proofErr w:type="spellEnd"/>
-      <w:r>
-        <w:t>.</w:t>
-      </w:r>
-    </w:p>
-    <w:p>
-      <w:r>
-        <w:t>Microsoft Copilot free (GPT-4o) — underused, decent daily limit. Use for point-</w:t>
-      </w:r>
-      <w:proofErr w:type="spellStart"/>
-      <w:r>
-        <w:t>e.json</w:t>
-      </w:r>
-      <w:proofErr w:type="spellEnd"/>
-      <w:r>
-        <w:t>, point-o-</w:t>
-      </w:r>
-      <w:proofErr w:type="spellStart"/>
-      <w:r>
-        <w:t>p.json</w:t>
-      </w:r>
-      <w:proofErr w:type="spellEnd"/>
-      <w:r>
-        <w:t>.</w:t>
-      </w:r>
-    </w:p>
-    <w:p>
-      <w:r>
-        <w:t xml:space="preserve">Meta AI (Llama, via meta.ai or WhatsApp) — no hard daily limit. Use for </w:t>
-      </w:r>
-      <w:proofErr w:type="spellStart"/>
-      <w:r>
-        <w:t>year.json</w:t>
-      </w:r>
-      <w:proofErr w:type="spellEnd"/>
-      <w:r>
-        <w:t xml:space="preserve">, </w:t>
-      </w:r>
-      <w:proofErr w:type="spellStart"/>
-      <w:r>
-        <w:t>chakras.json</w:t>
-      </w:r>
-      <w:proofErr w:type="spellEnd"/>
-      <w:r>
-        <w:t>, and any remaining files.</w:t>
+        <w:t>Claude free — best tone consistency and review quality. Use for point-a.json, point-b.json, karmic-tail.json, programs.json.</w:t>
+      </w:r>
+    </w:p>
+    <w:p>
+      <w:r>
+        <w:t>ChatGPT free (GPT-4o mini) — fast bulk drafting. Use for point-f.json, point-g.json, point-h.json, point-i.json.</w:t>
+      </w:r>
+    </w:p>
+    <w:p>
+      <w:r>
+        <w:t>Google Gemini free — long context window, good for purpose sections that need coherence across entries. Use for purpose-personal.json, purpose-social.json, purpose-general.json, purpose-planetary.json.</w:t>
+      </w:r>
+    </w:p>
+    <w:p>
+      <w:r>
+        <w:t>Microsoft Copilot free (GPT-4o) — underused, decent daily limit. Use for point-e.json, point-o-p.json.</w:t>
+      </w:r>
+    </w:p>
+    <w:p>
+      <w:r>
+        <w:t>Meta AI (Llama, via meta.ai or WhatsApp) — no hard daily limit. Use for year.json, chakras.json, and any remaining files.</w:t>
       </w:r>
     </w:p>
     <w:p/>
@@ -12459,50 +9125,10 @@
           <w:b/>
           <w:bCs/>
         </w:rPr>
-        <w:t xml:space="preserve">For </w:t>
-      </w:r>
-      <w:proofErr w:type="spellStart"/>
-      <w:r>
-        <w:rPr>
-          <w:b/>
-          <w:bCs/>
-        </w:rPr>
-        <w:t>chakras.json</w:t>
-      </w:r>
-      <w:proofErr w:type="spellEnd"/>
-      <w:r>
-        <w:rPr>
-          <w:b/>
-          <w:bCs/>
-        </w:rPr>
-        <w:t xml:space="preserve"> specifically: </w:t>
-      </w:r>
-      <w:r>
-        <w:t>Batch by chakra (7 batches of 22 entries each). Each batch produces 22 entries (values 1–22) for one chakra, each entry containing all 3 merged paragraphs (</w:t>
-      </w:r>
-      <w:proofErr w:type="spellStart"/>
-      <w:r>
-        <w:t>physics_text</w:t>
-      </w:r>
-      <w:proofErr w:type="spellEnd"/>
-      <w:r>
-        <w:t xml:space="preserve">, </w:t>
-      </w:r>
-      <w:proofErr w:type="spellStart"/>
-      <w:r>
-        <w:t>energy_text</w:t>
-      </w:r>
-      <w:proofErr w:type="spellEnd"/>
-      <w:r>
-        <w:t xml:space="preserve">, </w:t>
-      </w:r>
-      <w:proofErr w:type="spellStart"/>
-      <w:r>
-        <w:t>emotions_text</w:t>
-      </w:r>
-      <w:proofErr w:type="spellEnd"/>
-      <w:r>
-        <w:t>). After all 7 batches are complete, verify word counts programmatically before delivering.</w:t>
+        <w:t xml:space="preserve">For chakras.json specifically: </w:t>
+      </w:r>
+      <w:r>
+        <w:t>Batch by chakra (7 batches of 22 entries each). Each batch produces 22 entries (values 1–22) for one chakra, each entry containing all 3 merged paragraphs (physics_text, energy_text, emotions_text). After all 7 batches are complete, verify word counts programmatically before delivering.</w:t>
       </w:r>
     </w:p>
     <w:p/>
@@ -12518,15 +9144,7 @@
     <w:p>
       <w:r>
         <w:lastRenderedPageBreak/>
-        <w:t>Complete point-</w:t>
-      </w:r>
-      <w:proofErr w:type="spellStart"/>
-      <w:r>
-        <w:t>a.json</w:t>
-      </w:r>
-      <w:proofErr w:type="spellEnd"/>
-      <w:r>
-        <w:t xml:space="preserve"> entirely in Claude and review it fully before generating any other file — check for tone consistency, uniqueness across arcana, and structural compliance with subsection headings. Keep several entries from it open as a reference tone benchmark when generating in other models. All subsequent files are reviewed in Claude against this benchmark before proceeding to the next file.</w:t>
+        <w:t>Complete point-a.json entirely in Claude and review it fully before generating any other file — check for tone consistency, uniqueness across arcana, and structural compliance with subsection headings. Keep several entries from it open as a reference tone benchmark when generating in other models. All subsequent files are reviewed in Claude against this benchmark before proceeding to the next file.</w:t>
       </w:r>
     </w:p>
     <w:p/>
@@ -12586,15 +9204,7 @@
     </w:p>
     <w:p>
       <w:r>
-        <w:t xml:space="preserve">The calculator's </w:t>
-      </w:r>
-      <w:proofErr w:type="spellStart"/>
-      <w:r>
-        <w:t>reduceNumber</w:t>
-      </w:r>
-      <w:proofErr w:type="spellEnd"/>
-      <w:r>
-        <w:t>() function reduces any value above 22 by summing its digits and does not check for or preserve master numbers. Numbers 11 and 22 are valid arcana outputs only because they are ≤22 and therefore not reduced. The number 33 cannot be a valid output (33 &gt; 22, reduces to 6). Every JSON file of Type A must include exactly 22 entries (arcana 1–22). No separate master number entries are needed. Numbers 11 and 22 require no special handling beyond their standard arcana entries.</w:t>
+        <w:t>The calculator's reduceNumber() function reduces any value above 22 by summing its digits and does not check for or preserve master numbers. Numbers 11 and 22 are valid arcana outputs only because they are ≤22 and therefore not reduced. The number 33 cannot be a valid output (33 &gt; 22, reduces to 6). Every JSON file of Type A must include exactly 22 entries (arcana 1–22). No separate master number entries are needed. Numbers 11 and 22 require no special handling beyond their standard arcana entries.</w:t>
       </w:r>
     </w:p>
     <w:p/>
@@ -12612,39 +9222,7 @@
     </w:p>
     <w:p>
       <w:r>
-        <w:t>Section 03 (karmic-</w:t>
-      </w:r>
-      <w:proofErr w:type="spellStart"/>
-      <w:r>
-        <w:t>tail.json</w:t>
-      </w:r>
-      <w:proofErr w:type="spellEnd"/>
-      <w:r>
-        <w:t xml:space="preserve">) is keyed by the combination string of </w:t>
-      </w:r>
-      <w:proofErr w:type="spellStart"/>
-      <w:r>
-        <w:t>jpoint</w:t>
-      </w:r>
-      <w:proofErr w:type="spellEnd"/>
-      <w:r>
-        <w:t xml:space="preserve"> + </w:t>
-      </w:r>
-      <w:proofErr w:type="spellStart"/>
-      <w:r>
-        <w:t>kpoint</w:t>
-      </w:r>
-      <w:proofErr w:type="spellEnd"/>
-      <w:r>
-        <w:t xml:space="preserve"> + </w:t>
-      </w:r>
-      <w:proofErr w:type="spellStart"/>
-      <w:r>
-        <w:t>lpoint</w:t>
-      </w:r>
-      <w:proofErr w:type="spellEnd"/>
-      <w:r>
-        <w:t xml:space="preserve"> values (e.g. "12-16-4"). The calculator must construct this key before performing the lookup. The file contains exactly 26 pre-defined combinations — not 22 entries. These 26 combinations are consistent across Destiny Matrix schools and sources; English names for the same pattern may vary between sites. This requires a separate lookup function in the calculator JS, not a simple arcana[n] lookup.</w:t>
+        <w:t>Section 03 (karmic-tail.json) is keyed by the combination string of jpoint + kpoint + lpoint values (e.g. "12-16-4"). The calculator must construct this key before performing the lookup. The file contains exactly 26 pre-defined combinations — not 22 entries. These 26 combinations are consistent across Destiny Matrix schools and sources; English names for the same pattern may vary between sites. This requires a separate lookup function in the calculator JS, not a simple arcana[n] lookup.</w:t>
       </w:r>
     </w:p>
     <w:p/>
@@ -14826,15 +11404,7 @@
     </w:p>
     <w:p>
       <w:r>
-        <w:t>Section 13 (</w:t>
-      </w:r>
-      <w:proofErr w:type="spellStart"/>
-      <w:r>
-        <w:t>programs.json</w:t>
-      </w:r>
-      <w:proofErr w:type="spellEnd"/>
-      <w:r>
-        <w:t>) follows the same pattern as karmic tail. Programs are identified by a named combination cluster (e.g. "10-20-10" = Mimicry program, "10-5-22" = Inquisition program). The file is a finite named list — not 22 entries. The calculator identifies which programs are active for a given matrix and looks up each one. A single reading may contain multiple active programs.</w:t>
+        <w:t>Section 13 (programs.json) follows the same pattern as karmic tail. Programs are identified by a named combination cluster (e.g. "10-20-10" = Mimicry program, "10-5-22" = Inquisition program). The file is a finite named list — not 22 entries. The calculator identifies which programs are active for a given matrix and looks up each one. A single reading may contain multiple active programs.</w:t>
       </w:r>
     </w:p>
     <w:p/>
@@ -14852,95 +11422,7 @@
     </w:p>
     <w:p>
       <w:r>
-        <w:t>Section 15 (</w:t>
-      </w:r>
-      <w:proofErr w:type="spellStart"/>
-      <w:r>
-        <w:t>chakras.json</w:t>
-      </w:r>
-      <w:proofErr w:type="spellEnd"/>
-      <w:r>
-        <w:t>) does not use arcana numbers. The chakra table in the existing calculator already computes Physics, Energy, and Emotions values for each of the 7 chakras — 21 values per reading in total. The JSON is keyed by calculator id prefix (</w:t>
-      </w:r>
-      <w:proofErr w:type="spellStart"/>
-      <w:r>
-        <w:t>sahasrara</w:t>
-      </w:r>
-      <w:proofErr w:type="spellEnd"/>
-      <w:r>
-        <w:t xml:space="preserve">, </w:t>
-      </w:r>
-      <w:proofErr w:type="spellStart"/>
-      <w:r>
-        <w:t>ajna</w:t>
-      </w:r>
-      <w:proofErr w:type="spellEnd"/>
-      <w:r>
-        <w:t xml:space="preserve">, </w:t>
-      </w:r>
-      <w:proofErr w:type="spellStart"/>
-      <w:r>
-        <w:t>vishuddha</w:t>
-      </w:r>
-      <w:proofErr w:type="spellEnd"/>
-      <w:r>
-        <w:t xml:space="preserve">, </w:t>
-      </w:r>
-      <w:proofErr w:type="spellStart"/>
-      <w:r>
-        <w:t>anahata</w:t>
-      </w:r>
-      <w:proofErr w:type="spellEnd"/>
-      <w:r>
-        <w:t xml:space="preserve">, </w:t>
-      </w:r>
-      <w:proofErr w:type="spellStart"/>
-      <w:r>
-        <w:t>manipura</w:t>
-      </w:r>
-      <w:proofErr w:type="spellEnd"/>
-      <w:r>
-        <w:t xml:space="preserve">, </w:t>
-      </w:r>
-      <w:proofErr w:type="spellStart"/>
-      <w:r>
-        <w:t>svadhisthana</w:t>
-      </w:r>
-      <w:proofErr w:type="spellEnd"/>
-      <w:r>
-        <w:t xml:space="preserve">, </w:t>
-      </w:r>
-      <w:proofErr w:type="spellStart"/>
-      <w:r>
-        <w:t>muladhara</w:t>
-      </w:r>
-      <w:proofErr w:type="spellEnd"/>
-      <w:r>
-        <w:t>) + computed value (1–22), giving 154 total entries (7 chakras × 22 values). Each entry has three text fields (</w:t>
-      </w:r>
-      <w:proofErr w:type="spellStart"/>
-      <w:r>
-        <w:t>physics_text</w:t>
-      </w:r>
-      <w:proofErr w:type="spellEnd"/>
-      <w:r>
-        <w:t xml:space="preserve">, </w:t>
-      </w:r>
-      <w:proofErr w:type="spellStart"/>
-      <w:r>
-        <w:t>energy_text</w:t>
-      </w:r>
-      <w:proofErr w:type="spellEnd"/>
-      <w:r>
-        <w:t xml:space="preserve">, </w:t>
-      </w:r>
-      <w:proofErr w:type="spellStart"/>
-      <w:r>
-        <w:t>emotions_text</w:t>
-      </w:r>
-      <w:proofErr w:type="spellEnd"/>
-      <w:r>
-        <w:t>), each 80–90 words, rendered in the UI as continuous unlabeled prose. This is an entirely different lookup mechanism from all other sections. Do not attempt to shoehorn chakra content into the arcana lookup pattern.</w:t>
+        <w:t>Section 15 (chakras.json) does not use arcana numbers. The chakra table in the existing calculator already computes Physics, Energy, and Emotions values for each of the 7 chakras — 21 values per reading in total. The JSON is keyed by calculator id prefix (sahasrara, ajna, vishuddha, anahata, manipura, svadhisthana, muladhara) + computed value (1–22), giving 154 total entries (7 chakras × 22 values). Each entry has three text fields (physics_text, energy_text, emotions_text), each 80–90 words, rendered in the UI as continuous unlabeled prose. This is an entirely different lookup mechanism from all other sections. Do not attempt to shoehorn chakra content into the arcana lookup pattern.</w:t>
       </w:r>
     </w:p>
     <w:p/>
@@ -14958,23 +11440,7 @@
     </w:p>
     <w:p>
       <w:r>
-        <w:t>Section 14 (</w:t>
-      </w:r>
-      <w:proofErr w:type="spellStart"/>
-      <w:r>
-        <w:t>year.json</w:t>
-      </w:r>
-      <w:proofErr w:type="spellEnd"/>
-      <w:r>
-        <w:t xml:space="preserve">) uses the </w:t>
-      </w:r>
-      <w:proofErr w:type="spellStart"/>
-      <w:r>
-        <w:t>calculateYear</w:t>
-      </w:r>
-      <w:proofErr w:type="spellEnd"/>
-      <w:r>
-        <w:t>() function already present in code.js. This function takes the current calendar year (not the birth year) and reduces it to an arcana number. The content must be written timelessly per arcana — not referencing specific external events — so it remains accurate when the same arcana recurs in future years.</w:t>
+        <w:t>Section 14 (year.json) uses the calculateYear() function already present in code.js. This function takes the current calendar year (not the birth year) and reduces it to an arcana number. The content must be written timelessly per arcana — not referencing specific external events — so it remains accurate when the same arcana recurs in future years.</w:t>
       </w:r>
     </w:p>
     <w:p/>
@@ -15032,69 +11498,13 @@
     </w:p>
     <w:p>
       <w:r>
-        <w:t xml:space="preserve">The full platform will eventually contain 62 calculators across three tool categories, all delivered through a single WordPress plugin using a </w:t>
-      </w:r>
-      <w:proofErr w:type="spellStart"/>
-      <w:r>
-        <w:t>shortcode</w:t>
-      </w:r>
-      <w:proofErr w:type="spellEnd"/>
-      <w:r>
-        <w:t xml:space="preserve"> scaffold. Each calculator is registered as a JS file plus one line in the plugin. The interpretation JSON files are static assets served alongside the calculator JS — they are not generated server-side and do not require a database. The Paid Member Subscriptions plugin + Stripe handles three subscription plans for the Destiny Matrix tool category only. Numerology tools are permanently free and have no interpretation library.</w:t>
+        <w:t>The full platform will eventually contain 62 calculators across three tool categories, all delivered through a single WordPress plugin using a shortcode scaffold. Each calculator is registered as a JS file plus one line in the plugin. The interpretation JSON files are static assets served alongside the calculator JS — they are not generated server-side and do not require a database. The Paid Member Subscriptions plugin + Stripe handles three subscription plans for the Destiny Matrix tool category only. Numerology tools are permanently free and have no interpretation library.</w:t>
       </w:r>
     </w:p>
     <w:p/>
     <w:p>
       <w:r>
-        <w:t xml:space="preserve">WordPress stack: Hello </w:t>
-      </w:r>
-      <w:proofErr w:type="spellStart"/>
-      <w:r>
-        <w:t>Elementor</w:t>
-      </w:r>
-      <w:proofErr w:type="spellEnd"/>
-      <w:r>
-        <w:t xml:space="preserve"> theme + </w:t>
-      </w:r>
-      <w:proofErr w:type="spellStart"/>
-      <w:r>
-        <w:t>Elementor</w:t>
-      </w:r>
-      <w:proofErr w:type="spellEnd"/>
-      <w:r>
-        <w:t xml:space="preserve">. Local testing: </w:t>
-      </w:r>
-      <w:proofErr w:type="spellStart"/>
-      <w:r>
-        <w:t>LocalWP</w:t>
-      </w:r>
-      <w:proofErr w:type="spellEnd"/>
-      <w:r>
-        <w:t xml:space="preserve"> (nginx — standalone PHP does not execute; use WordPress REST API routes via Code Snippets plugin). Hosting: </w:t>
-      </w:r>
-      <w:proofErr w:type="spellStart"/>
-      <w:r>
-        <w:t>Hostinger</w:t>
-      </w:r>
-      <w:proofErr w:type="spellEnd"/>
-      <w:r>
-        <w:t>. GitHub is the single source of truth. wp-</w:t>
-      </w:r>
-      <w:proofErr w:type="spellStart"/>
-      <w:r>
-        <w:t>config.php</w:t>
-      </w:r>
-      <w:proofErr w:type="spellEnd"/>
-      <w:r>
-        <w:t xml:space="preserve"> is excluded via .</w:t>
-      </w:r>
-      <w:proofErr w:type="spellStart"/>
-      <w:r>
-        <w:t>gitignore</w:t>
-      </w:r>
-      <w:proofErr w:type="spellEnd"/>
-      <w:r>
-        <w:t>.</w:t>
+        <w:t>WordPress stack: Hello Elementor theme + Elementor. Local testing: LocalWP (nginx — standalone PHP does not execute; use WordPress REST API routes via Code Snippets plugin). Hosting: Hostinger. GitHub is the single source of truth. wp-config.php is excluded via .gitignore.</w:t>
       </w:r>
     </w:p>
     <w:p/>
@@ -15145,23 +11555,7 @@
         <w:t xml:space="preserve">3. </w:t>
       </w:r>
       <w:r>
-        <w:t>Generate point-</w:t>
-      </w:r>
-      <w:proofErr w:type="spellStart"/>
-      <w:r>
-        <w:t>a.json</w:t>
-      </w:r>
-      <w:proofErr w:type="spellEnd"/>
-      <w:r>
-        <w:t xml:space="preserve"> first (Core Self / </w:t>
-      </w:r>
-      <w:proofErr w:type="spellStart"/>
-      <w:r>
-        <w:t>apoint</w:t>
-      </w:r>
-      <w:proofErr w:type="spellEnd"/>
-      <w:r>
-        <w:t>) — 22 arcana entries × 4 subsections × ~220 words each. This sets the tone template.</w:t>
+        <w:t>Generate point-a.json first (Core Self / apoint) — 22 arcana entries × 4 subsections × ~220 words each. This sets the tone template.</w:t>
       </w:r>
     </w:p>
     <w:p/>
@@ -15174,15 +11568,7 @@
         <w:t xml:space="preserve">4. </w:t>
       </w:r>
       <w:r>
-        <w:t>Review point-</w:t>
-      </w:r>
-      <w:proofErr w:type="spellStart"/>
-      <w:r>
-        <w:t>a.json</w:t>
-      </w:r>
-      <w:proofErr w:type="spellEnd"/>
-      <w:r>
-        <w:t xml:space="preserve"> in Claude for consistency, uniqueness, and structural compliance before proceeding to other files.</w:t>
+        <w:t>Review point-a.json in Claude for consistency, uniqueness, and structural compliance before proceeding to other files.</w:t>
       </w:r>
     </w:p>
     <w:p/>
@@ -15208,15 +11594,7 @@
         <w:t xml:space="preserve">6. </w:t>
       </w:r>
       <w:r>
-        <w:t>Generate karmic-</w:t>
-      </w:r>
-      <w:proofErr w:type="spellStart"/>
-      <w:r>
-        <w:t>tail.json</w:t>
-      </w:r>
-      <w:proofErr w:type="spellEnd"/>
-      <w:r>
-        <w:t xml:space="preserve"> (Type B) — requires defining the full list of possible cluster combinations first (see Section 10.2).</w:t>
+        <w:t>Generate karmic-tail.json (Type B) — requires defining the full list of possible cluster combinations first (see Section 10.2).</w:t>
       </w:r>
     </w:p>
     <w:p/>
@@ -15229,15 +11607,7 @@
         <w:t xml:space="preserve">7. </w:t>
       </w:r>
       <w:r>
-        <w:t xml:space="preserve">Generate </w:t>
-      </w:r>
-      <w:proofErr w:type="spellStart"/>
-      <w:r>
-        <w:t>programs.json</w:t>
-      </w:r>
-      <w:proofErr w:type="spellEnd"/>
-      <w:r>
-        <w:t xml:space="preserve"> (Type B) — requires defining the complete named program list first.</w:t>
+        <w:t>Generate programs.json (Type B) — requires defining the complete named program list first.</w:t>
       </w:r>
     </w:p>
     <w:p/>
@@ -15250,39 +11620,7 @@
         <w:t xml:space="preserve">8. </w:t>
       </w:r>
       <w:r>
-        <w:t xml:space="preserve">Generate </w:t>
-      </w:r>
-      <w:proofErr w:type="spellStart"/>
-      <w:r>
-        <w:t>chakras.json</w:t>
-      </w:r>
-      <w:proofErr w:type="spellEnd"/>
-      <w:r>
-        <w:t xml:space="preserve"> (Type C, v2.2) — 154 entries (7 chakras × 22 values), 3 text fields per entry (</w:t>
-      </w:r>
-      <w:proofErr w:type="spellStart"/>
-      <w:r>
-        <w:t>physics_text</w:t>
-      </w:r>
-      <w:proofErr w:type="spellEnd"/>
-      <w:r>
-        <w:t xml:space="preserve">, </w:t>
-      </w:r>
-      <w:proofErr w:type="spellStart"/>
-      <w:r>
-        <w:t>energy_text</w:t>
-      </w:r>
-      <w:proofErr w:type="spellEnd"/>
-      <w:r>
-        <w:t xml:space="preserve">, </w:t>
-      </w:r>
-      <w:proofErr w:type="spellStart"/>
-      <w:r>
-        <w:t>emotions_text</w:t>
-      </w:r>
-      <w:proofErr w:type="spellEnd"/>
-      <w:r>
-        <w:t>), each 80–90 words. Generated in 7 batches (one chakra per batch, 22 entries per batch). Verify word counts programmatically after each batch.</w:t>
+        <w:t>Generate chakras.json (Type C, v2.2) — 154 entries (7 chakras × 22 values), 3 text fields per entry (physics_text, energy_text, emotions_text), each 80–90 words. Generated in 7 batches (one chakra per batch, 22 entries per batch). Verify word counts programmatically after each batch.</w:t>
       </w:r>
     </w:p>
     <w:p/>
@@ -15334,15 +11672,7 @@
         <w:t xml:space="preserve">12. </w:t>
       </w:r>
       <w:r>
-        <w:t xml:space="preserve">Run a final consistency check across all JSON files: confirm entry count (22 per Type A file, 154 for </w:t>
-      </w:r>
-      <w:proofErr w:type="spellStart"/>
-      <w:r>
-        <w:t>chakras.json</w:t>
-      </w:r>
-      <w:proofErr w:type="spellEnd"/>
-      <w:r>
-        <w:t>), key format, word count compliance (80–90 words per paragraph for chakra entries), and prose quality before integration.</w:t>
+        <w:t>Run a final consistency check across all JSON files: confirm entry count (22 per Type A file, 154 for chakras.json), key format, word count compliance (80–90 words per paragraph for chakra entries), and prose quality before integration.</w:t>
       </w:r>
     </w:p>
     <w:p/>
@@ -15396,14 +11726,1904 @@
     </w:p>
     <w:p/>
     <w:p>
-      <w:r>
+      <w:pPr>
         <w:rPr>
           <w:i/>
           <w:iCs/>
         </w:rPr>
+      </w:pPr>
+      <w:r>
+        <w:rPr>
+          <w:i/>
+          <w:iCs/>
+        </w:rPr>
         <w:t>(Version 2.2. Section 15 redesigned: entries raised from 20–30 word diagnostics to 80–90 word prose paragraphs × 3 per entry, unlabeled, rendered as continuous prose. Subsection labels for Section 15 remain an open decision. All word counts and library totals updated throughout.)</w:t>
       </w:r>
     </w:p>
+    <w:p/>
+    <w:p>
+      <w:pPr>
+        <w:pStyle w:val="Heading1"/>
+      </w:pPr>
+      <w:r>
+        <w:t>Values Calculated by the Calculators and The Potential Sections for Them in the Interpretation</w:t>
+      </w:r>
+    </w:p>
+    <w:p>
+      <w:pPr>
+        <w:pStyle w:val="Heading2"/>
+      </w:pPr>
+      <w:r>
+        <w:t>All Calculated values</w:t>
+      </w:r>
+    </w:p>
+    <w:tbl>
+      <w:tblPr>
+        <w:tblStyle w:val="TableGrid"/>
+        <w:tblW w:w="0" w:type="auto"/>
+        <w:tblLook w:val="04A0" w:firstRow="1" w:lastRow="0" w:firstColumn="1" w:lastColumn="0" w:noHBand="0" w:noVBand="1"/>
+      </w:tblPr>
+      <w:tblGrid>
+        <w:gridCol w:w="2511"/>
+        <w:gridCol w:w="2417"/>
+        <w:gridCol w:w="1061"/>
+        <w:gridCol w:w="3027"/>
+      </w:tblGrid>
+      <w:tr>
+        <w:tc>
+          <w:tcPr>
+            <w:tcW w:w="2515" w:type="dxa"/>
+            <w:hideMark/>
+          </w:tcPr>
+          <w:p>
+            <w:pPr>
+              <w:rPr>
+                <w:b/>
+                <w:bCs/>
+              </w:rPr>
+            </w:pPr>
+            <w:r>
+              <w:rPr>
+                <w:b/>
+                <w:bCs/>
+              </w:rPr>
+              <w:t>Value(s)</w:t>
+            </w:r>
+          </w:p>
+        </w:tc>
+        <w:tc>
+          <w:tcPr>
+            <w:tcW w:w="2430" w:type="dxa"/>
+            <w:hideMark/>
+          </w:tcPr>
+          <w:p>
+            <w:pPr>
+              <w:rPr>
+                <w:b/>
+                <w:bCs/>
+              </w:rPr>
+            </w:pPr>
+            <w:r>
+              <w:rPr>
+                <w:b/>
+                <w:bCs/>
+              </w:rPr>
+              <w:t>What it represents</w:t>
+            </w:r>
+          </w:p>
+        </w:tc>
+        <w:tc>
+          <w:tcPr>
+            <w:tcW w:w="900" w:type="dxa"/>
+            <w:hideMark/>
+          </w:tcPr>
+          <w:p>
+            <w:pPr>
+              <w:rPr>
+                <w:b/>
+                <w:bCs/>
+              </w:rPr>
+            </w:pPr>
+            <w:r>
+              <w:rPr>
+                <w:b/>
+                <w:bCs/>
+              </w:rPr>
+              <w:t>Displayed on chart?</w:t>
+            </w:r>
+          </w:p>
+        </w:tc>
+        <w:tc>
+          <w:tcPr>
+            <w:tcW w:w="3171" w:type="dxa"/>
+            <w:hideMark/>
+          </w:tcPr>
+          <w:p>
+            <w:pPr>
+              <w:rPr>
+                <w:b/>
+                <w:bCs/>
+              </w:rPr>
+            </w:pPr>
+            <w:r>
+              <w:rPr>
+                <w:b/>
+                <w:bCs/>
+              </w:rPr>
+              <w:t>Has written interpretation?</w:t>
+            </w:r>
+          </w:p>
+        </w:tc>
+      </w:tr>
+      <w:tr>
+        <w:tc>
+          <w:tcPr>
+            <w:tcW w:w="2515" w:type="dxa"/>
+            <w:hideMark/>
+          </w:tcPr>
+          <w:p>
+            <w:r>
+              <w:t>apoint</w:t>
+            </w:r>
+          </w:p>
+        </w:tc>
+        <w:tc>
+          <w:tcPr>
+            <w:tcW w:w="2430" w:type="dxa"/>
+            <w:hideMark/>
+          </w:tcPr>
+          <w:p>
+            <w:r>
+              <w:t>Day, reduced</w:t>
+            </w:r>
+          </w:p>
+        </w:tc>
+        <w:tc>
+          <w:tcPr>
+            <w:tcW w:w="900" w:type="dxa"/>
+            <w:hideMark/>
+          </w:tcPr>
+          <w:p>
+            <w:r>
+              <w:t>Yes</w:t>
+            </w:r>
+          </w:p>
+        </w:tc>
+        <w:tc>
+          <w:tcPr>
+            <w:tcW w:w="3171" w:type="dxa"/>
+            <w:hideMark/>
+          </w:tcPr>
+          <w:p>
+            <w:r>
+              <w:rPr>
+                <w:rFonts w:ascii="Segoe UI Emoji" w:hAnsi="Segoe UI Emoji" w:cs="Segoe UI Emoji"/>
+              </w:rPr>
+              <w:t>✅</w:t>
+            </w:r>
+            <w:r>
+              <w:t xml:space="preserve"> Section 1 — Core Self</w:t>
+            </w:r>
+          </w:p>
+        </w:tc>
+      </w:tr>
+      <w:tr>
+        <w:tc>
+          <w:tcPr>
+            <w:tcW w:w="2515" w:type="dxa"/>
+            <w:hideMark/>
+          </w:tcPr>
+          <w:p>
+            <w:r>
+              <w:t>bpoint</w:t>
+            </w:r>
+          </w:p>
+        </w:tc>
+        <w:tc>
+          <w:tcPr>
+            <w:tcW w:w="2430" w:type="dxa"/>
+            <w:hideMark/>
+          </w:tcPr>
+          <w:p>
+            <w:r>
+              <w:t>Month</w:t>
+            </w:r>
+          </w:p>
+        </w:tc>
+        <w:tc>
+          <w:tcPr>
+            <w:tcW w:w="900" w:type="dxa"/>
+            <w:hideMark/>
+          </w:tcPr>
+          <w:p>
+            <w:r>
+              <w:t>Yes</w:t>
+            </w:r>
+          </w:p>
+        </w:tc>
+        <w:tc>
+          <w:tcPr>
+            <w:tcW w:w="3171" w:type="dxa"/>
+            <w:hideMark/>
+          </w:tcPr>
+          <w:p>
+            <w:r>
+              <w:rPr>
+                <w:rFonts w:ascii="Segoe UI Emoji" w:hAnsi="Segoe UI Emoji" w:cs="Segoe UI Emoji"/>
+              </w:rPr>
+              <w:t>✅</w:t>
+            </w:r>
+            <w:r>
+              <w:t xml:space="preserve"> Section 2 — Outer Presence</w:t>
+            </w:r>
+          </w:p>
+        </w:tc>
+      </w:tr>
+      <w:tr>
+        <w:tc>
+          <w:tcPr>
+            <w:tcW w:w="2515" w:type="dxa"/>
+            <w:hideMark/>
+          </w:tcPr>
+          <w:p>
+            <w:r>
+              <w:t>cpoint</w:t>
+            </w:r>
+          </w:p>
+        </w:tc>
+        <w:tc>
+          <w:tcPr>
+            <w:tcW w:w="2430" w:type="dxa"/>
+            <w:hideMark/>
+          </w:tcPr>
+          <w:p>
+            <w:r>
+              <w:t>Year, reduced</w:t>
+            </w:r>
+          </w:p>
+        </w:tc>
+        <w:tc>
+          <w:tcPr>
+            <w:tcW w:w="900" w:type="dxa"/>
+            <w:hideMark/>
+          </w:tcPr>
+          <w:p>
+            <w:r>
+              <w:t>Yes</w:t>
+            </w:r>
+          </w:p>
+        </w:tc>
+        <w:tc>
+          <w:tcPr>
+            <w:tcW w:w="3171" w:type="dxa"/>
+            <w:hideMark/>
+          </w:tcPr>
+          <w:p>
+            <w:r>
+              <w:t>Feeds other points only</w:t>
+            </w:r>
+          </w:p>
+        </w:tc>
+      </w:tr>
+      <w:tr>
+        <w:tc>
+          <w:tcPr>
+            <w:tcW w:w="2515" w:type="dxa"/>
+            <w:hideMark/>
+          </w:tcPr>
+          <w:p>
+            <w:r>
+              <w:t>dpoint</w:t>
+            </w:r>
+          </w:p>
+        </w:tc>
+        <w:tc>
+          <w:tcPr>
+            <w:tcW w:w="2430" w:type="dxa"/>
+            <w:hideMark/>
+          </w:tcPr>
+          <w:p>
+            <w:r>
+              <w:t>a+b+c, reduced</w:t>
+            </w:r>
+          </w:p>
+        </w:tc>
+        <w:tc>
+          <w:tcPr>
+            <w:tcW w:w="900" w:type="dxa"/>
+            <w:hideMark/>
+          </w:tcPr>
+          <w:p>
+            <w:r>
+              <w:t>Yes</w:t>
+            </w:r>
+          </w:p>
+        </w:tc>
+        <w:tc>
+          <w:tcPr>
+            <w:tcW w:w="3171" w:type="dxa"/>
+            <w:hideMark/>
+          </w:tcPr>
+          <w:p>
+            <w:r>
+              <w:rPr>
+                <w:rFonts w:ascii="Segoe UI Emoji" w:hAnsi="Segoe UI Emoji" w:cs="Segoe UI Emoji"/>
+              </w:rPr>
+              <w:t>✅</w:t>
+            </w:r>
+            <w:r>
+              <w:t xml:space="preserve"> Section 3 — Karmic Tail (as one of 3)</w:t>
+            </w:r>
+          </w:p>
+        </w:tc>
+      </w:tr>
+      <w:tr>
+        <w:tc>
+          <w:tcPr>
+            <w:tcW w:w="2515" w:type="dxa"/>
+            <w:hideMark/>
+          </w:tcPr>
+          <w:p>
+            <w:r>
+              <w:t>epoint</w:t>
+            </w:r>
+          </w:p>
+        </w:tc>
+        <w:tc>
+          <w:tcPr>
+            <w:tcW w:w="2430" w:type="dxa"/>
+            <w:hideMark/>
+          </w:tcPr>
+          <w:p>
+            <w:r>
+              <w:t>Center point</w:t>
+            </w:r>
+          </w:p>
+        </w:tc>
+        <w:tc>
+          <w:tcPr>
+            <w:tcW w:w="900" w:type="dxa"/>
+            <w:hideMark/>
+          </w:tcPr>
+          <w:p>
+            <w:r>
+              <w:t>Yes</w:t>
+            </w:r>
+          </w:p>
+        </w:tc>
+        <w:tc>
+          <w:tcPr>
+            <w:tcW w:w="3171" w:type="dxa"/>
+            <w:hideMark/>
+          </w:tcPr>
+          <w:p>
+            <w:r>
+              <w:rPr>
+                <w:rFonts w:ascii="Segoe UI Emoji" w:hAnsi="Segoe UI Emoji" w:cs="Segoe UI Emoji"/>
+              </w:rPr>
+              <w:t>✅</w:t>
+            </w:r>
+            <w:r>
+              <w:t xml:space="preserve"> Section 4 — Hidden Talents</w:t>
+            </w:r>
+          </w:p>
+        </w:tc>
+      </w:tr>
+      <w:tr>
+        <w:tc>
+          <w:tcPr>
+            <w:tcW w:w="2515" w:type="dxa"/>
+            <w:hideMark/>
+          </w:tcPr>
+          <w:p>
+            <w:r>
+              <w:t>fpoint</w:t>
+            </w:r>
+          </w:p>
+        </w:tc>
+        <w:tc>
+          <w:tcPr>
+            <w:tcW w:w="2430" w:type="dxa"/>
+            <w:hideMark/>
+          </w:tcPr>
+          <w:p>
+            <w:r>
+              <w:t>a+b</w:t>
+            </w:r>
+          </w:p>
+        </w:tc>
+        <w:tc>
+          <w:tcPr>
+            <w:tcW w:w="900" w:type="dxa"/>
+            <w:hideMark/>
+          </w:tcPr>
+          <w:p>
+            <w:r>
+              <w:t>Yes</w:t>
+            </w:r>
+          </w:p>
+        </w:tc>
+        <w:tc>
+          <w:tcPr>
+            <w:tcW w:w="3171" w:type="dxa"/>
+            <w:hideMark/>
+          </w:tcPr>
+          <w:p>
+            <w:r>
+              <w:rPr>
+                <w:rFonts w:ascii="Segoe UI Emoji" w:hAnsi="Segoe UI Emoji" w:cs="Segoe UI Emoji"/>
+              </w:rPr>
+              <w:t>✅</w:t>
+            </w:r>
+            <w:r>
+              <w:t xml:space="preserve"> Section 5 — Love Energy</w:t>
+            </w:r>
+          </w:p>
+        </w:tc>
+      </w:tr>
+      <w:tr>
+        <w:tc>
+          <w:tcPr>
+            <w:tcW w:w="2515" w:type="dxa"/>
+            <w:hideMark/>
+          </w:tcPr>
+          <w:p>
+            <w:r>
+              <w:t>gpoint</w:t>
+            </w:r>
+          </w:p>
+        </w:tc>
+        <w:tc>
+          <w:tcPr>
+            <w:tcW w:w="2430" w:type="dxa"/>
+            <w:hideMark/>
+          </w:tcPr>
+          <w:p>
+            <w:r>
+              <w:t>b+c</w:t>
+            </w:r>
+          </w:p>
+        </w:tc>
+        <w:tc>
+          <w:tcPr>
+            <w:tcW w:w="900" w:type="dxa"/>
+            <w:hideMark/>
+          </w:tcPr>
+          <w:p>
+            <w:r>
+              <w:t>Yes</w:t>
+            </w:r>
+          </w:p>
+        </w:tc>
+        <w:tc>
+          <w:tcPr>
+            <w:tcW w:w="3171" w:type="dxa"/>
+            <w:hideMark/>
+          </w:tcPr>
+          <w:p>
+            <w:r>
+              <w:rPr>
+                <w:rFonts w:ascii="Segoe UI Emoji" w:hAnsi="Segoe UI Emoji" w:cs="Segoe UI Emoji"/>
+              </w:rPr>
+              <w:t>✅</w:t>
+            </w:r>
+            <w:r>
+              <w:t xml:space="preserve"> Section 6 — Relationship Pattern</w:t>
+            </w:r>
+          </w:p>
+        </w:tc>
+      </w:tr>
+      <w:tr>
+        <w:tc>
+          <w:tcPr>
+            <w:tcW w:w="2515" w:type="dxa"/>
+            <w:hideMark/>
+          </w:tcPr>
+          <w:p>
+            <w:r>
+              <w:t>hpoint</w:t>
+            </w:r>
+          </w:p>
+        </w:tc>
+        <w:tc>
+          <w:tcPr>
+            <w:tcW w:w="2430" w:type="dxa"/>
+            <w:hideMark/>
+          </w:tcPr>
+          <w:p>
+            <w:r>
+              <w:t>d+a</w:t>
+            </w:r>
+          </w:p>
+        </w:tc>
+        <w:tc>
+          <w:tcPr>
+            <w:tcW w:w="900" w:type="dxa"/>
+            <w:hideMark/>
+          </w:tcPr>
+          <w:p>
+            <w:r>
+              <w:t>Yes</w:t>
+            </w:r>
+          </w:p>
+        </w:tc>
+        <w:tc>
+          <w:tcPr>
+            <w:tcW w:w="3171" w:type="dxa"/>
+            <w:hideMark/>
+          </w:tcPr>
+          <w:p>
+            <w:r>
+              <w:rPr>
+                <w:rFonts w:ascii="Segoe UI Emoji" w:hAnsi="Segoe UI Emoji" w:cs="Segoe UI Emoji"/>
+              </w:rPr>
+              <w:t>✅</w:t>
+            </w:r>
+            <w:r>
+              <w:t xml:space="preserve"> Section 7 — Money Energy</w:t>
+            </w:r>
+          </w:p>
+        </w:tc>
+      </w:tr>
+      <w:tr>
+        <w:tc>
+          <w:tcPr>
+            <w:tcW w:w="2515" w:type="dxa"/>
+            <w:hideMark/>
+          </w:tcPr>
+          <w:p>
+            <w:r>
+              <w:t>ipoint</w:t>
+            </w:r>
+          </w:p>
+        </w:tc>
+        <w:tc>
+          <w:tcPr>
+            <w:tcW w:w="2430" w:type="dxa"/>
+            <w:hideMark/>
+          </w:tcPr>
+          <w:p>
+            <w:r>
+              <w:t>c+d</w:t>
+            </w:r>
+          </w:p>
+        </w:tc>
+        <w:tc>
+          <w:tcPr>
+            <w:tcW w:w="900" w:type="dxa"/>
+            <w:hideMark/>
+          </w:tcPr>
+          <w:p>
+            <w:r>
+              <w:t>Yes</w:t>
+            </w:r>
+          </w:p>
+        </w:tc>
+        <w:tc>
+          <w:tcPr>
+            <w:tcW w:w="3171" w:type="dxa"/>
+            <w:hideMark/>
+          </w:tcPr>
+          <w:p>
+            <w:r>
+              <w:rPr>
+                <w:rFonts w:ascii="Segoe UI Emoji" w:hAnsi="Segoe UI Emoji" w:cs="Segoe UI Emoji"/>
+              </w:rPr>
+              <w:t>✅</w:t>
+            </w:r>
+            <w:r>
+              <w:t xml:space="preserve"> Section 8 — Abundance Blocks</w:t>
+            </w:r>
+          </w:p>
+        </w:tc>
+      </w:tr>
+      <w:tr>
+        <w:tc>
+          <w:tcPr>
+            <w:tcW w:w="2515" w:type="dxa"/>
+            <w:hideMark/>
+          </w:tcPr>
+          <w:p>
+            <w:r>
+              <w:t>jpoint</w:t>
+            </w:r>
+          </w:p>
+        </w:tc>
+        <w:tc>
+          <w:tcPr>
+            <w:tcW w:w="2430" w:type="dxa"/>
+            <w:hideMark/>
+          </w:tcPr>
+          <w:p>
+            <w:r>
+              <w:t>d+e</w:t>
+            </w:r>
+          </w:p>
+        </w:tc>
+        <w:tc>
+          <w:tcPr>
+            <w:tcW w:w="900" w:type="dxa"/>
+            <w:hideMark/>
+          </w:tcPr>
+          <w:p>
+            <w:r>
+              <w:t>Yes</w:t>
+            </w:r>
+          </w:p>
+        </w:tc>
+        <w:tc>
+          <w:tcPr>
+            <w:tcW w:w="3171" w:type="dxa"/>
+            <w:hideMark/>
+          </w:tcPr>
+          <w:p>
+            <w:r>
+              <w:rPr>
+                <w:rFonts w:ascii="Segoe UI Emoji" w:hAnsi="Segoe UI Emoji" w:cs="Segoe UI Emoji"/>
+              </w:rPr>
+              <w:t>✅</w:t>
+            </w:r>
+            <w:r>
+              <w:t xml:space="preserve"> Section 3 — Karmic Tail (as one of 3)</w:t>
+            </w:r>
+          </w:p>
+        </w:tc>
+      </w:tr>
+      <w:tr>
+        <w:tc>
+          <w:tcPr>
+            <w:tcW w:w="2515" w:type="dxa"/>
+            <w:hideMark/>
+          </w:tcPr>
+          <w:p>
+            <w:r>
+              <w:t>rpoint</w:t>
+            </w:r>
+          </w:p>
+        </w:tc>
+        <w:tc>
+          <w:tcPr>
+            <w:tcW w:w="2430" w:type="dxa"/>
+            <w:hideMark/>
+          </w:tcPr>
+          <w:p>
+            <w:r>
+              <w:t>j+d</w:t>
+            </w:r>
+          </w:p>
+        </w:tc>
+        <w:tc>
+          <w:tcPr>
+            <w:tcW w:w="900" w:type="dxa"/>
+            <w:hideMark/>
+          </w:tcPr>
+          <w:p>
+            <w:r>
+              <w:t>Yes</w:t>
+            </w:r>
+          </w:p>
+        </w:tc>
+        <w:tc>
+          <w:tcPr>
+            <w:tcW w:w="3171" w:type="dxa"/>
+            <w:hideMark/>
+          </w:tcPr>
+          <w:p>
+            <w:r>
+              <w:rPr>
+                <w:rFonts w:ascii="Segoe UI Emoji" w:hAnsi="Segoe UI Emoji" w:cs="Segoe UI Emoji"/>
+              </w:rPr>
+              <w:t>✅</w:t>
+            </w:r>
+            <w:r>
+              <w:t xml:space="preserve"> Section 3 — Karmic Tail (as one of 3)</w:t>
+            </w:r>
+          </w:p>
+        </w:tc>
+      </w:tr>
+      <w:tr>
+        <w:tc>
+          <w:tcPr>
+            <w:tcW w:w="2515" w:type="dxa"/>
+            <w:hideMark/>
+          </w:tcPr>
+          <w:p>
+            <w:r>
+              <w:t>npoint</w:t>
+            </w:r>
+          </w:p>
+        </w:tc>
+        <w:tc>
+          <w:tcPr>
+            <w:tcW w:w="2430" w:type="dxa"/>
+            <w:hideMark/>
+          </w:tcPr>
+          <w:p>
+            <w:r>
+              <w:t>c+e</w:t>
+            </w:r>
+          </w:p>
+        </w:tc>
+        <w:tc>
+          <w:tcPr>
+            <w:tcW w:w="900" w:type="dxa"/>
+            <w:hideMark/>
+          </w:tcPr>
+          <w:p>
+            <w:r>
+              <w:t>Yes</w:t>
+            </w:r>
+          </w:p>
+        </w:tc>
+        <w:tc>
+          <w:tcPr>
+            <w:tcW w:w="3171" w:type="dxa"/>
+            <w:hideMark/>
+          </w:tcPr>
+          <w:p>
+            <w:r>
+              <w:rPr>
+                <w:rFonts w:ascii="Segoe UI Emoji" w:hAnsi="Segoe UI Emoji" w:cs="Segoe UI Emoji"/>
+              </w:rPr>
+              <w:t>✅</w:t>
+            </w:r>
+            <w:r>
+              <w:t xml:space="preserve"> Section 15 — Chakra Map (feeds svadhishtana)</w:t>
+            </w:r>
+          </w:p>
+        </w:tc>
+      </w:tr>
+      <w:tr>
+        <w:tc>
+          <w:tcPr>
+            <w:tcW w:w="2515" w:type="dxa"/>
+            <w:hideMark/>
+          </w:tcPr>
+          <w:p>
+            <w:r>
+              <w:t>spoint</w:t>
+            </w:r>
+          </w:p>
+        </w:tc>
+        <w:tc>
+          <w:tcPr>
+            <w:tcW w:w="2430" w:type="dxa"/>
+            <w:hideMark/>
+          </w:tcPr>
+          <w:p>
+            <w:r>
+              <w:t>a+e</w:t>
+            </w:r>
+          </w:p>
+        </w:tc>
+        <w:tc>
+          <w:tcPr>
+            <w:tcW w:w="900" w:type="dxa"/>
+            <w:hideMark/>
+          </w:tcPr>
+          <w:p>
+            <w:r>
+              <w:t>Yes</w:t>
+            </w:r>
+          </w:p>
+        </w:tc>
+        <w:tc>
+          <w:tcPr>
+            <w:tcW w:w="3171" w:type="dxa"/>
+            <w:hideMark/>
+          </w:tcPr>
+          <w:p>
+            <w:r>
+              <w:rPr>
+                <w:rFonts w:ascii="Segoe UI Emoji" w:hAnsi="Segoe UI Emoji" w:cs="Segoe UI Emoji"/>
+              </w:rPr>
+              <w:t>✅</w:t>
+            </w:r>
+            <w:r>
+              <w:t xml:space="preserve"> Section 15 — Chakra Map (feeds vishuddha)</w:t>
+            </w:r>
+          </w:p>
+        </w:tc>
+      </w:tr>
+      <w:tr>
+        <w:tc>
+          <w:tcPr>
+            <w:tcW w:w="2515" w:type="dxa"/>
+            <w:hideMark/>
+          </w:tcPr>
+          <w:p>
+            <w:r>
+              <w:t>tpoint</w:t>
+            </w:r>
+          </w:p>
+        </w:tc>
+        <w:tc>
+          <w:tcPr>
+            <w:tcW w:w="2430" w:type="dxa"/>
+            <w:hideMark/>
+          </w:tcPr>
+          <w:p>
+            <w:r>
+              <w:t>b+e</w:t>
+            </w:r>
+          </w:p>
+        </w:tc>
+        <w:tc>
+          <w:tcPr>
+            <w:tcW w:w="900" w:type="dxa"/>
+            <w:hideMark/>
+          </w:tcPr>
+          <w:p>
+            <w:r>
+              <w:t>Yes</w:t>
+            </w:r>
+          </w:p>
+        </w:tc>
+        <w:tc>
+          <w:tcPr>
+            <w:tcW w:w="3171" w:type="dxa"/>
+            <w:hideMark/>
+          </w:tcPr>
+          <w:p>
+            <w:r>
+              <w:rPr>
+                <w:rFonts w:ascii="Segoe UI Emoji" w:hAnsi="Segoe UI Emoji" w:cs="Segoe UI Emoji"/>
+              </w:rPr>
+              <w:t>✅</w:t>
+            </w:r>
+            <w:r>
+              <w:t xml:space="preserve"> Section 15 — Chakra Map (feeds vishuddha)</w:t>
+            </w:r>
+          </w:p>
+        </w:tc>
+      </w:tr>
+      <w:tr>
+        <w:tc>
+          <w:tcPr>
+            <w:tcW w:w="2515" w:type="dxa"/>
+            <w:hideMark/>
+          </w:tcPr>
+          <w:p>
+            <w:r>
+              <w:t>wpoint</w:t>
+            </w:r>
+          </w:p>
+        </w:tc>
+        <w:tc>
+          <w:tcPr>
+            <w:tcW w:w="2430" w:type="dxa"/>
+            <w:hideMark/>
+          </w:tcPr>
+          <w:p>
+            <w:r>
+              <w:t>s+e</w:t>
+            </w:r>
+          </w:p>
+        </w:tc>
+        <w:tc>
+          <w:tcPr>
+            <w:tcW w:w="900" w:type="dxa"/>
+            <w:hideMark/>
+          </w:tcPr>
+          <w:p>
+            <w:r>
+              <w:t>Yes</w:t>
+            </w:r>
+          </w:p>
+        </w:tc>
+        <w:tc>
+          <w:tcPr>
+            <w:tcW w:w="3171" w:type="dxa"/>
+            <w:hideMark/>
+          </w:tcPr>
+          <w:p>
+            <w:r>
+              <w:rPr>
+                <w:rFonts w:ascii="Segoe UI Emoji" w:hAnsi="Segoe UI Emoji" w:cs="Segoe UI Emoji"/>
+              </w:rPr>
+              <w:t>✅</w:t>
+            </w:r>
+            <w:r>
+              <w:t xml:space="preserve"> Section 15 — Chakra Map (feeds anahata)</w:t>
+            </w:r>
+          </w:p>
+        </w:tc>
+      </w:tr>
+      <w:tr>
+        <w:tc>
+          <w:tcPr>
+            <w:tcW w:w="2515" w:type="dxa"/>
+            <w:hideMark/>
+          </w:tcPr>
+          <w:p>
+            <w:r>
+              <w:t>xpoint</w:t>
+            </w:r>
+          </w:p>
+        </w:tc>
+        <w:tc>
+          <w:tcPr>
+            <w:tcW w:w="2430" w:type="dxa"/>
+            <w:hideMark/>
+          </w:tcPr>
+          <w:p>
+            <w:r>
+              <w:t>t+e</w:t>
+            </w:r>
+          </w:p>
+        </w:tc>
+        <w:tc>
+          <w:tcPr>
+            <w:tcW w:w="900" w:type="dxa"/>
+            <w:hideMark/>
+          </w:tcPr>
+          <w:p>
+            <w:r>
+              <w:t>Yes</w:t>
+            </w:r>
+          </w:p>
+        </w:tc>
+        <w:tc>
+          <w:tcPr>
+            <w:tcW w:w="3171" w:type="dxa"/>
+            <w:hideMark/>
+          </w:tcPr>
+          <w:p>
+            <w:r>
+              <w:rPr>
+                <w:rFonts w:ascii="Segoe UI Emoji" w:hAnsi="Segoe UI Emoji" w:cs="Segoe UI Emoji"/>
+              </w:rPr>
+              <w:t>✅</w:t>
+            </w:r>
+            <w:r>
+              <w:t xml:space="preserve"> Section 15 — Chakra Map (feeds anahata)</w:t>
+            </w:r>
+          </w:p>
+        </w:tc>
+      </w:tr>
+      <w:tr>
+        <w:tc>
+          <w:tcPr>
+            <w:tcW w:w="2515" w:type="dxa"/>
+            <w:hideMark/>
+          </w:tcPr>
+          <w:p>
+            <w:r>
+              <w:t>opoint</w:t>
+            </w:r>
+          </w:p>
+        </w:tc>
+        <w:tc>
+          <w:tcPr>
+            <w:tcW w:w="2430" w:type="dxa"/>
+            <w:hideMark/>
+          </w:tcPr>
+          <w:p>
+            <w:r>
+              <w:t>a+s</w:t>
+            </w:r>
+          </w:p>
+        </w:tc>
+        <w:tc>
+          <w:tcPr>
+            <w:tcW w:w="900" w:type="dxa"/>
+            <w:hideMark/>
+          </w:tcPr>
+          <w:p>
+            <w:r>
+              <w:t>Yes</w:t>
+            </w:r>
+          </w:p>
+        </w:tc>
+        <w:tc>
+          <w:tcPr>
+            <w:tcW w:w="3171" w:type="dxa"/>
+            <w:hideMark/>
+          </w:tcPr>
+          <w:p>
+            <w:r>
+              <w:rPr>
+                <w:rFonts w:ascii="Segoe UI Emoji" w:hAnsi="Segoe UI Emoji" w:cs="Segoe UI Emoji"/>
+              </w:rPr>
+              <w:t>✅</w:t>
+            </w:r>
+            <w:r>
+              <w:t xml:space="preserve"> Section 12 — Family Blueprint (+ feeds Chakra Map)</w:t>
+            </w:r>
+          </w:p>
+        </w:tc>
+      </w:tr>
+      <w:tr>
+        <w:tc>
+          <w:tcPr>
+            <w:tcW w:w="2515" w:type="dxa"/>
+            <w:hideMark/>
+          </w:tcPr>
+          <w:p>
+            <w:r>
+              <w:t>ppoint</w:t>
+            </w:r>
+          </w:p>
+        </w:tc>
+        <w:tc>
+          <w:tcPr>
+            <w:tcW w:w="2430" w:type="dxa"/>
+            <w:hideMark/>
+          </w:tcPr>
+          <w:p>
+            <w:r>
+              <w:t>b+t</w:t>
+            </w:r>
+          </w:p>
+        </w:tc>
+        <w:tc>
+          <w:tcPr>
+            <w:tcW w:w="900" w:type="dxa"/>
+            <w:hideMark/>
+          </w:tcPr>
+          <w:p>
+            <w:r>
+              <w:t>Yes</w:t>
+            </w:r>
+          </w:p>
+        </w:tc>
+        <w:tc>
+          <w:tcPr>
+            <w:tcW w:w="3171" w:type="dxa"/>
+            <w:hideMark/>
+          </w:tcPr>
+          <w:p>
+            <w:r>
+              <w:rPr>
+                <w:rFonts w:ascii="Segoe UI Emoji" w:hAnsi="Segoe UI Emoji" w:cs="Segoe UI Emoji"/>
+              </w:rPr>
+              <w:t>✅</w:t>
+            </w:r>
+            <w:r>
+              <w:t xml:space="preserve"> Section 12 — Family Blueprint (+ feeds Chakra Map)</w:t>
+            </w:r>
+          </w:p>
+        </w:tc>
+      </w:tr>
+      <w:tr>
+        <w:tc>
+          <w:tcPr>
+            <w:tcW w:w="2515" w:type="dxa"/>
+            <w:hideMark/>
+          </w:tcPr>
+          <w:p>
+            <w:r>
+              <w:t>perspurpose</w:t>
+            </w:r>
+          </w:p>
+        </w:tc>
+        <w:tc>
+          <w:tcPr>
+            <w:tcW w:w="2430" w:type="dxa"/>
+            <w:hideMark/>
+          </w:tcPr>
+          <w:p>
+            <w:r>
+              <w:t>sky+earth</w:t>
+            </w:r>
+          </w:p>
+        </w:tc>
+        <w:tc>
+          <w:tcPr>
+            <w:tcW w:w="900" w:type="dxa"/>
+            <w:hideMark/>
+          </w:tcPr>
+          <w:p>
+            <w:r>
+              <w:t>Yes</w:t>
+            </w:r>
+          </w:p>
+        </w:tc>
+        <w:tc>
+          <w:tcPr>
+            <w:tcW w:w="3171" w:type="dxa"/>
+            <w:hideMark/>
+          </w:tcPr>
+          <w:p>
+            <w:r>
+              <w:rPr>
+                <w:rFonts w:ascii="Segoe UI Emoji" w:hAnsi="Segoe UI Emoji" w:cs="Segoe UI Emoji"/>
+              </w:rPr>
+              <w:t>✅</w:t>
+            </w:r>
+            <w:r>
+              <w:t xml:space="preserve"> Section 9 — Life Path</w:t>
+            </w:r>
+          </w:p>
+        </w:tc>
+      </w:tr>
+      <w:tr>
+        <w:tc>
+          <w:tcPr>
+            <w:tcW w:w="2515" w:type="dxa"/>
+            <w:hideMark/>
+          </w:tcPr>
+          <w:p>
+            <w:r>
+              <w:t>socialpurpose</w:t>
+            </w:r>
+          </w:p>
+        </w:tc>
+        <w:tc>
+          <w:tcPr>
+            <w:tcW w:w="2430" w:type="dxa"/>
+            <w:hideMark/>
+          </w:tcPr>
+          <w:p>
+            <w:r>
+              <w:t>female+male</w:t>
+            </w:r>
+          </w:p>
+        </w:tc>
+        <w:tc>
+          <w:tcPr>
+            <w:tcW w:w="900" w:type="dxa"/>
+            <w:hideMark/>
+          </w:tcPr>
+          <w:p>
+            <w:r>
+              <w:t>Yes</w:t>
+            </w:r>
+          </w:p>
+        </w:tc>
+        <w:tc>
+          <w:tcPr>
+            <w:tcW w:w="3171" w:type="dxa"/>
+            <w:hideMark/>
+          </w:tcPr>
+          <w:p>
+            <w:r>
+              <w:rPr>
+                <w:rFonts w:ascii="Segoe UI Emoji" w:hAnsi="Segoe UI Emoji" w:cs="Segoe UI Emoji"/>
+              </w:rPr>
+              <w:t>✅</w:t>
+            </w:r>
+            <w:r>
+              <w:t xml:space="preserve"> Section 10 — Social Mission</w:t>
+            </w:r>
+          </w:p>
+        </w:tc>
+      </w:tr>
+      <w:tr>
+        <w:tc>
+          <w:tcPr>
+            <w:tcW w:w="2515" w:type="dxa"/>
+            <w:hideMark/>
+          </w:tcPr>
+          <w:p>
+            <w:r>
+              <w:t>generalpurpose</w:t>
+            </w:r>
+          </w:p>
+        </w:tc>
+        <w:tc>
+          <w:tcPr>
+            <w:tcW w:w="2430" w:type="dxa"/>
+            <w:hideMark/>
+          </w:tcPr>
+          <w:p>
+            <w:r>
+              <w:t>persp+socialp</w:t>
+            </w:r>
+          </w:p>
+        </w:tc>
+        <w:tc>
+          <w:tcPr>
+            <w:tcW w:w="900" w:type="dxa"/>
+            <w:hideMark/>
+          </w:tcPr>
+          <w:p>
+            <w:r>
+              <w:t>Yes</w:t>
+            </w:r>
+          </w:p>
+        </w:tc>
+        <w:tc>
+          <w:tcPr>
+            <w:tcW w:w="3171" w:type="dxa"/>
+            <w:hideMark/>
+          </w:tcPr>
+          <w:p>
+            <w:r>
+              <w:rPr>
+                <w:rFonts w:ascii="Segoe UI Emoji" w:hAnsi="Segoe UI Emoji" w:cs="Segoe UI Emoji"/>
+              </w:rPr>
+              <w:t>✅</w:t>
+            </w:r>
+            <w:r>
+              <w:t xml:space="preserve"> Section 11 — General Purpose</w:t>
+            </w:r>
+          </w:p>
+        </w:tc>
+      </w:tr>
+      <w:tr>
+        <w:tc>
+          <w:tcPr>
+            <w:tcW w:w="2515" w:type="dxa"/>
+            <w:hideMark/>
+          </w:tcPr>
+          <w:p>
+            <w:r>
+              <w:t>planetarypurpose</w:t>
+            </w:r>
+          </w:p>
+        </w:tc>
+        <w:tc>
+          <w:tcPr>
+            <w:tcW w:w="2430" w:type="dxa"/>
+            <w:hideMark/>
+          </w:tcPr>
+          <w:p>
+            <w:r>
+              <w:t>socialp+generalp</w:t>
+            </w:r>
+          </w:p>
+        </w:tc>
+        <w:tc>
+          <w:tcPr>
+            <w:tcW w:w="900" w:type="dxa"/>
+            <w:hideMark/>
+          </w:tcPr>
+          <w:p>
+            <w:r>
+              <w:t>Yes</w:t>
+            </w:r>
+          </w:p>
+        </w:tc>
+        <w:tc>
+          <w:tcPr>
+            <w:tcW w:w="3171" w:type="dxa"/>
+            <w:hideMark/>
+          </w:tcPr>
+          <w:p>
+            <w:r>
+              <w:rPr>
+                <w:rFonts w:ascii="Segoe UI Emoji" w:hAnsi="Segoe UI Emoji" w:cs="Segoe UI Emoji"/>
+              </w:rPr>
+              <w:t>✅</w:t>
+            </w:r>
+            <w:r>
+              <w:t xml:space="preserve"> Section 16 — Legacy</w:t>
+            </w:r>
+          </w:p>
+        </w:tc>
+      </w:tr>
+      <w:tr>
+        <w:tc>
+          <w:tcPr>
+            <w:tcW w:w="2515" w:type="dxa"/>
+            <w:hideMark/>
+          </w:tcPr>
+          <w:p>
+            <w:r>
+              <w:t>21 chakra values (sahphysics…mulemotions)</w:t>
+            </w:r>
+          </w:p>
+        </w:tc>
+        <w:tc>
+          <w:tcPr>
+            <w:tcW w:w="2430" w:type="dxa"/>
+            <w:hideMark/>
+          </w:tcPr>
+          <w:p>
+            <w:r>
+              <w:t>Physics/Energy/Emotions × 7 chakras</w:t>
+            </w:r>
+          </w:p>
+        </w:tc>
+        <w:tc>
+          <w:tcPr>
+            <w:tcW w:w="900" w:type="dxa"/>
+            <w:hideMark/>
+          </w:tcPr>
+          <w:p>
+            <w:r>
+              <w:t>Yes</w:t>
+            </w:r>
+          </w:p>
+        </w:tc>
+        <w:tc>
+          <w:tcPr>
+            <w:tcW w:w="3171" w:type="dxa"/>
+            <w:hideMark/>
+          </w:tcPr>
+          <w:p>
+            <w:r>
+              <w:rPr>
+                <w:rFonts w:ascii="Segoe UI Emoji" w:hAnsi="Segoe UI Emoji" w:cs="Segoe UI Emoji"/>
+              </w:rPr>
+              <w:t>✅</w:t>
+            </w:r>
+            <w:r>
+              <w:t xml:space="preserve"> Section 15 — Chakra Map (474-entry pair lookup)</w:t>
+            </w:r>
+          </w:p>
+        </w:tc>
+      </w:tr>
+      <w:tr>
+        <w:tc>
+          <w:tcPr>
+            <w:tcW w:w="2515" w:type="dxa"/>
+            <w:hideMark/>
+          </w:tcPr>
+          <w:p>
+            <w:r>
+              <w:t>resultphysics, resultenergy, resultemotions</w:t>
+            </w:r>
+          </w:p>
+        </w:tc>
+        <w:tc>
+          <w:tcPr>
+            <w:tcW w:w="2430" w:type="dxa"/>
+            <w:hideMark/>
+          </w:tcPr>
+          <w:p>
+            <w:r>
+              <w:t>Composite totals across all 7 chakras</w:t>
+            </w:r>
+          </w:p>
+        </w:tc>
+        <w:tc>
+          <w:tcPr>
+            <w:tcW w:w="900" w:type="dxa"/>
+            <w:hideMark/>
+          </w:tcPr>
+          <w:p>
+            <w:r>
+              <w:t>Yes</w:t>
+            </w:r>
+          </w:p>
+        </w:tc>
+        <w:tc>
+          <w:tcPr>
+            <w:tcW w:w="3171" w:type="dxa"/>
+            <w:hideMark/>
+          </w:tcPr>
+          <w:p>
+            <w:r>
+              <w:rPr>
+                <w:rFonts w:ascii="Segoe UI Emoji" w:hAnsi="Segoe UI Emoji" w:cs="Segoe UI Emoji"/>
+              </w:rPr>
+              <w:t>🔜</w:t>
+            </w:r>
+            <w:r>
+              <w:t xml:space="preserve"> </w:t>
+            </w:r>
+            <w:r>
+              <w:rPr>
+                <w:b/>
+                <w:bCs/>
+              </w:rPr>
+              <w:t>Planned Section 13</w:t>
+            </w:r>
+            <w:r>
+              <w:t xml:space="preserve"> (health/watch-areas)</w:t>
+            </w:r>
+          </w:p>
+        </w:tc>
+      </w:tr>
+      <w:tr>
+        <w:tc>
+          <w:tcPr>
+            <w:tcW w:w="2515" w:type="dxa"/>
+            <w:hideMark/>
+          </w:tcPr>
+          <w:p>
+            <w:r>
+              <w:t>Current-year arcana</w:t>
+            </w:r>
+          </w:p>
+        </w:tc>
+        <w:tc>
+          <w:tcPr>
+            <w:tcW w:w="2430" w:type="dxa"/>
+            <w:hideMark/>
+          </w:tcPr>
+          <w:p>
+            <w:r>
+              <w:t>calculateYear() of today's calendar year</w:t>
+            </w:r>
+          </w:p>
+        </w:tc>
+        <w:tc>
+          <w:tcPr>
+            <w:tcW w:w="900" w:type="dxa"/>
+            <w:hideMark/>
+          </w:tcPr>
+          <w:p>
+            <w:r>
+              <w:t>—</w:t>
+            </w:r>
+          </w:p>
+        </w:tc>
+        <w:tc>
+          <w:tcPr>
+            <w:tcW w:w="3171" w:type="dxa"/>
+            <w:hideMark/>
+          </w:tcPr>
+          <w:p>
+            <w:r>
+              <w:rPr>
+                <w:rFonts w:ascii="Segoe UI Emoji" w:hAnsi="Segoe UI Emoji" w:cs="Segoe UI Emoji"/>
+              </w:rPr>
+              <w:t>✅</w:t>
+            </w:r>
+            <w:r>
+              <w:t xml:space="preserve"> Section 14 — Current Year Energy</w:t>
+            </w:r>
+          </w:p>
+        </w:tc>
+      </w:tr>
+    </w:tbl>
+    <w:p>
+      <w:pPr>
+        <w:pStyle w:val="Heading2"/>
+      </w:pPr>
+      <w:r>
+        <w:lastRenderedPageBreak/>
+        <w:t xml:space="preserve">Values </w:t>
+      </w:r>
+      <w:r>
+        <w:t xml:space="preserve">Not </w:t>
+      </w:r>
+      <w:r>
+        <w:t>U</w:t>
+      </w:r>
+      <w:r>
+        <w:t xml:space="preserve">sed </w:t>
+      </w:r>
+      <w:r>
+        <w:t>A</w:t>
+      </w:r>
+      <w:r>
+        <w:t xml:space="preserve">nywhere in </w:t>
+      </w:r>
+      <w:r>
+        <w:t>I</w:t>
+      </w:r>
+      <w:r>
+        <w:t xml:space="preserve">nterpretation </w:t>
+      </w:r>
+      <w:r>
+        <w:t>T</w:t>
+      </w:r>
+      <w:r>
+        <w:t>ext (displayed on chart as a number only):</w:t>
+      </w:r>
+    </w:p>
+    <w:tbl>
+      <w:tblPr>
+        <w:tblStyle w:val="TableGrid"/>
+        <w:tblW w:w="9488" w:type="dxa"/>
+        <w:tblLook w:val="04A0" w:firstRow="1" w:lastRow="0" w:firstColumn="1" w:lastColumn="0" w:noHBand="0" w:noVBand="1"/>
+      </w:tblPr>
+      <w:tblGrid>
+        <w:gridCol w:w="2527"/>
+        <w:gridCol w:w="3283"/>
+        <w:gridCol w:w="3678"/>
+      </w:tblGrid>
+      <w:tr>
+        <w:tc>
+          <w:tcPr>
+            <w:tcW w:w="2826" w:type="dxa"/>
+            <w:hideMark/>
+          </w:tcPr>
+          <w:p>
+            <w:pPr>
+              <w:rPr>
+                <w:b/>
+                <w:bCs/>
+              </w:rPr>
+            </w:pPr>
+            <w:r>
+              <w:rPr>
+                <w:b/>
+                <w:bCs/>
+              </w:rPr>
+              <w:t>Value(s)</w:t>
+            </w:r>
+          </w:p>
+        </w:tc>
+        <w:tc>
+          <w:tcPr>
+            <w:tcW w:w="2299" w:type="dxa"/>
+            <w:hideMark/>
+          </w:tcPr>
+          <w:p>
+            <w:pPr>
+              <w:rPr>
+                <w:b/>
+                <w:bCs/>
+              </w:rPr>
+            </w:pPr>
+            <w:r>
+              <w:rPr>
+                <w:b/>
+                <w:bCs/>
+              </w:rPr>
+              <w:t>What it represents</w:t>
+            </w:r>
+          </w:p>
+        </w:tc>
+        <w:tc>
+          <w:tcPr>
+            <w:tcW w:w="4363" w:type="dxa"/>
+            <w:hideMark/>
+          </w:tcPr>
+          <w:p>
+            <w:pPr>
+              <w:rPr>
+                <w:b/>
+                <w:bCs/>
+              </w:rPr>
+            </w:pPr>
+            <w:r>
+              <w:rPr>
+                <w:b/>
+                <w:bCs/>
+              </w:rPr>
+              <w:t>Why it's unused</w:t>
+            </w:r>
+          </w:p>
+        </w:tc>
+      </w:tr>
+      <w:tr>
+        <w:tc>
+          <w:tcPr>
+            <w:tcW w:w="2826" w:type="dxa"/>
+            <w:hideMark/>
+          </w:tcPr>
+          <w:p>
+            <w:r>
+              <w:t>kpoint</w:t>
+            </w:r>
+          </w:p>
+        </w:tc>
+        <w:tc>
+          <w:tcPr>
+            <w:tcW w:w="2299" w:type="dxa"/>
+            <w:hideMark/>
+          </w:tcPr>
+          <w:p>
+            <w:r>
+              <w:t>j+l</w:t>
+            </w:r>
+          </w:p>
+        </w:tc>
+        <w:tc>
+          <w:tcPr>
+            <w:tcW w:w="4363" w:type="dxa"/>
+            <w:hideMark/>
+          </w:tcPr>
+          <w:p>
+            <w:r>
+              <w:t>Was the old (wrong) karmic tail component; orphaned since the J-R-D fix</w:t>
+            </w:r>
+          </w:p>
+        </w:tc>
+      </w:tr>
+      <w:tr>
+        <w:tc>
+          <w:tcPr>
+            <w:tcW w:w="2826" w:type="dxa"/>
+            <w:hideMark/>
+          </w:tcPr>
+          <w:p>
+            <w:r>
+              <w:t>lpoint</w:t>
+            </w:r>
+          </w:p>
+        </w:tc>
+        <w:tc>
+          <w:tcPr>
+            <w:tcW w:w="2299" w:type="dxa"/>
+            <w:hideMark/>
+          </w:tcPr>
+          <w:p>
+            <w:r>
+              <w:t>j+n</w:t>
+            </w:r>
+          </w:p>
+        </w:tc>
+        <w:tc>
+          <w:tcPr>
+            <w:tcW w:w="4363" w:type="dxa"/>
+            <w:hideMark/>
+          </w:tcPr>
+          <w:p>
+            <w:r>
+              <w:t>Was Section 13 (Programs) input; orphaned since Programs was cut</w:t>
+            </w:r>
+          </w:p>
+        </w:tc>
+      </w:tr>
+      <w:tr>
+        <w:tc>
+          <w:tcPr>
+            <w:tcW w:w="2826" w:type="dxa"/>
+            <w:hideMark/>
+          </w:tcPr>
+          <w:p>
+            <w:r>
+              <w:t>mpoint</w:t>
+            </w:r>
+          </w:p>
+        </w:tc>
+        <w:tc>
+          <w:tcPr>
+            <w:tcW w:w="2299" w:type="dxa"/>
+            <w:hideMark/>
+          </w:tcPr>
+          <w:p>
+            <w:r>
+              <w:t>l+n</w:t>
+            </w:r>
+          </w:p>
+        </w:tc>
+        <w:tc>
+          <w:tcPr>
+            <w:tcW w:w="4363" w:type="dxa"/>
+            <w:hideMark/>
+          </w:tcPr>
+          <w:p>
+            <w:r>
+              <w:t>Same — Programs-only, now orphaned</w:t>
+            </w:r>
+          </w:p>
+        </w:tc>
+      </w:tr>
+      <w:tr>
+        <w:tc>
+          <w:tcPr>
+            <w:tcW w:w="2826" w:type="dxa"/>
+            <w:hideMark/>
+          </w:tcPr>
+          <w:p>
+            <w:r>
+              <w:t>qpoint</w:t>
+            </w:r>
+          </w:p>
+        </w:tc>
+        <w:tc>
+          <w:tcPr>
+            <w:tcW w:w="2299" w:type="dxa"/>
+            <w:hideMark/>
+          </w:tcPr>
+          <w:p>
+            <w:r>
+              <w:t>n+c</w:t>
+            </w:r>
+          </w:p>
+        </w:tc>
+        <w:tc>
+          <w:tcPr>
+            <w:tcW w:w="4363" w:type="dxa"/>
+            <w:hideMark/>
+          </w:tcPr>
+          <w:p>
+            <w:r>
+              <w:t>Never assigned to any section — no verified meaning found in any source I've checked</w:t>
+            </w:r>
+          </w:p>
+        </w:tc>
+      </w:tr>
+      <w:tr>
+        <w:tc>
+          <w:tcPr>
+            <w:tcW w:w="2826" w:type="dxa"/>
+            <w:hideMark/>
+          </w:tcPr>
+          <w:p>
+            <w:r>
+              <w:t>upoint</w:t>
+            </w:r>
+          </w:p>
+        </w:tc>
+        <w:tc>
+          <w:tcPr>
+            <w:tcW w:w="2299" w:type="dxa"/>
+            <w:hideMark/>
+          </w:tcPr>
+          <w:p>
+            <w:r>
+              <w:t>f+g+h+i</w:t>
+            </w:r>
+          </w:p>
+        </w:tc>
+        <w:tc>
+          <w:tcPr>
+            <w:tcW w:w="4363" w:type="dxa"/>
+            <w:hideMark/>
+          </w:tcPr>
+          <w:p>
+            <w:r>
+              <w:t>Internal helper only, feeds f1/f2/g1/g2/h1/h2/i1/i2</w:t>
+            </w:r>
+          </w:p>
+        </w:tc>
+      </w:tr>
+      <w:tr>
+        <w:tc>
+          <w:tcPr>
+            <w:tcW w:w="2826" w:type="dxa"/>
+            <w:hideMark/>
+          </w:tcPr>
+          <w:p>
+            <w:r>
+              <w:t>vpoint</w:t>
+            </w:r>
+          </w:p>
+        </w:tc>
+        <w:tc>
+          <w:tcPr>
+            <w:tcW w:w="2299" w:type="dxa"/>
+            <w:hideMark/>
+          </w:tcPr>
+          <w:p>
+            <w:r>
+              <w:t>e+u</w:t>
+            </w:r>
+          </w:p>
+        </w:tc>
+        <w:tc>
+          <w:tcPr>
+            <w:tcW w:w="4363" w:type="dxa"/>
+            <w:hideMark/>
+          </w:tcPr>
+          <w:p>
+            <w:r>
+              <w:t>Confirmed intentionally blank/unused per your compatibility chart notes</w:t>
+            </w:r>
+          </w:p>
+        </w:tc>
+      </w:tr>
+      <w:tr>
+        <w:tc>
+          <w:tcPr>
+            <w:tcW w:w="2826" w:type="dxa"/>
+            <w:hideMark/>
+          </w:tcPr>
+          <w:p>
+            <w:r>
+              <w:t>skypoint, earthpoint</w:t>
+            </w:r>
+          </w:p>
+        </w:tc>
+        <w:tc>
+          <w:tcPr>
+            <w:tcW w:w="2299" w:type="dxa"/>
+            <w:hideMark/>
+          </w:tcPr>
+          <w:p>
+            <w:r>
+              <w:t>b+d, a+c</w:t>
+            </w:r>
+          </w:p>
+        </w:tc>
+        <w:tc>
+          <w:tcPr>
+            <w:tcW w:w="4363" w:type="dxa"/>
+            <w:hideMark/>
+          </w:tcPr>
+          <w:p>
+            <w:r>
+              <w:t>Internal helpers, only feed perspurpose</w:t>
+            </w:r>
+          </w:p>
+        </w:tc>
+      </w:tr>
+      <w:tr>
+        <w:tc>
+          <w:tcPr>
+            <w:tcW w:w="2826" w:type="dxa"/>
+            <w:hideMark/>
+          </w:tcPr>
+          <w:p>
+            <w:r>
+              <w:t>femalepoint, malepoint</w:t>
+            </w:r>
+          </w:p>
+        </w:tc>
+        <w:tc>
+          <w:tcPr>
+            <w:tcW w:w="2299" w:type="dxa"/>
+            <w:hideMark/>
+          </w:tcPr>
+          <w:p>
+            <w:r>
+              <w:t>g+h, f+i</w:t>
+            </w:r>
+          </w:p>
+        </w:tc>
+        <w:tc>
+          <w:tcPr>
+            <w:tcW w:w="4363" w:type="dxa"/>
+            <w:hideMark/>
+          </w:tcPr>
+          <w:p>
+            <w:r>
+              <w:t>Internal helpers, only feed socialpurpose (rejected earlier as redundant with Family Blueprint)</w:t>
+            </w:r>
+          </w:p>
+        </w:tc>
+      </w:tr>
+      <w:tr>
+        <w:tc>
+          <w:tcPr>
+            <w:tcW w:w="2826" w:type="dxa"/>
+            <w:hideMark/>
+          </w:tcPr>
+          <w:p>
+            <w:r>
+              <w:t>f1point, f2point, g1point, g2point, h1point, h2point, i1point, i2point</w:t>
+            </w:r>
+          </w:p>
+        </w:tc>
+        <w:tc>
+          <w:tcPr>
+            <w:tcW w:w="2299" w:type="dxa"/>
+            <w:hideMark/>
+          </w:tcPr>
+          <w:p>
+            <w:r>
+              <w:t>"Deepening" satellites of Love/Relationship/Money/Abundance</w:t>
+            </w:r>
+          </w:p>
+        </w:tc>
+        <w:tc>
+          <w:tcPr>
+            <w:tcW w:w="4363" w:type="dxa"/>
+            <w:hideMark/>
+          </w:tcPr>
+          <w:p>
+            <w:r>
+              <w:t>Displayed on chart, no written content — possible candidates for premium-tier depth on existing Sections 5–8 rather than new sections</w:t>
+            </w:r>
+          </w:p>
+        </w:tc>
+      </w:tr>
+      <w:tr>
+        <w:tc>
+          <w:tcPr>
+            <w:tcW w:w="2826" w:type="dxa"/>
+            <w:hideMark/>
+          </w:tcPr>
+          <w:p>
+            <w:r>
+              <w:t>56 age-band ray points (afpoint…ha6point)</w:t>
+            </w:r>
+          </w:p>
+        </w:tc>
+        <w:tc>
+          <w:tcPr>
+            <w:tcW w:w="2299" w:type="dxa"/>
+            <w:hideMark/>
+          </w:tcPr>
+          <w:p>
+            <w:r>
+              <w:t>Values along each octagram ray at ages 0,10,20…70</w:t>
+            </w:r>
+          </w:p>
+        </w:tc>
+        <w:tc>
+          <w:tcPr>
+            <w:tcW w:w="4363" w:type="dxa"/>
+            <w:hideMark/>
+          </w:tcPr>
+          <w:p>
+            <w:r>
+              <w:t>Displayed as the numbers around the chart's age rings — no interpretive text exists for any specific age band currently</w:t>
+            </w:r>
+          </w:p>
+        </w:tc>
+      </w:tr>
+    </w:tbl>
+    <w:p/>
     <w:sectPr>
       <w:pgSz w:w="11906" w:h="16838"/>
       <w:pgMar w:top="1440" w:right="1440" w:bottom="1440" w:left="1440" w:header="708" w:footer="708" w:gutter="0"/>
@@ -16096,6 +14316,22 @@
       <w:szCs w:val="20"/>
     </w:rPr>
   </w:style>
+  <w:style w:type="table" w:styleId="TableGrid">
+    <w:name w:val="Table Grid"/>
+    <w:basedOn w:val="TableNormal"/>
+    <w:uiPriority w:val="39"/>
+    <w:rsid w:val="006E6AE2"/>
+    <w:tblPr>
+      <w:tblBorders>
+        <w:top w:val="single" w:sz="4" w:space="0" w:color="auto"/>
+        <w:left w:val="single" w:sz="4" w:space="0" w:color="auto"/>
+        <w:bottom w:val="single" w:sz="4" w:space="0" w:color="auto"/>
+        <w:right w:val="single" w:sz="4" w:space="0" w:color="auto"/>
+        <w:insideH w:val="single" w:sz="4" w:space="0" w:color="auto"/>
+        <w:insideV w:val="single" w:sz="4" w:space="0" w:color="auto"/>
+      </w:tblBorders>
+    </w:tblPr>
+  </w:style>
 </w:styles>
 </file>
 
@@ -16412,4 +14648,16 @@
     </a:ext>
   </a:extLst>
 </a:theme>
+</file>
+
+<file path=customXml/item1.xml><?xml version="1.0" encoding="utf-8"?>
+<b:Sources xmlns:b="http://schemas.openxmlformats.org/officeDocument/2006/bibliography" xmlns="http://schemas.openxmlformats.org/officeDocument/2006/bibliography" SelectedStyle="\APASixthEditionOfficeOnline.xsl" StyleName="APA" Version="6"/>
+</file>
+
+<file path=customXml/itemProps1.xml><?xml version="1.0" encoding="utf-8"?>
+<ds:datastoreItem xmlns:ds="http://schemas.openxmlformats.org/officeDocument/2006/customXml" ds:itemID="{B10932AA-C20C-4D5E-8358-E973496DAEFC}">
+  <ds:schemaRefs>
+    <ds:schemaRef ds:uri="http://schemas.openxmlformats.org/officeDocument/2006/bibliography"/>
+  </ds:schemaRefs>
+</ds:datastoreItem>
 </file>